--- a/BGIL_DBT/validation/travel/DM-H/DM-H2_OPUS.docx
+++ b/BGIL_DBT/validation/travel/DM-H/DM-H2_OPUS.docx
@@ -3203,6 +3203,9 @@
       <w:r>
         <w:t xml:space="preserve">1. OPUS — SAT_COMMON_ADDRESS</w:t>
       </w:r>
+      <w:r>
+        <w:t xml:space="preserve">  [M1]</w:t>
+      </w:r>
     </w:p>
     <w:tbl>
       <w:tblPr>
@@ -3523,6 +3526,9 @@
       <w:r>
         <w:t xml:space="preserve">2. OPUS — SAT_COMMON_CLASSIFICATION</w:t>
       </w:r>
+      <w:r>
+        <w:t xml:space="preserve">  [M1]</w:t>
+      </w:r>
     </w:p>
     <w:tbl>
       <w:tblPr>
@@ -3843,6 +3849,9 @@
       <w:r>
         <w:t xml:space="preserve">3. OPUS — SAT_COMMON_CONTACT</w:t>
       </w:r>
+      <w:r>
+        <w:t xml:space="preserve">  [M1]</w:t>
+      </w:r>
     </w:p>
     <w:tbl>
       <w:tblPr>
@@ -4155,6 +4164,9 @@
       <w:r>
         <w:t xml:space="preserve">4. OPUS — SAT_COVERAGE_CONDITIONS</w:t>
       </w:r>
+      <w:r>
+        <w:t xml:space="preserve">  [M1]</w:t>
+      </w:r>
     </w:p>
     <w:tbl>
       <w:tblPr>
@@ -4475,6 +4487,9 @@
       <w:r>
         <w:t xml:space="preserve">5. OPUS — SAT_COVERAGE_DEFINITION</w:t>
       </w:r>
+      <w:r>
+        <w:t xml:space="preserve">  [M1]</w:t>
+      </w:r>
     </w:p>
     <w:tbl>
       <w:tblPr>
@@ -4795,6 +4810,9 @@
       <w:r>
         <w:t xml:space="preserve">6. OPUS — SAT_COVERAGE_LIMITS</w:t>
       </w:r>
+      <w:r>
+        <w:t xml:space="preserve">  [M1]</w:t>
+      </w:r>
     </w:p>
     <w:tbl>
       <w:tblPr>
@@ -5115,6 +5133,9 @@
       <w:r>
         <w:t xml:space="preserve">7. OPUS — SAT_FINTXN_COMMISSION</w:t>
       </w:r>
+      <w:r>
+        <w:t xml:space="preserve">  [M1]</w:t>
+      </w:r>
     </w:p>
     <w:tbl>
       <w:tblPr>
@@ -5427,6 +5448,9 @@
       <w:r>
         <w:t xml:space="preserve">8. OPUS — SAT_FINTXN_HEADER</w:t>
       </w:r>
+      <w:r>
+        <w:t xml:space="preserve">  [M1]</w:t>
+      </w:r>
     </w:p>
     <w:tbl>
       <w:tblPr>
@@ -5747,6 +5771,9 @@
       <w:r>
         <w:t xml:space="preserve">9. OPUS — SAT_FINTXN_PREMIUM</w:t>
       </w:r>
+      <w:r>
+        <w:t xml:space="preserve">  [M1]</w:t>
+      </w:r>
     </w:p>
     <w:tbl>
       <w:tblPr>
@@ -6067,6 +6094,9 @@
       <w:r>
         <w:t xml:space="preserve">10. OPUS — SAT_FINTXN_TAX</w:t>
       </w:r>
+      <w:r>
+        <w:t xml:space="preserve">  [M1]</w:t>
+      </w:r>
     </w:p>
     <w:tbl>
       <w:tblPr>
@@ -6379,6 +6409,9 @@
       <w:r>
         <w:t xml:space="preserve">11. OPUS — SAT_FIN_CHARGE_RATE</w:t>
       </w:r>
+      <w:r>
+        <w:t xml:space="preserve">  [M1]</w:t>
+      </w:r>
     </w:p>
     <w:tbl>
       <w:tblPr>
@@ -6691,6 +6724,9 @@
       <w:r>
         <w:t xml:space="preserve">12. OPUS — SAT_FIN_RECEIPT</w:t>
       </w:r>
+      <w:r>
+        <w:t xml:space="preserve">  [M1]</w:t>
+      </w:r>
     </w:p>
     <w:tbl>
       <w:tblPr>
@@ -7011,6 +7047,9 @@
       <w:r>
         <w:t xml:space="preserve">13. OPUS — SAT_LNK_ROLE_NOMINEE_BENEFICIARY</w:t>
       </w:r>
+      <w:r>
+        <w:t xml:space="preserve">  [M1]</w:t>
+      </w:r>
     </w:p>
     <w:tbl>
       <w:tblPr>
@@ -7331,6 +7370,9 @@
       <w:r>
         <w:t xml:space="preserve">14. OPUS — SAT_ORG_UNIT_DEFINITION</w:t>
       </w:r>
+      <w:r>
+        <w:t xml:space="preserve">  [M1]</w:t>
+      </w:r>
     </w:p>
     <w:tbl>
       <w:tblPr>
@@ -7651,6 +7693,9 @@
       <w:r>
         <w:t xml:space="preserve">15. OPUS — SAT_PARTY_EMPLOYMENT</w:t>
       </w:r>
+      <w:r>
+        <w:t xml:space="preserve">  [M1]</w:t>
+      </w:r>
     </w:p>
     <w:tbl>
       <w:tblPr>
@@ -7971,6 +8016,9 @@
       <w:r>
         <w:t xml:space="preserve">16. OPUS — SAT_PARTY_HEALTH_PROFILE</w:t>
       </w:r>
+      <w:r>
+        <w:t xml:space="preserve">  [M1]</w:t>
+      </w:r>
     </w:p>
     <w:tbl>
       <w:tblPr>
@@ -8291,6 +8339,9 @@
       <w:r>
         <w:t xml:space="preserve">17. OPUS — SAT_PARTY_IDENTIFICATION</w:t>
       </w:r>
+      <w:r>
+        <w:t xml:space="preserve">  [M2]</w:t>
+      </w:r>
     </w:p>
     <w:tbl>
       <w:tblPr>
@@ -8603,6 +8654,9 @@
       <w:r>
         <w:t xml:space="preserve">18. OPUS — SAT_PARTY_IDENTITY</w:t>
       </w:r>
+      <w:r>
+        <w:t xml:space="preserve">  [M2]</w:t>
+      </w:r>
     </w:p>
     <w:tbl>
       <w:tblPr>
@@ -8923,6 +8977,9 @@
       <w:r>
         <w:t xml:space="preserve">19. OPUS — SAT_PARTY_INDIVIDUAL_DEMOGRAPHICS</w:t>
       </w:r>
+      <w:r>
+        <w:t xml:space="preserve">  [M2]</w:t>
+      </w:r>
     </w:p>
     <w:tbl>
       <w:tblPr>
@@ -9243,6 +9300,9 @@
       <w:r>
         <w:t xml:space="preserve">20. OPUS — SAT_POLICY_CLASSIFICATION</w:t>
       </w:r>
+      <w:r>
+        <w:t xml:space="preserve">  [M2]</w:t>
+      </w:r>
     </w:p>
     <w:tbl>
       <w:tblPr>
@@ -9555,6 +9615,9 @@
       <w:r>
         <w:t xml:space="preserve">21. OPUS — SAT_POLICY_HEADER</w:t>
       </w:r>
+      <w:r>
+        <w:t xml:space="preserve">  [M2]</w:t>
+      </w:r>
     </w:p>
     <w:tbl>
       <w:tblPr>
@@ -9875,6 +9938,9 @@
       <w:r>
         <w:t xml:space="preserve">22. OPUS — SAT_POLICY_TERMS</w:t>
       </w:r>
+      <w:r>
+        <w:t xml:space="preserve">  [M2]</w:t>
+      </w:r>
     </w:p>
     <w:tbl>
       <w:tblPr>
@@ -10195,6 +10261,9 @@
       <w:r>
         <w:t xml:space="preserve">23. OPUS — SAT_PRODUCT_DEFINITION</w:t>
       </w:r>
+      <w:r>
+        <w:t xml:space="preserve">  [M2]</w:t>
+      </w:r>
     </w:p>
     <w:tbl>
       <w:tblPr>
@@ -10515,6 +10584,9 @@
       <w:r>
         <w:t xml:space="preserve">24. OPUS — SAT_PRODUCT_RATING_FACTOR</w:t>
       </w:r>
+      <w:r>
+        <w:t xml:space="preserve">  [M2]</w:t>
+      </w:r>
     </w:p>
     <w:tbl>
       <w:tblPr>
@@ -10827,6 +10899,9 @@
       <w:r>
         <w:t xml:space="preserve">25. OPUS — SAT_PRODUCT_RATING_STRUCTURE</w:t>
       </w:r>
+      <w:r>
+        <w:t xml:space="preserve">  [M2]</w:t>
+      </w:r>
     </w:p>
     <w:tbl>
       <w:tblPr>
@@ -11147,6 +11222,9 @@
       <w:r>
         <w:t xml:space="preserve">26. OPUS — SAT_PRODUCT_TERMS</w:t>
       </w:r>
+      <w:r>
+        <w:t xml:space="preserve">  [M2]</w:t>
+      </w:r>
     </w:p>
     <w:tbl>
       <w:tblPr>
@@ -11467,6 +11545,9 @@
       <w:r>
         <w:t xml:space="preserve">27. OPUS — SAT_PROPOSAL_UNDERWRITING</w:t>
       </w:r>
+      <w:r>
+        <w:t xml:space="preserve">  [M2]</w:t>
+      </w:r>
     </w:p>
     <w:tbl>
       <w:tblPr>
@@ -11787,6 +11868,9 @@
       <w:r>
         <w:t xml:space="preserve">28. OPUS — SAT_QUOTE_HEADER</w:t>
       </w:r>
+      <w:r>
+        <w:t xml:space="preserve">  [M2]</w:t>
+      </w:r>
     </w:p>
     <w:tbl>
       <w:tblPr>
@@ -12107,6 +12191,9 @@
       <w:r>
         <w:t xml:space="preserve">29. OPUS — SAT_RISK_MOTOR_DRIVER</w:t>
       </w:r>
+      <w:r>
+        <w:t xml:space="preserve">  [M2]</w:t>
+      </w:r>
     </w:p>
     <w:tbl>
       <w:tblPr>
@@ -12427,6 +12514,9 @@
       <w:r>
         <w:t xml:space="preserve">30. OPUS — SAT_RISK_MOTOR_VEHICLE</w:t>
       </w:r>
+      <w:r>
+        <w:t xml:space="preserve">  [M2]</w:t>
+      </w:r>
     </w:p>
     <w:tbl>
       <w:tblPr>
@@ -12747,6 +12837,9 @@
       <w:r>
         <w:t xml:space="preserve">31. OPUS — SAT_RISK_OBJECT_CORE</w:t>
       </w:r>
+      <w:r>
+        <w:t xml:space="preserve">  [M2]</w:t>
+      </w:r>
     </w:p>
     <w:tbl>
       <w:tblPr>
@@ -13067,6 +13160,9 @@
       <w:r>
         <w:t xml:space="preserve">32. OPUS — SAT_RISK_PERSON_INSURED</w:t>
       </w:r>
+      <w:r>
+        <w:t xml:space="preserve">  [M3]</w:t>
+      </w:r>
     </w:p>
     <w:tbl>
       <w:tblPr>
@@ -13387,6 +13483,9 @@
       <w:r>
         <w:t xml:space="preserve">33. OPUS — SAT_RISK_PERSON_TRAVEL</w:t>
       </w:r>
+      <w:r>
+        <w:t xml:space="preserve">  [M3]</w:t>
+      </w:r>
     </w:p>
     <w:tbl>
       <w:tblPr>
@@ -13707,6 +13806,9 @@
       <w:r>
         <w:t xml:space="preserve">34. OPUS — SAT_AUG_COMMON_COMMUNICATION_PREFERENCE</w:t>
       </w:r>
+      <w:r>
+        <w:t xml:space="preserve">  [M3]</w:t>
+      </w:r>
     </w:p>
     <w:tbl>
       <w:tblPr>
@@ -14027,6 +14129,9 @@
       <w:r>
         <w:t xml:space="preserve">35. OPUS — SAT_AUG_COVERAGE_DEFINITION</w:t>
       </w:r>
+      <w:r>
+        <w:t xml:space="preserve">  [M3]</w:t>
+      </w:r>
     </w:p>
     <w:tbl>
       <w:tblPr>
@@ -14347,6 +14452,9 @@
       <w:r>
         <w:t xml:space="preserve">36. OPUS — SAT_AUG_COVERAGE_LIMITS</w:t>
       </w:r>
+      <w:r>
+        <w:t xml:space="preserve">  [M3]</w:t>
+      </w:r>
     </w:p>
     <w:tbl>
       <w:tblPr>
@@ -14667,6 +14775,9 @@
       <w:r>
         <w:t xml:space="preserve">37. OPUS — SAT_AUG_COVERAGE_RATING</w:t>
       </w:r>
+      <w:r>
+        <w:t xml:space="preserve">  [M3]</w:t>
+      </w:r>
     </w:p>
     <w:tbl>
       <w:tblPr>
@@ -14987,6 +15098,9 @@
       <w:r>
         <w:t xml:space="preserve">38. OPUS — SAT_AUG_FINTXN_PREMIUM</w:t>
       </w:r>
+      <w:r>
+        <w:t xml:space="preserve">  [M3]</w:t>
+      </w:r>
     </w:p>
     <w:tbl>
       <w:tblPr>
@@ -15307,6 +15421,9 @@
       <w:r>
         <w:t xml:space="preserve">39. OPUS — SAT_AUG_LNK_PARTY_ROLE_CORE</w:t>
       </w:r>
+      <w:r>
+        <w:t xml:space="preserve">  [M3]</w:t>
+      </w:r>
     </w:p>
     <w:tbl>
       <w:tblPr>
@@ -15627,6 +15744,9 @@
       <w:r>
         <w:t xml:space="preserve">40. OPUS — SAT_AUG_LNK_ROLE_CUSTOMER</w:t>
       </w:r>
+      <w:r>
+        <w:t xml:space="preserve">  [M3]</w:t>
+      </w:r>
     </w:p>
     <w:tbl>
       <w:tblPr>
@@ -15947,6 +16067,9 @@
       <w:r>
         <w:t xml:space="preserve">41. OPUS — SAT_AUG_PARTY_BANKING</w:t>
       </w:r>
+      <w:r>
+        <w:t xml:space="preserve">  [M3]</w:t>
+      </w:r>
     </w:p>
     <w:tbl>
       <w:tblPr>
@@ -16267,6 +16390,9 @@
       <w:r>
         <w:t xml:space="preserve">42. OPUS — SAT_AUG_PARTY_EMPLOYMENT</w:t>
       </w:r>
+      <w:r>
+        <w:t xml:space="preserve">  [M3]</w:t>
+      </w:r>
     </w:p>
     <w:tbl>
       <w:tblPr>
@@ -16587,6 +16713,9 @@
       <w:r>
         <w:t xml:space="preserve">43. OPUS — SAT_AUG_PRODUCT_TERMS</w:t>
       </w:r>
+      <w:r>
+        <w:t xml:space="preserve">  [M3]</w:t>
+      </w:r>
     </w:p>
     <w:tbl>
       <w:tblPr>
@@ -16907,6 +17036,9 @@
       <w:r>
         <w:t xml:space="preserve">44. OPUS — SAT_AUG_RISK_PERSON_INSURED</w:t>
       </w:r>
+      <w:r>
+        <w:t xml:space="preserve">  [M3]</w:t>
+      </w:r>
     </w:p>
     <w:tbl>
       <w:tblPr>
@@ -17227,6 +17359,9 @@
       <w:r>
         <w:t xml:space="preserve">45. OPUS — SAT_AUG_RISK_PERSON_TRAVEL</w:t>
       </w:r>
+      <w:r>
+        <w:t xml:space="preserve">  [M3]</w:t>
+      </w:r>
     </w:p>
     <w:tbl>
       <w:tblPr>
@@ -17546,6 +17681,9 @@
       </w:pPr>
       <w:r>
         <w:t xml:space="preserve">46. OPUS — CDC result (all satellites)</w:t>
+      </w:r>
+      <w:r>
+        <w:t xml:space="preserve">  [M3]</w:t>
       </w:r>
     </w:p>
     <w:tbl>

--- a/BGIL_DBT/validation/travel/DM-H/DM-H2_OPUS.docx
+++ b/BGIL_DBT/validation/travel/DM-H/DM-H2_OPUS.docx
@@ -221,17 +221,17 @@
               <w:rPr>
                 <w:b/>
               </w:rPr>
-              <w:t xml:space="preserve">Maximus Travel V2 RAW</w:t>
-            </w:r>
-          </w:p>
-        </w:tc>
-        <w:tc>
-          <w:tcPr>
-            <w:tcW w:type="dxa" w:w="5640"/>
-          </w:tcPr>
-          <w:p>
-            <w:r>
-              <w:t xml:space="preserve">RAW.MAXIMUS_TRAVEL_V2</w:t>
+              <w:t xml:space="preserve">Maximus Travel RAW</w:t>
+            </w:r>
+          </w:p>
+        </w:tc>
+        <w:tc>
+          <w:tcPr>
+            <w:tcW w:type="dxa" w:w="5640"/>
+          </w:tcPr>
+          <w:p>
+            <w:r>
+              <w:t xml:space="preserve">RAW.MAXIMUS_TRAVEL</w:t>
             </w:r>
           </w:p>
         </w:tc>
@@ -3203,9 +3203,6 @@
       <w:r>
         <w:t xml:space="preserve">1. OPUS — SAT_COMMON_ADDRESS</w:t>
       </w:r>
-      <w:r>
-        <w:t xml:space="preserve">  [M1]</w:t>
-      </w:r>
     </w:p>
     <w:tbl>
       <w:tblPr>
@@ -3396,7 +3393,7 @@
         <w:t xml:space="preserve">Note: </w:t>
       </w:r>
       <w:r>
-        <w:t xml:space="preserve">Consecutive versions of a key (per RECORD_SOURCE, by LOAD_DATETIME) must differ in HASHDIFF (unchanged_reinserts) AND in the stored payload itself (unchanged_payload_reinserts -- catches a HASHDIFF that hashes columns this satellite does not store, e.g. a shared stage). standard satellite, sat_multi_source; PK LOCATION_HKEY; 2 RECORD_SOURCE group(s): OPUS_BJAZ_TRV_LOADER_DATA_MV [5 col(s)], OPUS_BJAZ_TRV_LOADER_LOG_TABLE_MV [6 col(s)]. stg2_common_address_bjaz_trv_loader_data_mv: column(s) COUNTRY_NAME could not be traced to RAW on at least one arm -- excluded (first-cut: walk columns from resolved_mtv2__ views or joined-in stitch columns are not yet inlined into the sampled queries).</w:t>
+        <w:t xml:space="preserve">Consecutive versions of a key (per RECORD_SOURCE, by LOAD_DATETIME) must differ in HASHDIFF (unchanged_reinserts) AND in the stored payload itself (unchanged_payload_reinserts -- catches a HASHDIFF that hashes columns this satellite does not store, e.g. a shared stage). standard satellite, sat_multi_source; PK LOCATION_HKEY; 2 RECORD_SOURCE group(s): OPUS_BJAZ_TRV_LOADER_DATA_MV [5 col(s)], OPUS_BJAZ_TRV_LOADER_LOG_TABLE_MV [6 col(s)]. stg2_common_address_bjaz_trv_loader_data_mv: column(s) COUNTRY_NAME could not be traced to RAW on at least one arm -- excluded (first-cut: walk columns from resolved_mt__ views or joined-in stitch columns are not yet inlined into the sampled queries).</w:t>
       </w:r>
     </w:p>
     <w:p>
@@ -3525,9 +3522,6 @@
       </w:pPr>
       <w:r>
         <w:t xml:space="preserve">2. OPUS — SAT_COMMON_CLASSIFICATION</w:t>
-      </w:r>
-      <w:r>
-        <w:t xml:space="preserve">  [M1]</w:t>
       </w:r>
     </w:p>
     <w:tbl>
@@ -3849,9 +3843,6 @@
       <w:r>
         <w:t xml:space="preserve">3. OPUS — SAT_COMMON_CONTACT</w:t>
       </w:r>
-      <w:r>
-        <w:t xml:space="preserve">  [M1]</w:t>
-      </w:r>
     </w:p>
     <w:tbl>
       <w:tblPr>
@@ -4042,7 +4033,7 @@
         <w:t xml:space="preserve">Note: </w:t>
       </w:r>
       <w:r>
-        <w:t xml:space="preserve">Multi-active: a version is the whole member set loaded at one LOAD_DATETIME; two consecutive identical sets = an unchanged group was re-inserted. standard satellite, ma_sat_multi_source; PK PARTY_HKEY, child key CONTACT_POINT_TYPE, CONTACT_PRIORITY_ORDER; 2 RECORD_SOURCE group(s): OPUS_BJAZ_TRV_LOADER_DATA_MV [4 col(s)], OPUS_BJAZ_TRV_LOADER_LOG_TABLE_MV [4 col(s)]. Multi-active: compared per (key, child key); latest = max LOAD_DATETIME per member. stg2_common_contact_bjaz_trv_loader_data_mv_0: column(s) FAX_NUMBER, LANDLINE_NUMBER, MOBILE_NUMBER could not be traced to RAW on at least one arm -- excluded (first-cut: walk columns from resolved_mtv2__ views or joined-in stitch columns are not yet inlined into the sampled queries). stg2_common_contact_bjaz_trv_loader_data_mv_1: column(s) FAX_NUMBER, LANDLINE_NUMBER, MOBILE_NUMBER could not be traced to RAW on at least one arm -- excluded (first-cut: walk columns from resolved_mtv2__ views or joined-in stitch columns are not yet inlined into the sampled queries). stg2_common_contact_bjaz_trv_loader_data_mv_2: column(s) LANDLINE_NUMBER, MOBILE_NUMBER could not be traced to RAW on at least one arm -- excluded (first-cut: walk columns from resolved_mtv2__ views or joined-in stitch columns are not yet inlined into the sampled queries). stg2_common_contact_bjaz_trv_loader_data_mv_3: column(s) LANDLINE_NUMBER could not be traced to RAW on at least one arm -- excluded (first-cut: walk columns from resolved_mtv2__ views or joined-in stitch columns are not yet inlined into the sampled queries). stg2_common_contact_bjaz_trv_loader_log_table_mv_5: column(s) FAX_NUMBER, LANDLINE_NUMBER, MOBILE_NUMBER could not be traced to RAW on at least one arm -- excluded (first-cut: walk columns from resolved_mtv2__ views or joined-in stitch columns are not yet inlined into the sampled queries). stg2_common_contact_bjaz_trv_loader_log_table_mv_6: column(s) LANDLINE_NUMBER, MOBILE_NUMBER could not be traced to RAW on at least one arm -- excluded (first-cut: walk columns from resolved_mtv2__ views or joined-in stitch columns are not yet inlined into the sampled queries). stg2_common_contact_bjaz_trv_loader_log_table_mv_7: column(s) LANDLINE_NUMBER could not be traced to RAW on at least one arm -- excluded (first-cut: walk columns from resolved_mtv2__ views or joined-in stitch columns are not yet inlined into the sampled queries).</w:t>
+        <w:t xml:space="preserve">Multi-active: a version is the whole member set loaded at one LOAD_DATETIME; two consecutive identical sets = an unchanged group was re-inserted. standard satellite, ma_sat_multi_source; PK PARTY_HKEY, child key CONTACT_POINT_TYPE, CONTACT_PRIORITY_ORDER; 2 RECORD_SOURCE group(s): OPUS_BJAZ_TRV_LOADER_DATA_MV [4 col(s)], OPUS_BJAZ_TRV_LOADER_LOG_TABLE_MV [4 col(s)]. Multi-active: compared per (key, child key); latest = max LOAD_DATETIME per member. stg2_common_contact_bjaz_trv_loader_data_mv_0: column(s) FAX_NUMBER, LANDLINE_NUMBER, MOBILE_NUMBER could not be traced to RAW on at least one arm -- excluded (first-cut: walk columns from resolved_mt__ views or joined-in stitch columns are not yet inlined into the sampled queries). stg2_common_contact_bjaz_trv_loader_data_mv_1: column(s) FAX_NUMBER, LANDLINE_NUMBER, MOBILE_NUMBER could not be traced to RAW on at least one arm -- excluded (first-cut: walk columns from resolved_mt__ views or joined-in stitch columns are not yet inlined into the sampled queries). stg2_common_contact_bjaz_trv_loader_data_mv_2: column(s) LANDLINE_NUMBER, MOBILE_NUMBER could not be traced to RAW on at least one arm -- excluded (first-cut: walk columns from resolved_mt__ views or joined-in stitch columns are not yet inlined into the sampled queries). stg2_common_contact_bjaz_trv_loader_data_mv_3: column(s) LANDLINE_NUMBER could not be traced to RAW on at least one arm -- excluded (first-cut: walk columns from resolved_mt__ views or joined-in stitch columns are not yet inlined into the sampled queries). stg2_common_contact_bjaz_trv_loader_log_table_mv_5: column(s) FAX_NUMBER, LANDLINE_NUMBER, MOBILE_NUMBER could not be traced to RAW on at least one arm -- excluded (first-cut: walk columns from resolved_mt__ views or joined-in stitch columns are not yet inlined into the sampled queries). stg2_common_contact_bjaz_trv_loader_log_table_mv_6: column(s) LANDLINE_NUMBER, MOBILE_NUMBER could not be traced to RAW on at least one arm -- excluded (first-cut: walk columns from resolved_mt__ views or joined-in stitch columns are not yet inlined into the sampled queries). stg2_common_contact_bjaz_trv_loader_log_table_mv_7: column(s) LANDLINE_NUMBER could not be traced to RAW on at least one arm -- excluded (first-cut: walk columns from resolved_mt__ views or joined-in stitch columns are not yet inlined into the sampled queries).</w:t>
       </w:r>
     </w:p>
     <w:p>
@@ -4163,9 +4154,6 @@
       </w:pPr>
       <w:r>
         <w:t xml:space="preserve">4. OPUS — SAT_COVERAGE_CONDITIONS</w:t>
-      </w:r>
-      <w:r>
-        <w:t xml:space="preserve">  [M1]</w:t>
       </w:r>
     </w:p>
     <w:tbl>
@@ -4487,9 +4475,6 @@
       <w:r>
         <w:t xml:space="preserve">5. OPUS — SAT_COVERAGE_DEFINITION</w:t>
       </w:r>
-      <w:r>
-        <w:t xml:space="preserve">  [M1]</w:t>
-      </w:r>
     </w:p>
     <w:tbl>
       <w:tblPr>
@@ -4680,7 +4665,7 @@
         <w:t xml:space="preserve">Note: </w:t>
       </w:r>
       <w:r>
-        <w:t xml:space="preserve">Consecutive versions of a key (per RECORD_SOURCE, by LOAD_DATETIME) must differ in HASHDIFF (unchanged_reinserts) AND in the stored payload itself (unchanged_payload_reinserts -- catches a HASHDIFF that hashes columns this satellite does not store, e.g. a shared stage). standard satellite, sat_multi_source; PK COVERAGE_HKEY; 3 RECORD_SOURCE group(s): OPUS_BJAZ_TRV_PLAN_MV [2 col(s)], OPUS_BJAZ_TRV_RIDER_DTLS_MV [1 col(s)], OPUS_BJAZ_TRV_LOADER_DATA_MV [1 col(s)]. stg2_coverage_definition_bjaz_trv_plan_mv: column(s) COVERAGE_NAME, FREE_COVER_LIMIT could not be traced to RAW on at least one arm -- excluded (first-cut: walk columns from resolved_mtv2__ views or joined-in stitch columns are not yet inlined into the sampled queries). stg2_coverage_definition_bjaz_trv_rider_dtls_mv: column(s) COVERAGE_DESCRIPTION, FREE_COVER_LIMIT, PERIL_COVERED could not be traced to RAW on at least one arm -- excluded (first-cut: walk columns from resolved_mtv2__ views or joined-in stitch columns are not yet inlined into the sampled queries). stg2_coverage_definition_bjaz_trv_loader_data_mv_acchospexp: column(s) COVERAGE_DESCRIPTION, COVERAGE_NAME, PERIL_COVERED could not be traced to RAW on at least one arm -- excluded (first-cut: walk columns from resolved_mtv2__ views or joined-in stitch columns are not yet inlined into the sampled queries). stg2_coverage_definition_bjaz_trv_loader_data_mv_adventuresportbenefit: column(s) COVERAGE_DESCRIPTION, COVERAGE_NAME, PERIL_COVERED could not be traced to RAW on at least one arm -- excluded (first-cut: walk columns from resolved_mtv2__ views or joined-in stitch columns are not yet inlined into the sampled queries). stg2_coverage_definition_bjaz_trv_loader_data_mv_bouncedhotel: column(s) COVERAGE_DESCRIPTION, COVERAGE_NAME, PERIL_COVERED could not be traced to RAW on at least one arm -- excluded (first-cut: walk columns from resolved_mtv2__ views or joined-in stitch columns are not yet inlined into the sampled queries). stg2_coverage_definition_bjaz_trv_loader_data_mv_compvisitfamilymember: column(s) COVERAGE_DESCRIPTION, COVERAGE_NAME, PERIL_COVERED could not be traced to RAW on at least one arm -- excluded (first-cut: walk columns from resolved_mtv2__ views or joined-in stitch columns are not yet inlined into the sampled queries). stg2_coverage_definition_bjaz_trv_loader_data_mv_delayofcheckedbaggage: column(s) COVERAGE_DESCRIPTION, COVERAGE_NAME, PERIL_COVERED could not be traced to RAW on at least one arm -- excluded (first-cut: walk columns from resolved_mtv2__ views or joined-in stitch columns are not yet inlined into the sampled queries). stg2_coverage_definition_bjaz_trv_loader_data_mv_emergencyhotelextension: column(s) COVERAGE_DESCRIPTION, COVERAGE_NAME, PERIL_COVERED could not be traced to RAW on at least one arm -- excluded (first-cut: walk columns from resolved_mtv2__ views or joined-in stitch columns are not yet inlined into the sampled queries). stg2_coverage_definition_bjaz_trv_loader_data_mv_emermedicalevac: column(s) COVERAGE_DESCRIPTION, COVERAGE_NAME, PERIL_COVERED could not be traced to RAW on at least one arm -- excluded (first-cut: walk columns from resolved_mtv2__ views or joined-in stitch columns are not yet inlined into the sampled queries). stg2_coverage_definition_bjaz_trv_loader_data_mv_homeburglaryinsurance: column(s) COVERAGE_DESCRIPTION, COVERAGE_NAME, PERIL_COVERED could not be traced to RAW on at least one arm -- excluded (first-cut: walk columns from resolved_mtv2__ views or joined-in stitch columns are not yet inlined into the sampled queries). stg2_coverage_definition_bjaz_trv_loader_data_mv_hospdailyallow: column(s) COVERAGE_DESCRIPTION, COVERAGE_NAME, PERIL_COVERED could not be traced to RAW on at least one arm -- excluded (first-cut: walk columns from resolved_mtv2__ views or joined-in stitch columns are not yet inlined into the sampled queries). stg2_coverage_definition_bjaz_trv_loader_data_mv_lossofbaggage: column(s) COVERAGE_DESCRIPTION, COVERAGE_NAME, PERIL_COVERED could not be traced to RAW on at least one arm -- excluded (first-cut: walk columns from resolved_mtv2__ views or joined-in stitch columns are not yet inlined into the sampled queries). stg2_coverage_definition_bjaz_trv_loader_data_mv_lossofcheckedbaggage: column(s) COVERAGE_DESCRIPTION, COVERAGE_NAME, PERIL_COVERED could not be traced to RAW on at least one arm -- excluded (first-cut: walk columns from resolved_mtv2__ views or joined-in stitch columns are not yet inlined into the sampled queries). stg2_coverage_definition_bjaz_trv_loader_data_mv_missedconnection: column(s) COVERAGE_DESCRIPTION, COVERAGE_NAME, PERIL_COVERED could not be traced to RAW on at least one arm -- excluded (first-cut: walk columns from resolved_mtv2__ views or joined-in stitch columns are not yet inlined into the sampled queries). stg2_coverage_definition_bjaz_trv_loader_data_mv_personalliability: column(s) COVERAGE_DESCRIPTION, COVERAGE_NAME, PERIL_COVERED could not be traced to RAW on at least one arm -- excluded (first-cut: walk columns from resolved_mtv2__ views or joined-in stitch columns are not yet inlined into the sampled queries). stg2_coverage_definition_bjaz_trv_loader_data_mv_repatonofremains: column(s) COVERAGE_DESCRIPTION, COVERAGE_NAME, PERIL_COVERED could not be traced to RAW on at least one arm -- excluded (first-cut: walk columns from resolved_mtv2__ views or joined-in stitch columns are not yet inlined into the sampled queries). stg2_coverage_definition_bjaz_trv_loader_data_mv_tripcancellation: column(s) COVERAGE_DESCRIPTION, COVERAGE_NAME, PERIL_COVERED could not be traced to RAW on at least one arm -- excluded (first-cut: walk columns from resolved_mtv2__ views or joined-in stitch columns are not yet inlined into the sampled queries). stg2_coverage_definition_bjaz_trv_loader_data_mv_tripcurtailment: column(s) COVERAGE_DESCRIPTION, COVERAGE_NAME, PERIL_COVERED could not be traced to RAW on at least one arm -- excluded (first-cut: walk columns from resolved_mtv2__ views or joined-in stitch columns are not yet inlined into the sampled queries). stg2_coverage_definition_bjaz_trv_loader_data_mv_tripdelaybyscheduledaircraft: column(s) COVERAGE_DESCRIPTION, COVERAGE_NAME, PERIL_COVERED could not be traced to RAW on at least one arm -- excluded (first-cut: walk columns from resolved_mtv2__ views or joined-in stitch columns are not yet inlined into the sampled queries).</w:t>
+        <w:t xml:space="preserve">Consecutive versions of a key (per RECORD_SOURCE, by LOAD_DATETIME) must differ in HASHDIFF (unchanged_reinserts) AND in the stored payload itself (unchanged_payload_reinserts -- catches a HASHDIFF that hashes columns this satellite does not store, e.g. a shared stage). standard satellite, sat_multi_source; PK COVERAGE_HKEY; 3 RECORD_SOURCE group(s): OPUS_BJAZ_TRV_PLAN_MV [2 col(s)], OPUS_BJAZ_TRV_RIDER_DTLS_MV [1 col(s)], OPUS_BJAZ_TRV_LOADER_DATA_MV [1 col(s)]. stg2_coverage_definition_bjaz_trv_plan_mv: column(s) COVERAGE_NAME, FREE_COVER_LIMIT could not be traced to RAW on at least one arm -- excluded (first-cut: walk columns from resolved_mt__ views or joined-in stitch columns are not yet inlined into the sampled queries). stg2_coverage_definition_bjaz_trv_rider_dtls_mv: column(s) COVERAGE_DESCRIPTION, FREE_COVER_LIMIT, PERIL_COVERED could not be traced to RAW on at least one arm -- excluded (first-cut: walk columns from resolved_mt__ views or joined-in stitch columns are not yet inlined into the sampled queries). stg2_coverage_definition_bjaz_trv_loader_data_mv_acchospexp: column(s) COVERAGE_DESCRIPTION, COVERAGE_NAME, PERIL_COVERED could not be traced to RAW on at least one arm -- excluded (first-cut: walk columns from resolved_mt__ views or joined-in stitch columns are not yet inlined into the sampled queries). stg2_coverage_definition_bjaz_trv_loader_data_mv_adventuresportbenefit: column(s) COVERAGE_DESCRIPTION, COVERAGE_NAME, PERIL_COVERED could not be traced to RAW on at least one arm -- excluded (first-cut: walk columns from resolved_mt__ views or joined-in stitch columns are not yet inlined into the sampled queries). stg2_coverage_definition_bjaz_trv_loader_data_mv_bouncedhotel: column(s) COVERAGE_DESCRIPTION, COVERAGE_NAME, PERIL_COVERED could not be traced to RAW on at least one arm -- excluded (first-cut: walk columns from resolved_mt__ views or joined-in stitch columns are not yet inlined into the sampled queries). stg2_coverage_definition_bjaz_trv_loader_data_mv_compvisitfamilymember: column(s) COVERAGE_DESCRIPTION, COVERAGE_NAME, PERIL_COVERED could not be traced to RAW on at least one arm -- excluded (first-cut: walk columns from resolved_mt__ views or joined-in stitch columns are not yet inlined into the sampled queries). stg2_coverage_definition_bjaz_trv_loader_data_mv_delayofcheckedbaggage: column(s) COVERAGE_DESCRIPTION, COVERAGE_NAME, PERIL_COVERED could not be traced to RAW on at least one arm -- excluded (first-cut: walk columns from resolved_mt__ views or joined-in stitch columns are not yet inlined into the sampled queries). stg2_coverage_definition_bjaz_trv_loader_data_mv_emergencyhotelextension: column(s) COVERAGE_DESCRIPTION, COVERAGE_NAME, PERIL_COVERED could not be traced to RAW on at least one arm -- excluded (first-cut: walk columns from resolved_mt__ views or joined-in stitch columns are not yet inlined into the sampled queries). stg2_coverage_definition_bjaz_trv_loader_data_mv_emermedicalevac: column(s) COVERAGE_DESCRIPTION, COVERAGE_NAME, PERIL_COVERED could not be traced to RAW on at least one arm -- excluded (first-cut: walk columns from resolved_mt__ views or joined-in stitch columns are not yet inlined into the sampled queries). stg2_coverage_definition_bjaz_trv_loader_data_mv_homeburglaryinsurance: column(s) COVERAGE_DESCRIPTION, COVERAGE_NAME, PERIL_COVERED could not be traced to RAW on at least one arm -- excluded (first-cut: walk columns from resolved_mt__ views or joined-in stitch columns are not yet inlined into the sampled queries). stg2_coverage_definition_bjaz_trv_loader_data_mv_hospdailyallow: column(s) COVERAGE_DESCRIPTION, COVERAGE_NAME, PERIL_COVERED could not be traced to RAW on at least one arm -- excluded (first-cut: walk columns from resolved_mt__ views or joined-in stitch columns are not yet inlined into the sampled queries). stg2_coverage_definition_bjaz_trv_loader_data_mv_lossofbaggage: column(s) COVERAGE_DESCRIPTION, COVERAGE_NAME, PERIL_COVERED could not be traced to RAW on at least one arm -- excluded (first-cut: walk columns from resolved_mt__ views or joined-in stitch columns are not yet inlined into the sampled queries). stg2_coverage_definition_bjaz_trv_loader_data_mv_lossofcheckedbaggage: column(s) COVERAGE_DESCRIPTION, COVERAGE_NAME, PERIL_COVERED could not be traced to RAW on at least one arm -- excluded (first-cut: walk columns from resolved_mt__ views or joined-in stitch columns are not yet inlined into the sampled queries). stg2_coverage_definition_bjaz_trv_loader_data_mv_missedconnection: column(s) COVERAGE_DESCRIPTION, COVERAGE_NAME, PERIL_COVERED could not be traced to RAW on at least one arm -- excluded (first-cut: walk columns from resolved_mt__ views or joined-in stitch columns are not yet inlined into the sampled queries). stg2_coverage_definition_bjaz_trv_loader_data_mv_personalliability: column(s) COVERAGE_DESCRIPTION, COVERAGE_NAME, PERIL_COVERED could not be traced to RAW on at least one arm -- excluded (first-cut: walk columns from resolved_mt__ views or joined-in stitch columns are not yet inlined into the sampled queries). stg2_coverage_definition_bjaz_trv_loader_data_mv_repatonofremains: column(s) COVERAGE_DESCRIPTION, COVERAGE_NAME, PERIL_COVERED could not be traced to RAW on at least one arm -- excluded (first-cut: walk columns from resolved_mt__ views or joined-in stitch columns are not yet inlined into the sampled queries). stg2_coverage_definition_bjaz_trv_loader_data_mv_tripcancellation: column(s) COVERAGE_DESCRIPTION, COVERAGE_NAME, PERIL_COVERED could not be traced to RAW on at least one arm -- excluded (first-cut: walk columns from resolved_mt__ views or joined-in stitch columns are not yet inlined into the sampled queries). stg2_coverage_definition_bjaz_trv_loader_data_mv_tripcurtailment: column(s) COVERAGE_DESCRIPTION, COVERAGE_NAME, PERIL_COVERED could not be traced to RAW on at least one arm -- excluded (first-cut: walk columns from resolved_mt__ views or joined-in stitch columns are not yet inlined into the sampled queries). stg2_coverage_definition_bjaz_trv_loader_data_mv_tripdelaybyscheduledaircraft: column(s) COVERAGE_DESCRIPTION, COVERAGE_NAME, PERIL_COVERED could not be traced to RAW on at least one arm -- excluded (first-cut: walk columns from resolved_mt__ views or joined-in stitch columns are not yet inlined into the sampled queries).</w:t>
       </w:r>
     </w:p>
     <w:p>
@@ -4810,9 +4795,6 @@
       <w:r>
         <w:t xml:space="preserve">6. OPUS — SAT_COVERAGE_LIMITS</w:t>
       </w:r>
-      <w:r>
-        <w:t xml:space="preserve">  [M1]</w:t>
-      </w:r>
     </w:p>
     <w:tbl>
       <w:tblPr>
@@ -5003,7 +4985,7 @@
         <w:t xml:space="preserve">Note: </w:t>
       </w:r>
       <w:r>
-        <w:t xml:space="preserve">Consecutive versions of a key (per RECORD_SOURCE, by LOAD_DATETIME) must differ in HASHDIFF (unchanged_reinserts) AND in the stored payload itself (unchanged_payload_reinserts -- catches a HASHDIFF that hashes columns this satellite does not store, e.g. a shared stage). standard satellite, sat_multi_source; PK COVERAGE_HKEY; 3 RECORD_SOURCE group(s): OPUS_BJAZ_TRV_PLAN_MV [2 col(s)], OPUS_BJAZ_TRV_RIDER_DTLS_MV [1 col(s)], OPUS_BJAZ_TRV_RIDER_RATE_MAST_MV [1 col(s)]. stg2_coverage_limits_bjaz_trv_rider_dtls_mv: column(s) DEDUCTIBLE_AMOUNT could not be traced to RAW on at least one arm -- excluded (first-cut: walk columns from resolved_mtv2__ views or joined-in stitch columns are not yet inlined into the sampled queries). stg2_coverage_limits_bjaz_trv_rider_rate_mast_mv: column(s) DEDUCTIBLE_AMOUNT could not be traced to RAW on at least one arm -- excluded (first-cut: walk columns from resolved_mtv2__ views or joined-in stitch columns are not yet inlined into the sampled queries).</w:t>
+        <w:t xml:space="preserve">Consecutive versions of a key (per RECORD_SOURCE, by LOAD_DATETIME) must differ in HASHDIFF (unchanged_reinserts) AND in the stored payload itself (unchanged_payload_reinserts -- catches a HASHDIFF that hashes columns this satellite does not store, e.g. a shared stage). standard satellite, sat_multi_source; PK COVERAGE_HKEY; 3 RECORD_SOURCE group(s): OPUS_BJAZ_TRV_PLAN_MV [2 col(s)], OPUS_BJAZ_TRV_RIDER_DTLS_MV [1 col(s)], OPUS_BJAZ_TRV_RIDER_RATE_MAST_MV [1 col(s)]. stg2_coverage_limits_bjaz_trv_rider_dtls_mv: column(s) DEDUCTIBLE_AMOUNT could not be traced to RAW on at least one arm -- excluded (first-cut: walk columns from resolved_mt__ views or joined-in stitch columns are not yet inlined into the sampled queries). stg2_coverage_limits_bjaz_trv_rider_rate_mast_mv: column(s) DEDUCTIBLE_AMOUNT could not be traced to RAW on at least one arm -- excluded (first-cut: walk columns from resolved_mt__ views or joined-in stitch columns are not yet inlined into the sampled queries).</w:t>
       </w:r>
     </w:p>
     <w:p>
@@ -5133,9 +5115,6 @@
       <w:r>
         <w:t xml:space="preserve">7. OPUS — SAT_FINTXN_COMMISSION</w:t>
       </w:r>
-      <w:r>
-        <w:t xml:space="preserve">  [M1]</w:t>
-      </w:r>
     </w:p>
     <w:tbl>
       <w:tblPr>
@@ -5326,7 +5305,7 @@
         <w:t xml:space="preserve">Note: </w:t>
       </w:r>
       <w:r>
-        <w:t xml:space="preserve">Multi-active: a version is the whole member set loaded at one LOAD_DATETIME; two consecutive identical sets = an unchanged group was re-inserted. standard satellite, ma_sat_multi_source; PK FINANCIAL_TRANSACTION_HKEY, child key COMMISSION_TYPE_CK; 2 RECORD_SOURCE group(s): OPUS_BA_TRV_DATA_POLICY_DTLS_MV [2 col(s)], OPUS_BJAZ_TRV_LOADER_DATA_MV [1 col(s)]. Multi-active: compared per (key, child key); latest = max LOAD_DATETIME per member. stg2_fintxn_commission_bjaz_trv_loader_data_mv: column(s) COMMISSION_AMOUNT could not be traced to RAW on at least one arm -- excluded (first-cut: walk columns from resolved_mtv2__ views or joined-in stitch columns are not yet inlined into the sampled queries).</w:t>
+        <w:t xml:space="preserve">Multi-active: a version is the whole member set loaded at one LOAD_DATETIME; two consecutive identical sets = an unchanged group was re-inserted. standard satellite, ma_sat_multi_source; PK FINANCIAL_TRANSACTION_HKEY, child key COMMISSION_TYPE_CK; 2 RECORD_SOURCE group(s): OPUS_BA_TRV_DATA_POLICY_DTLS_MV [2 col(s)], OPUS_BJAZ_TRV_LOADER_DATA_MV [1 col(s)]. Multi-active: compared per (key, child key); latest = max LOAD_DATETIME per member. stg2_fintxn_commission_bjaz_trv_loader_data_mv: column(s) COMMISSION_AMOUNT could not be traced to RAW on at least one arm -- excluded (first-cut: walk columns from resolved_mt__ views or joined-in stitch columns are not yet inlined into the sampled queries).</w:t>
       </w:r>
     </w:p>
     <w:p>
@@ -5447,9 +5426,6 @@
       </w:pPr>
       <w:r>
         <w:t xml:space="preserve">8. OPUS — SAT_FINTXN_HEADER</w:t>
-      </w:r>
-      <w:r>
-        <w:t xml:space="preserve">  [M1]</w:t>
       </w:r>
     </w:p>
     <w:tbl>
@@ -5771,9 +5747,6 @@
       <w:r>
         <w:t xml:space="preserve">9. OPUS — SAT_FINTXN_PREMIUM</w:t>
       </w:r>
-      <w:r>
-        <w:t xml:space="preserve">  [M1]</w:t>
-      </w:r>
     </w:p>
     <w:tbl>
       <w:tblPr>
@@ -5964,7 +5937,7 @@
         <w:t xml:space="preserve">Note: </w:t>
       </w:r>
       <w:r>
-        <w:t xml:space="preserve">Consecutive versions of a key (per RECORD_SOURCE, by LOAD_DATETIME) must differ in HASHDIFF (unchanged_reinserts) AND in the stored payload itself (unchanged_payload_reinserts -- catches a HASHDIFF that hashes columns this satellite does not store, e.g. a shared stage). standard satellite, sat_multi_source; PK FINANCIAL_TRANSACTION_HKEY; 3 RECORD_SOURCE group(s): OPUS_BA_TRV_DATA_POLICY_DTLS_MV [6 col(s)], OPUS_BJAZ_TRV_LOADER_DATA_MV [5 col(s)], OPUS_BJAZ_TRV_LOADER_LOG_TABLE_MV [4 col(s)]. stg2_fintxn_premium_ba_trv_data_policy_dtls_mv: column(s) BASE_PREMIUM could not be traced to RAW on at least one arm -- excluded (first-cut: walk columns from resolved_mtv2__ views or joined-in stitch columns are not yet inlined into the sampled queries). stg2_fintxn_premium_bjaz_trv_loader_data_mv: column(s) DISCOUNT_PERCENTAGE, NET_PREMIUM could not be traced to RAW on at least one arm -- excluded (first-cut: walk columns from resolved_mtv2__ views or joined-in stitch columns are not yet inlined into the sampled queries). stg2_fintxn_premium_bjaz_trv_loader_log_table_mv: column(s) BASE_PREMIUM, DISCOUNT_PERCENTAGE, NET_PREMIUM could not be traced to RAW on at least one arm -- excluded (first-cut: walk columns from resolved_mtv2__ views or joined-in stitch columns are not yet inlined into the sampled queries).</w:t>
+        <w:t xml:space="preserve">Consecutive versions of a key (per RECORD_SOURCE, by LOAD_DATETIME) must differ in HASHDIFF (unchanged_reinserts) AND in the stored payload itself (unchanged_payload_reinserts -- catches a HASHDIFF that hashes columns this satellite does not store, e.g. a shared stage). standard satellite, sat_multi_source; PK FINANCIAL_TRANSACTION_HKEY; 3 RECORD_SOURCE group(s): OPUS_BA_TRV_DATA_POLICY_DTLS_MV [6 col(s)], OPUS_BJAZ_TRV_LOADER_DATA_MV [5 col(s)], OPUS_BJAZ_TRV_LOADER_LOG_TABLE_MV [4 col(s)]. stg2_fintxn_premium_ba_trv_data_policy_dtls_mv: column(s) BASE_PREMIUM could not be traced to RAW on at least one arm -- excluded (first-cut: walk columns from resolved_mt__ views or joined-in stitch columns are not yet inlined into the sampled queries). stg2_fintxn_premium_bjaz_trv_loader_data_mv: column(s) DISCOUNT_PERCENTAGE, NET_PREMIUM could not be traced to RAW on at least one arm -- excluded (first-cut: walk columns from resolved_mt__ views or joined-in stitch columns are not yet inlined into the sampled queries). stg2_fintxn_premium_bjaz_trv_loader_log_table_mv: column(s) BASE_PREMIUM, DISCOUNT_PERCENTAGE, NET_PREMIUM could not be traced to RAW on at least one arm -- excluded (first-cut: walk columns from resolved_mt__ views or joined-in stitch columns are not yet inlined into the sampled queries).</w:t>
       </w:r>
     </w:p>
     <w:p>
@@ -6094,9 +6067,6 @@
       <w:r>
         <w:t xml:space="preserve">10. OPUS — SAT_FINTXN_TAX</w:t>
       </w:r>
-      <w:r>
-        <w:t xml:space="preserve">  [M1]</w:t>
-      </w:r>
     </w:p>
     <w:tbl>
       <w:tblPr>
@@ -6287,7 +6257,7 @@
         <w:t xml:space="preserve">Note: </w:t>
       </w:r>
       <w:r>
-        <w:t xml:space="preserve">Multi-active: a version is the whole member set loaded at one LOAD_DATETIME; two consecutive identical sets = an unchanged group was re-inserted. standard satellite, ma_sat_multi_source; PK FINANCIAL_TRANSACTION_HKEY, child key TAX_TYPE; 2 RECORD_SOURCE group(s): OPUS_BA_TRV_DATA_POLICY_DTLS_MV [2 col(s)], OPUS_BJAZ_TRV_LOADER_LOG_TABLE_MV [1 col(s)]. Multi-active: compared per (key, child key); latest = max LOAD_DATETIME per member. stg2_fintxn_tax_ba_trv_data_policy_dtls_mv_0: column(s) SERVICE_TAX_AMOUNT could not be traced to RAW on at least one arm -- excluded (first-cut: walk columns from resolved_mtv2__ views or joined-in stitch columns are not yet inlined into the sampled queries). stg2_fintxn_tax_bjaz_trv_loader_log_table_mv_2: column(s) CESS_AMOUNT could not be traced to RAW on at least one arm -- excluded (first-cut: walk columns from resolved_mtv2__ views or joined-in stitch columns are not yet inlined into the sampled queries).</w:t>
+        <w:t xml:space="preserve">Multi-active: a version is the whole member set loaded at one LOAD_DATETIME; two consecutive identical sets = an unchanged group was re-inserted. standard satellite, ma_sat_multi_source; PK FINANCIAL_TRANSACTION_HKEY, child key TAX_TYPE; 2 RECORD_SOURCE group(s): OPUS_BA_TRV_DATA_POLICY_DTLS_MV [2 col(s)], OPUS_BJAZ_TRV_LOADER_LOG_TABLE_MV [1 col(s)]. Multi-active: compared per (key, child key); latest = max LOAD_DATETIME per member. stg2_fintxn_tax_ba_trv_data_policy_dtls_mv_0: column(s) SERVICE_TAX_AMOUNT could not be traced to RAW on at least one arm -- excluded (first-cut: walk columns from resolved_mt__ views or joined-in stitch columns are not yet inlined into the sampled queries). stg2_fintxn_tax_bjaz_trv_loader_log_table_mv_2: column(s) CESS_AMOUNT could not be traced to RAW on at least one arm -- excluded (first-cut: walk columns from resolved_mt__ views or joined-in stitch columns are not yet inlined into the sampled queries).</w:t>
       </w:r>
     </w:p>
     <w:p>
@@ -6409,9 +6379,6 @@
       <w:r>
         <w:t xml:space="preserve">11. OPUS — SAT_FIN_CHARGE_RATE</w:t>
       </w:r>
-      <w:r>
-        <w:t xml:space="preserve">  [M1]</w:t>
-      </w:r>
     </w:p>
     <w:tbl>
       <w:tblPr>
@@ -6602,7 +6569,7 @@
         <w:t xml:space="preserve">Note: </w:t>
       </w:r>
       <w:r>
-        <w:t xml:space="preserve">Multi-active: a version is the whole member set loaded at one LOAD_DATETIME; two consecutive identical sets = an unchanged group was re-inserted. standard satellite, ma_sat_multi_source; PK FINANCIAL_TRANSACTION_HKEY, child key CHARGE_TYPE_CK; 2 RECORD_SOURCE group(s): OPUS_BA_TRV_DATA_POLICY_DTLS_MV [2 col(s)], OPUS_BJAZ_TRV_LOADER_LOG_TABLE_MV [1 col(s)]. Multi-active: compared per (key, child key); latest = max LOAD_DATETIME per member. stg2_fin_charge_rate_ba_trv_data_policy_dtls_mv: column(s) ADDITIONAL_LOADING_RATE could not be traced to RAW on at least one arm -- excluded (first-cut: walk columns from resolved_mtv2__ views or joined-in stitch columns are not yet inlined into the sampled queries). stg2_fin_charge_rate_bjaz_trv_loader_log_table_mv: column(s) ADDITIONAL_LOADING_RATE could not be traced to RAW on at least one arm -- excluded (first-cut: walk columns from resolved_mtv2__ views or joined-in stitch columns are not yet inlined into the sampled queries).</w:t>
+        <w:t xml:space="preserve">Multi-active: a version is the whole member set loaded at one LOAD_DATETIME; two consecutive identical sets = an unchanged group was re-inserted. standard satellite, ma_sat_multi_source; PK FINANCIAL_TRANSACTION_HKEY, child key CHARGE_TYPE_CK; 2 RECORD_SOURCE group(s): OPUS_BA_TRV_DATA_POLICY_DTLS_MV [2 col(s)], OPUS_BJAZ_TRV_LOADER_LOG_TABLE_MV [1 col(s)]. Multi-active: compared per (key, child key); latest = max LOAD_DATETIME per member. stg2_fin_charge_rate_ba_trv_data_policy_dtls_mv: column(s) ADDITIONAL_LOADING_RATE could not be traced to RAW on at least one arm -- excluded (first-cut: walk columns from resolved_mt__ views or joined-in stitch columns are not yet inlined into the sampled queries). stg2_fin_charge_rate_bjaz_trv_loader_log_table_mv: column(s) ADDITIONAL_LOADING_RATE could not be traced to RAW on at least one arm -- excluded (first-cut: walk columns from resolved_mt__ views or joined-in stitch columns are not yet inlined into the sampled queries).</w:t>
       </w:r>
     </w:p>
     <w:p>
@@ -6724,9 +6691,6 @@
       <w:r>
         <w:t xml:space="preserve">12. OPUS — SAT_FIN_RECEIPT</w:t>
       </w:r>
-      <w:r>
-        <w:t xml:space="preserve">  [M1]</w:t>
-      </w:r>
     </w:p>
     <w:tbl>
       <w:tblPr>
@@ -6917,7 +6881,7 @@
         <w:t xml:space="preserve">Note: </w:t>
       </w:r>
       <w:r>
-        <w:t xml:space="preserve">Consecutive versions of a key (per RECORD_SOURCE, by LOAD_DATETIME) must differ in HASHDIFF (unchanged_reinserts) AND in the stored payload itself (unchanged_payload_reinserts -- catches a HASHDIFF that hashes columns this satellite does not store, e.g. a shared stage). standard satellite, sat_multi_source; PK FINANCIAL_TRANSACTION_HKEY; 2 RECORD_SOURCE group(s): OPUS_BA_TRV_DATA_POLICY_DTLS_MV [2 col(s)], OPUS_BJAZ_TRV_LOADER_DATA_MV [3 col(s)]. stg2_fin_receipt_ba_trv_data_policy_dtls_mv: column(s) AMOUNT_RECEIVED, INSTRUMENT_DATE could not be traced to RAW on at least one arm -- excluded (first-cut: walk columns from resolved_mtv2__ views or joined-in stitch columns are not yet inlined into the sampled queries). stg2_fin_receipt_bjaz_trv_loader_data_mv: column(s) PAYMENT_GATEWAY_REFERENCE could not be traced to RAW on at least one arm -- excluded (first-cut: walk columns from resolved_mtv2__ views or joined-in stitch columns are not yet inlined into the sampled queries).</w:t>
+        <w:t xml:space="preserve">Consecutive versions of a key (per RECORD_SOURCE, by LOAD_DATETIME) must differ in HASHDIFF (unchanged_reinserts) AND in the stored payload itself (unchanged_payload_reinserts -- catches a HASHDIFF that hashes columns this satellite does not store, e.g. a shared stage). standard satellite, sat_multi_source; PK FINANCIAL_TRANSACTION_HKEY; 2 RECORD_SOURCE group(s): OPUS_BA_TRV_DATA_POLICY_DTLS_MV [2 col(s)], OPUS_BJAZ_TRV_LOADER_DATA_MV [3 col(s)]. stg2_fin_receipt_ba_trv_data_policy_dtls_mv: column(s) AMOUNT_RECEIVED, INSTRUMENT_DATE could not be traced to RAW on at least one arm -- excluded (first-cut: walk columns from resolved_mt__ views or joined-in stitch columns are not yet inlined into the sampled queries). stg2_fin_receipt_bjaz_trv_loader_data_mv: column(s) PAYMENT_GATEWAY_REFERENCE could not be traced to RAW on at least one arm -- excluded (first-cut: walk columns from resolved_mt__ views or joined-in stitch columns are not yet inlined into the sampled queries).</w:t>
       </w:r>
     </w:p>
     <w:p>
@@ -7046,9 +7010,6 @@
       </w:pPr>
       <w:r>
         <w:t xml:space="preserve">13. OPUS — SAT_LNK_ROLE_NOMINEE_BENEFICIARY</w:t>
-      </w:r>
-      <w:r>
-        <w:t xml:space="preserve">  [M1]</w:t>
       </w:r>
     </w:p>
     <w:tbl>
@@ -7370,9 +7331,6 @@
       <w:r>
         <w:t xml:space="preserve">14. OPUS — SAT_ORG_UNIT_DEFINITION</w:t>
       </w:r>
-      <w:r>
-        <w:t xml:space="preserve">  [M1]</w:t>
-      </w:r>
     </w:p>
     <w:tbl>
       <w:tblPr>
@@ -7693,9 +7651,6 @@
       <w:r>
         <w:t xml:space="preserve">15. OPUS — SAT_PARTY_EMPLOYMENT</w:t>
       </w:r>
-      <w:r>
-        <w:t xml:space="preserve">  [M1]</w:t>
-      </w:r>
     </w:p>
     <w:tbl>
       <w:tblPr>
@@ -7886,7 +7841,7 @@
         <w:t xml:space="preserve">Note: </w:t>
       </w:r>
       <w:r>
-        <w:t xml:space="preserve">Consecutive versions of a key (per RECORD_SOURCE, by LOAD_DATETIME) must differ in HASHDIFF (unchanged_reinserts) AND in the stored payload itself (unchanged_payload_reinserts -- catches a HASHDIFF that hashes columns this satellite does not store, e.g. a shared stage). standard satellite, sat_multi_source; PK PARTY_HKEY; 2 RECORD_SOURCE group(s): OPUS_BJAZ_TRV_LOADER_DATA_MV [1 col(s)], OPUS_BJAZ_TRV_LOADER_LOG_TABLE_MV [2 col(s)]. stg2_party_employment_bjaz_trv_loader_data_mv_payer: column(s) DESIGNATION could not be traced to RAW on at least one arm -- excluded (first-cut: walk columns from resolved_mtv2__ views or joined-in stitch columns are not yet inlined into the sampled queries).</w:t>
+        <w:t xml:space="preserve">Consecutive versions of a key (per RECORD_SOURCE, by LOAD_DATETIME) must differ in HASHDIFF (unchanged_reinserts) AND in the stored payload itself (unchanged_payload_reinserts -- catches a HASHDIFF that hashes columns this satellite does not store, e.g. a shared stage). standard satellite, sat_multi_source; PK PARTY_HKEY; 2 RECORD_SOURCE group(s): OPUS_BJAZ_TRV_LOADER_DATA_MV [1 col(s)], OPUS_BJAZ_TRV_LOADER_LOG_TABLE_MV [2 col(s)]. stg2_party_employment_bjaz_trv_loader_data_mv_payer: column(s) DESIGNATION could not be traced to RAW on at least one arm -- excluded (first-cut: walk columns from resolved_mt__ views or joined-in stitch columns are not yet inlined into the sampled queries).</w:t>
       </w:r>
     </w:p>
     <w:p>
@@ -8015,9 +7970,6 @@
       </w:pPr>
       <w:r>
         <w:t xml:space="preserve">16. OPUS — SAT_PARTY_HEALTH_PROFILE</w:t>
-      </w:r>
-      <w:r>
-        <w:t xml:space="preserve">  [M1]</w:t>
       </w:r>
     </w:p>
     <w:tbl>
@@ -8339,9 +8291,6 @@
       <w:r>
         <w:t xml:space="preserve">17. OPUS — SAT_PARTY_IDENTIFICATION</w:t>
       </w:r>
-      <w:r>
-        <w:t xml:space="preserve">  [M2]</w:t>
-      </w:r>
     </w:p>
     <w:tbl>
       <w:tblPr>
@@ -8532,7 +8481,7 @@
         <w:t xml:space="preserve">Note: </w:t>
       </w:r>
       <w:r>
-        <w:t xml:space="preserve">Multi-active: a version is the whole member set loaded at one LOAD_DATETIME; two consecutive identical sets = an unchanged group was re-inserted. standard satellite, ma_sat_multi_source; PK PARTY_HKEY, child key IDENTIFICATION_TYPE_CODE; 3 RECORD_SOURCE group(s): OPUS_BA_TRV_DATA_POLICY_DTLS_MV [1 col(s)], OPUS_BJAZ_TRV_LOADER_DATA_MV [4 col(s)], OPUS_BJAZ_TRV_LOADER_LOG_TABLE_MV [1 col(s)]. Multi-active: compared per (key, child key); latest = max LOAD_DATETIME per member. stg2_party_identification_ba_trv_data_policy_dtls_mv_0: column(s) AADHAAR_NUMBER, EIA_NUMBER, GSTIN could not be traced to RAW on at least one arm -- excluded (first-cut: walk columns from resolved_mtv2__ views or joined-in stitch columns are not yet inlined into the sampled queries). stg2_party_identification_bjaz_trv_loader_data_mv_1: column(s) EIA_NUMBER, GSTIN, PASSPORT_NUMBER could not be traced to RAW on at least one arm -- excluded (first-cut: walk columns from resolved_mtv2__ views or joined-in stitch columns are not yet inlined into the sampled queries). stg2_party_identification_bjaz_trv_loader_data_mv_2: column(s) GSTIN, PASSPORT_NUMBER could not be traced to RAW on at least one arm -- excluded (first-cut: walk columns from resolved_mtv2__ views or joined-in stitch columns are not yet inlined into the sampled queries). stg2_party_identification_bjaz_trv_loader_data_mv_3: column(s) PASSPORT_NUMBER could not be traced to RAW on at least one arm -- excluded (first-cut: walk columns from resolved_mtv2__ views or joined-in stitch columns are not yet inlined into the sampled queries). stg2_party_identification_bjaz_trv_loader_log_table_mv_5: column(s) AADHAAR_NUMBER, EIA_NUMBER, GSTIN could not be traced to RAW on at least one arm -- excluded (first-cut: walk columns from resolved_mtv2__ views or joined-in stitch columns are not yet inlined into the sampled queries).</w:t>
+        <w:t xml:space="preserve">Multi-active: a version is the whole member set loaded at one LOAD_DATETIME; two consecutive identical sets = an unchanged group was re-inserted. standard satellite, ma_sat_multi_source; PK PARTY_HKEY, child key IDENTIFICATION_TYPE_CODE; 3 RECORD_SOURCE group(s): OPUS_BA_TRV_DATA_POLICY_DTLS_MV [1 col(s)], OPUS_BJAZ_TRV_LOADER_DATA_MV [4 col(s)], OPUS_BJAZ_TRV_LOADER_LOG_TABLE_MV [1 col(s)]. Multi-active: compared per (key, child key); latest = max LOAD_DATETIME per member. stg2_party_identification_ba_trv_data_policy_dtls_mv_0: column(s) AADHAAR_NUMBER, EIA_NUMBER, GSTIN could not be traced to RAW on at least one arm -- excluded (first-cut: walk columns from resolved_mt__ views or joined-in stitch columns are not yet inlined into the sampled queries). stg2_party_identification_bjaz_trv_loader_data_mv_1: column(s) EIA_NUMBER, GSTIN, PASSPORT_NUMBER could not be traced to RAW on at least one arm -- excluded (first-cut: walk columns from resolved_mt__ views or joined-in stitch columns are not yet inlined into the sampled queries). stg2_party_identification_bjaz_trv_loader_data_mv_2: column(s) GSTIN, PASSPORT_NUMBER could not be traced to RAW on at least one arm -- excluded (first-cut: walk columns from resolved_mt__ views or joined-in stitch columns are not yet inlined into the sampled queries). stg2_party_identification_bjaz_trv_loader_data_mv_3: column(s) PASSPORT_NUMBER could not be traced to RAW on at least one arm -- excluded (first-cut: walk columns from resolved_mt__ views or joined-in stitch columns are not yet inlined into the sampled queries). stg2_party_identification_bjaz_trv_loader_log_table_mv_5: column(s) AADHAAR_NUMBER, EIA_NUMBER, GSTIN could not be traced to RAW on at least one arm -- excluded (first-cut: walk columns from resolved_mt__ views or joined-in stitch columns are not yet inlined into the sampled queries).</w:t>
       </w:r>
     </w:p>
     <w:p>
@@ -8654,9 +8603,6 @@
       <w:r>
         <w:t xml:space="preserve">18. OPUS — SAT_PARTY_IDENTITY</w:t>
       </w:r>
-      <w:r>
-        <w:t xml:space="preserve">  [M2]</w:t>
-      </w:r>
     </w:p>
     <w:tbl>
       <w:tblPr>
@@ -8847,7 +8793,7 @@
         <w:t xml:space="preserve">Note: </w:t>
       </w:r>
       <w:r>
-        <w:t xml:space="preserve">Consecutive versions of a key (per RECORD_SOURCE, by LOAD_DATETIME) must differ in HASHDIFF (unchanged_reinserts) AND in the stored payload itself (unchanged_payload_reinserts -- catches a HASHDIFF that hashes columns this satellite does not store, e.g. a shared stage). standard satellite, sat_multi_source; PK PARTY_HKEY; 3 RECORD_SOURCE group(s): OPUS_BA_TRV_DATA_POLICY_DTLS_MV [3 col(s)], OPUS_BJAZ_TRV_LOADER_DATA_MV [6 col(s)], OPUS_BJAZ_TRV_LOADER_LOG_TABLE_MV [8 col(s)]. stg2_party_identity_ba_trv_data_policy_dtls_mv_payer: column(s) FIRST_NAME, GENDER_CODE, LAST_NAME, MIDDLE_NAME, PARTY_FULL_NAME, PARTY_LEGAL_NAME, TITLE_CODE could not be traced to RAW on at least one arm -- excluded (first-cut: walk columns from resolved_mtv2__ views or joined-in stitch columns are not yet inlined into the sampled queries). stg2_party_identity_ba_trv_data_policy_dtls_mv_agent: column(s) FIRST_NAME, GENDER_CODE, LAST_NAME, MIDDLE_NAME, PARTY_LEGAL_NAME, TITLE_CODE could not be traced to RAW on at least one arm -- excluded (first-cut: walk columns from resolved_mtv2__ views or joined-in stitch columns are not yet inlined into the sampled queries). stg2_party_identity_bjaz_trv_loader_data_mv_payer: column(s) AGE, PARTY_FULL_NAME, TITLE_CODE could not be traced to RAW on at least one arm -- excluded (first-cut: walk columns from resolved_mtv2__ views or joined-in stitch columns are not yet inlined into the sampled queries). stg2_party_identity_bjaz_trv_loader_log_table_mv_payer: column(s) PARTY_FULL_NAME could not be traced to RAW on at least one arm -- excluded (first-cut: walk columns from resolved_mtv2__ views or joined-in stitch columns are not yet inlined into the sampled queries).</w:t>
+        <w:t xml:space="preserve">Consecutive versions of a key (per RECORD_SOURCE, by LOAD_DATETIME) must differ in HASHDIFF (unchanged_reinserts) AND in the stored payload itself (unchanged_payload_reinserts -- catches a HASHDIFF that hashes columns this satellite does not store, e.g. a shared stage). standard satellite, sat_multi_source; PK PARTY_HKEY; 3 RECORD_SOURCE group(s): OPUS_BA_TRV_DATA_POLICY_DTLS_MV [3 col(s)], OPUS_BJAZ_TRV_LOADER_DATA_MV [6 col(s)], OPUS_BJAZ_TRV_LOADER_LOG_TABLE_MV [8 col(s)]. stg2_party_identity_ba_trv_data_policy_dtls_mv_payer: column(s) FIRST_NAME, GENDER_CODE, LAST_NAME, MIDDLE_NAME, PARTY_FULL_NAME, PARTY_LEGAL_NAME, TITLE_CODE could not be traced to RAW on at least one arm -- excluded (first-cut: walk columns from resolved_mt__ views or joined-in stitch columns are not yet inlined into the sampled queries). stg2_party_identity_ba_trv_data_policy_dtls_mv_agent: column(s) FIRST_NAME, GENDER_CODE, LAST_NAME, MIDDLE_NAME, PARTY_LEGAL_NAME, TITLE_CODE could not be traced to RAW on at least one arm -- excluded (first-cut: walk columns from resolved_mt__ views or joined-in stitch columns are not yet inlined into the sampled queries). stg2_party_identity_bjaz_trv_loader_data_mv_payer: column(s) AGE, PARTY_FULL_NAME, TITLE_CODE could not be traced to RAW on at least one arm -- excluded (first-cut: walk columns from resolved_mt__ views or joined-in stitch columns are not yet inlined into the sampled queries). stg2_party_identity_bjaz_trv_loader_log_table_mv_payer: column(s) PARTY_FULL_NAME could not be traced to RAW on at least one arm -- excluded (first-cut: walk columns from resolved_mt__ views or joined-in stitch columns are not yet inlined into the sampled queries).</w:t>
       </w:r>
     </w:p>
     <w:p>
@@ -8976,9 +8922,6 @@
       </w:pPr>
       <w:r>
         <w:t xml:space="preserve">19. OPUS — SAT_PARTY_INDIVIDUAL_DEMOGRAPHICS</w:t>
-      </w:r>
-      <w:r>
-        <w:t xml:space="preserve">  [M2]</w:t>
       </w:r>
     </w:p>
     <w:tbl>
@@ -9300,9 +9243,6 @@
       <w:r>
         <w:t xml:space="preserve">20. OPUS — SAT_POLICY_CLASSIFICATION</w:t>
       </w:r>
-      <w:r>
-        <w:t xml:space="preserve">  [M2]</w:t>
-      </w:r>
     </w:p>
     <w:tbl>
       <w:tblPr>
@@ -9615,9 +9555,6 @@
       <w:r>
         <w:t xml:space="preserve">21. OPUS — SAT_POLICY_HEADER</w:t>
       </w:r>
-      <w:r>
-        <w:t xml:space="preserve">  [M2]</w:t>
-      </w:r>
     </w:p>
     <w:tbl>
       <w:tblPr>
@@ -9808,7 +9745,7 @@
         <w:t xml:space="preserve">Note: </w:t>
       </w:r>
       <w:r>
-        <w:t xml:space="preserve">Consecutive versions of a key (per RECORD_SOURCE, by LOAD_DATETIME) must differ in HASHDIFF (unchanged_reinserts) AND in the stored payload itself (unchanged_payload_reinserts -- catches a HASHDIFF that hashes columns this satellite does not store, e.g. a shared stage). standard satellite, sat_multi_source; PK POLICY_HKEY; 4 RECORD_SOURCE group(s): OPUS_BA_TRV_DATA_POLICY_DTLS_MV [9 col(s)], OPUS_BJAZ_TRV_LOADER_DATA_MV [2 col(s)], OPUS_BJAZ_TRV_LOADER_LOG_TABLE_MV [8 col(s)], OPUS_BJAZ_TRV_RIDER_DTLS_MV [2 col(s)]. stg2_policy_header_ba_trv_data_policy_dtls_mv: column(s) POLICY_TYPE, SUM_INSURED_TOTAL could not be traced to RAW on at least one arm -- excluded (first-cut: walk columns from resolved_mtv2__ views or joined-in stitch columns are not yet inlined into the sampled queries). stg2_policy_header_bjaz_trv_loader_data_mv: column(s) COVER_NOTE_DATE, COVER_NOTE_REFERENCE, ISSUE_DATE, MASTER_POLICY_REFERENCE, POLICY_NUMBER, POLICY_TYPE, RISK_EXPIRY_DATE, RISK_INCEPTION_DATE, SUM_INSURED_TOTAL could not be traced to RAW on at least one arm -- excluded (first-cut: walk columns from resolved_mtv2__ views or joined-in stitch columns are not yet inlined into the sampled queries). stg2_policy_header_bjaz_trv_loader_log_table_mv: column(s) NUMBER_OF_LIVES_COVERED, POLICY_NUMBER, POLICY_TYPE could not be traced to RAW on at least one arm -- excluded (first-cut: walk columns from resolved_mtv2__ views or joined-in stitch columns are not yet inlined into the sampled queries). stg2_policy_header_bjaz_trv_rider_dtls_mv: column(s) COVER_NOTE_DATE, COVER_NOTE_REFERENCE, ISSUE_DATE, MASTER_POLICY_REFERENCE, POLICY_NUMBER, RISK_EXPIRY_DATE, RISK_INCEPTION_DATE, RURAL_SECTOR_POLICY_INDICATOR, SUM_INSURED_TOTAL could not be traced to RAW on at least one arm -- excluded (first-cut: walk columns from resolved_mtv2__ views or joined-in stitch columns are not yet inlined into the sampled queries).</w:t>
+        <w:t xml:space="preserve">Consecutive versions of a key (per RECORD_SOURCE, by LOAD_DATETIME) must differ in HASHDIFF (unchanged_reinserts) AND in the stored payload itself (unchanged_payload_reinserts -- catches a HASHDIFF that hashes columns this satellite does not store, e.g. a shared stage). standard satellite, sat_multi_source; PK POLICY_HKEY; 4 RECORD_SOURCE group(s): OPUS_BA_TRV_DATA_POLICY_DTLS_MV [9 col(s)], OPUS_BJAZ_TRV_LOADER_DATA_MV [2 col(s)], OPUS_BJAZ_TRV_LOADER_LOG_TABLE_MV [8 col(s)], OPUS_BJAZ_TRV_RIDER_DTLS_MV [2 col(s)]. stg2_policy_header_ba_trv_data_policy_dtls_mv: column(s) POLICY_TYPE, SUM_INSURED_TOTAL could not be traced to RAW on at least one arm -- excluded (first-cut: walk columns from resolved_mt__ views or joined-in stitch columns are not yet inlined into the sampled queries). stg2_policy_header_bjaz_trv_loader_data_mv: column(s) COVER_NOTE_DATE, COVER_NOTE_REFERENCE, ISSUE_DATE, MASTER_POLICY_REFERENCE, POLICY_NUMBER, POLICY_TYPE, RISK_EXPIRY_DATE, RISK_INCEPTION_DATE, SUM_INSURED_TOTAL could not be traced to RAW on at least one arm -- excluded (first-cut: walk columns from resolved_mt__ views or joined-in stitch columns are not yet inlined into the sampled queries). stg2_policy_header_bjaz_trv_loader_log_table_mv: column(s) NUMBER_OF_LIVES_COVERED, POLICY_NUMBER, POLICY_TYPE could not be traced to RAW on at least one arm -- excluded (first-cut: walk columns from resolved_mt__ views or joined-in stitch columns are not yet inlined into the sampled queries). stg2_policy_header_bjaz_trv_rider_dtls_mv: column(s) COVER_NOTE_DATE, COVER_NOTE_REFERENCE, ISSUE_DATE, MASTER_POLICY_REFERENCE, POLICY_NUMBER, RISK_EXPIRY_DATE, RISK_INCEPTION_DATE, RURAL_SECTOR_POLICY_INDICATOR, SUM_INSURED_TOTAL could not be traced to RAW on at least one arm -- excluded (first-cut: walk columns from resolved_mt__ views or joined-in stitch columns are not yet inlined into the sampled queries).</w:t>
       </w:r>
     </w:p>
     <w:p>
@@ -9937,9 +9874,6 @@
       </w:pPr>
       <w:r>
         <w:t xml:space="preserve">22. OPUS — SAT_POLICY_TERMS</w:t>
-      </w:r>
-      <w:r>
-        <w:t xml:space="preserve">  [M2]</w:t>
       </w:r>
     </w:p>
     <w:tbl>
@@ -10261,9 +10195,6 @@
       <w:r>
         <w:t xml:space="preserve">23. OPUS — SAT_PRODUCT_DEFINITION</w:t>
       </w:r>
-      <w:r>
-        <w:t xml:space="preserve">  [M2]</w:t>
-      </w:r>
     </w:p>
     <w:tbl>
       <w:tblPr>
@@ -10454,7 +10385,7 @@
         <w:t xml:space="preserve">Note: </w:t>
       </w:r>
       <w:r>
-        <w:t xml:space="preserve">Consecutive versions of a key (per RECORD_SOURCE, by LOAD_DATETIME) must differ in HASHDIFF (unchanged_reinserts) AND in the stored payload itself (unchanged_payload_reinserts -- catches a HASHDIFF that hashes columns this satellite does not store, e.g. a shared stage). standard satellite, sat_multi_source; PK PRODUCT_HKEY; 3 RECORD_SOURCE group(s): OPUS_BA_TRV_DATA_POLICY_DTLS_MV [3 col(s)], OPUS_BA_TRV_PLAN_MST_MV [5 col(s)], OPUS_BJAZ_TRV_LOADER_DATA_MV [1 col(s)]. stg2_product_definition_ba_trv_data_policy_dtls_mv: column(s) PRODUCT_DISPLAY_NAME, PRODUCT_STATUS could not be traced to RAW on at least one arm -- excluded (first-cut: walk columns from resolved_mtv2__ views or joined-in stitch columns are not yet inlined into the sampled queries). stg2_product_definition_bjaz_trv_loader_data_mv: column(s) PRODUCT_CODE, PRODUCT_DISPLAY_NAME, PRODUCT_NAME, PRODUCT_STATUS could not be traced to RAW on at least one arm -- excluded (first-cut: walk columns from resolved_mtv2__ views or joined-in stitch columns are not yet inlined into the sampled queries).</w:t>
+        <w:t xml:space="preserve">Consecutive versions of a key (per RECORD_SOURCE, by LOAD_DATETIME) must differ in HASHDIFF (unchanged_reinserts) AND in the stored payload itself (unchanged_payload_reinserts -- catches a HASHDIFF that hashes columns this satellite does not store, e.g. a shared stage). standard satellite, sat_multi_source; PK PRODUCT_HKEY; 3 RECORD_SOURCE group(s): OPUS_BA_TRV_DATA_POLICY_DTLS_MV [3 col(s)], OPUS_BA_TRV_PLAN_MST_MV [5 col(s)], OPUS_BJAZ_TRV_LOADER_DATA_MV [1 col(s)]. stg2_product_definition_ba_trv_data_policy_dtls_mv: column(s) PRODUCT_DISPLAY_NAME, PRODUCT_STATUS could not be traced to RAW on at least one arm -- excluded (first-cut: walk columns from resolved_mt__ views or joined-in stitch columns are not yet inlined into the sampled queries). stg2_product_definition_bjaz_trv_loader_data_mv: column(s) PRODUCT_CODE, PRODUCT_DISPLAY_NAME, PRODUCT_NAME, PRODUCT_STATUS could not be traced to RAW on at least one arm -- excluded (first-cut: walk columns from resolved_mt__ views or joined-in stitch columns are not yet inlined into the sampled queries).</w:t>
       </w:r>
     </w:p>
     <w:p>
@@ -10584,9 +10515,6 @@
       <w:r>
         <w:t xml:space="preserve">24. OPUS — SAT_PRODUCT_RATING_FACTOR</w:t>
       </w:r>
-      <w:r>
-        <w:t xml:space="preserve">  [M2]</w:t>
-      </w:r>
     </w:p>
     <w:tbl>
       <w:tblPr>
@@ -10777,7 +10705,7 @@
         <w:t xml:space="preserve">Note: </w:t>
       </w:r>
       <w:r>
-        <w:t xml:space="preserve">Multi-active: a version is the whole member set loaded at one LOAD_DATETIME; two consecutive identical sets = an unchanged group was re-inserted. standard satellite, ma_sat_multi_source; PK PRODUCT_HKEY, child key ACTIVE_SEQUENCE_NUMBER; 1 RECORD_SOURCE group(s): OPUS_BJAZ_TRV_RATE_MASTER_MV [2 col(s)]. Multi-active: compared per (key, child key); latest = max LOAD_DATETIME per member. stg2_product_rating_factor_bjaz_trv_rate_master_mv_0: column(s) VALUE_RANGE_TO could not be traced to RAW on at least one arm -- excluded (first-cut: walk columns from resolved_mtv2__ views or joined-in stitch columns are not yet inlined into the sampled queries).</w:t>
+        <w:t xml:space="preserve">Multi-active: a version is the whole member set loaded at one LOAD_DATETIME; two consecutive identical sets = an unchanged group was re-inserted. standard satellite, ma_sat_multi_source; PK PRODUCT_HKEY, child key ACTIVE_SEQUENCE_NUMBER; 1 RECORD_SOURCE group(s): OPUS_BJAZ_TRV_RATE_MASTER_MV [2 col(s)]. Multi-active: compared per (key, child key); latest = max LOAD_DATETIME per member. stg2_product_rating_factor_bjaz_trv_rate_master_mv_0: column(s) VALUE_RANGE_TO could not be traced to RAW on at least one arm -- excluded (first-cut: walk columns from resolved_mt__ views or joined-in stitch columns are not yet inlined into the sampled queries).</w:t>
       </w:r>
     </w:p>
     <w:p>
@@ -10898,9 +10826,6 @@
       </w:pPr>
       <w:r>
         <w:t xml:space="preserve">25. OPUS — SAT_PRODUCT_RATING_STRUCTURE</w:t>
-      </w:r>
-      <w:r>
-        <w:t xml:space="preserve">  [M2]</w:t>
       </w:r>
     </w:p>
     <w:tbl>
@@ -11222,9 +11147,6 @@
       <w:r>
         <w:t xml:space="preserve">26. OPUS — SAT_PRODUCT_TERMS</w:t>
       </w:r>
-      <w:r>
-        <w:t xml:space="preserve">  [M2]</w:t>
-      </w:r>
     </w:p>
     <w:tbl>
       <w:tblPr>
@@ -11415,7 +11337,7 @@
         <w:t xml:space="preserve">Note: </w:t>
       </w:r>
       <w:r>
-        <w:t xml:space="preserve">Consecutive versions of a key (per RECORD_SOURCE, by LOAD_DATETIME) must differ in HASHDIFF (unchanged_reinserts) AND in the stored payload itself (unchanged_payload_reinserts -- catches a HASHDIFF that hashes columns this satellite does not store, e.g. a shared stage). standard satellite, sat_multi_source; PK PRODUCT_HKEY; 2 RECORD_SOURCE group(s): OPUS_BA_TRV_PLAN_MST_MV [6 col(s)], OPUS_BJAZ_TRV_PLAN_MV [1 col(s)]. stg2_product_terms_bjaz_trv_plan_mv: column(s) FAMILY_DEFINITION, GEOGRAPHY_RESTRICTION, MAXIMUM_ENTRY_AGE, MINIMUM_ENTRY_AGE, MINIMUM_POLICY_TERM could not be traced to RAW on at least one arm -- excluded (first-cut: walk columns from resolved_mtv2__ views or joined-in stitch columns are not yet inlined into the sampled queries).</w:t>
+        <w:t xml:space="preserve">Consecutive versions of a key (per RECORD_SOURCE, by LOAD_DATETIME) must differ in HASHDIFF (unchanged_reinserts) AND in the stored payload itself (unchanged_payload_reinserts -- catches a HASHDIFF that hashes columns this satellite does not store, e.g. a shared stage). standard satellite, sat_multi_source; PK PRODUCT_HKEY; 2 RECORD_SOURCE group(s): OPUS_BA_TRV_PLAN_MST_MV [6 col(s)], OPUS_BJAZ_TRV_PLAN_MV [1 col(s)]. stg2_product_terms_bjaz_trv_plan_mv: column(s) FAMILY_DEFINITION, GEOGRAPHY_RESTRICTION, MAXIMUM_ENTRY_AGE, MINIMUM_ENTRY_AGE, MINIMUM_POLICY_TERM could not be traced to RAW on at least one arm -- excluded (first-cut: walk columns from resolved_mt__ views or joined-in stitch columns are not yet inlined into the sampled queries).</w:t>
       </w:r>
     </w:p>
     <w:p>
@@ -11544,9 +11466,6 @@
       </w:pPr>
       <w:r>
         <w:t xml:space="preserve">27. OPUS — SAT_PROPOSAL_UNDERWRITING</w:t>
-      </w:r>
-      <w:r>
-        <w:t xml:space="preserve">  [M2]</w:t>
       </w:r>
     </w:p>
     <w:tbl>
@@ -11868,9 +11787,6 @@
       <w:r>
         <w:t xml:space="preserve">28. OPUS — SAT_QUOTE_HEADER</w:t>
       </w:r>
-      <w:r>
-        <w:t xml:space="preserve">  [M2]</w:t>
-      </w:r>
     </w:p>
     <w:tbl>
       <w:tblPr>
@@ -12191,9 +12107,6 @@
       <w:r>
         <w:t xml:space="preserve">29. OPUS — SAT_RISK_MOTOR_DRIVER</w:t>
       </w:r>
-      <w:r>
-        <w:t xml:space="preserve">  [M2]</w:t>
-      </w:r>
     </w:p>
     <w:tbl>
       <w:tblPr>
@@ -12514,9 +12427,6 @@
       <w:r>
         <w:t xml:space="preserve">30. OPUS — SAT_RISK_MOTOR_VEHICLE</w:t>
       </w:r>
-      <w:r>
-        <w:t xml:space="preserve">  [M2]</w:t>
-      </w:r>
     </w:p>
     <w:tbl>
       <w:tblPr>
@@ -12837,9 +12747,6 @@
       <w:r>
         <w:t xml:space="preserve">31. OPUS — SAT_RISK_OBJECT_CORE</w:t>
       </w:r>
-      <w:r>
-        <w:t xml:space="preserve">  [M2]</w:t>
-      </w:r>
     </w:p>
     <w:tbl>
       <w:tblPr>
@@ -13160,9 +13067,6 @@
       <w:r>
         <w:t xml:space="preserve">32. OPUS — SAT_RISK_PERSON_INSURED</w:t>
       </w:r>
-      <w:r>
-        <w:t xml:space="preserve">  [M3]</w:t>
-      </w:r>
     </w:p>
     <w:tbl>
       <w:tblPr>
@@ -13483,9 +13387,6 @@
       <w:r>
         <w:t xml:space="preserve">33. OPUS — SAT_RISK_PERSON_TRAVEL</w:t>
       </w:r>
-      <w:r>
-        <w:t xml:space="preserve">  [M3]</w:t>
-      </w:r>
     </w:p>
     <w:tbl>
       <w:tblPr>
@@ -13676,7 +13577,7 @@
         <w:t xml:space="preserve">Note: </w:t>
       </w:r>
       <w:r>
-        <w:t xml:space="preserve">Consecutive versions of a key (per RECORD_SOURCE, by LOAD_DATETIME) must differ in HASHDIFF (unchanged_reinserts) AND in the stored payload itself (unchanged_payload_reinserts -- catches a HASHDIFF that hashes columns this satellite does not store, e.g. a shared stage). standard satellite, sat_multi_source; PK RISK_OBJECT_HKEY; 2 RECORD_SOURCE group(s): OPUS_BJAZ_TRV_LOADER_DATA_MV [8 col(s)], OPUS_BJAZ_TRV_LOADER_LOG_TABLE_MV [2 col(s)]. stg2_risk_person_travel_bjaz_trv_loader_log_table_mv: column(s) PASSPORT_NUMBER, TRIP_DURATION, TRIP_END_DATE, TRIP_START_DATE, TRIP_TYPE, VISA_TYPE could not be traced to RAW on at least one arm -- excluded (first-cut: walk columns from resolved_mtv2__ views or joined-in stitch columns are not yet inlined into the sampled queries).</w:t>
+        <w:t xml:space="preserve">Consecutive versions of a key (per RECORD_SOURCE, by LOAD_DATETIME) must differ in HASHDIFF (unchanged_reinserts) AND in the stored payload itself (unchanged_payload_reinserts -- catches a HASHDIFF that hashes columns this satellite does not store, e.g. a shared stage). standard satellite, sat_multi_source; PK RISK_OBJECT_HKEY; 2 RECORD_SOURCE group(s): OPUS_BJAZ_TRV_LOADER_DATA_MV [8 col(s)], OPUS_BJAZ_TRV_LOADER_LOG_TABLE_MV [2 col(s)]. stg2_risk_person_travel_bjaz_trv_loader_log_table_mv: column(s) PASSPORT_NUMBER, TRIP_DURATION, TRIP_END_DATE, TRIP_START_DATE, TRIP_TYPE, VISA_TYPE could not be traced to RAW on at least one arm -- excluded (first-cut: walk columns from resolved_mt__ views or joined-in stitch columns are not yet inlined into the sampled queries).</w:t>
       </w:r>
     </w:p>
     <w:p>
@@ -13805,9 +13706,6 @@
       </w:pPr>
       <w:r>
         <w:t xml:space="preserve">34. OPUS — SAT_AUG_COMMON_COMMUNICATION_PREFERENCE</w:t>
-      </w:r>
-      <w:r>
-        <w:t xml:space="preserve">  [M3]</w:t>
       </w:r>
     </w:p>
     <w:tbl>
@@ -14129,9 +14027,6 @@
       <w:r>
         <w:t xml:space="preserve">35. OPUS — SAT_AUG_COVERAGE_DEFINITION</w:t>
       </w:r>
-      <w:r>
-        <w:t xml:space="preserve">  [M3]</w:t>
-      </w:r>
     </w:p>
     <w:tbl>
       <w:tblPr>
@@ -14322,7 +14217,7 @@
         <w:t xml:space="preserve">Note: </w:t>
       </w:r>
       <w:r>
-        <w:t xml:space="preserve">Consecutive versions of a key (per RECORD_SOURCE, by LOAD_DATETIME) must differ in HASHDIFF (unchanged_reinserts) AND in the stored payload itself (unchanged_payload_reinserts -- catches a HASHDIFF that hashes columns this satellite does not store, e.g. a shared stage). augmented satellite, sat_multi_source; PK COVERAGE_HKEY; 1 RECORD_SOURCE group(s): OPUS_BJAZ_TRV_PLAN_MV [2 col(s)]. stg2_aug_coverage_definition_bjaz_trv_plan_mv_eff_date: column(s) COVERAGE_SEQUENCE could not be traced to RAW on at least one arm -- excluded (first-cut: walk columns from resolved_mtv2__ views or joined-in stitch columns are not yet inlined into the sampled queries).</w:t>
+        <w:t xml:space="preserve">Consecutive versions of a key (per RECORD_SOURCE, by LOAD_DATETIME) must differ in HASHDIFF (unchanged_reinserts) AND in the stored payload itself (unchanged_payload_reinserts -- catches a HASHDIFF that hashes columns this satellite does not store, e.g. a shared stage). augmented satellite, sat_multi_source; PK COVERAGE_HKEY; 1 RECORD_SOURCE group(s): OPUS_BJAZ_TRV_PLAN_MV [2 col(s)]. stg2_aug_coverage_definition_bjaz_trv_plan_mv_eff_date: column(s) COVERAGE_SEQUENCE could not be traced to RAW on at least one arm -- excluded (first-cut: walk columns from resolved_mt__ views or joined-in stitch columns are not yet inlined into the sampled queries).</w:t>
       </w:r>
     </w:p>
     <w:p>
@@ -14452,9 +14347,6 @@
       <w:r>
         <w:t xml:space="preserve">36. OPUS — SAT_AUG_COVERAGE_LIMITS</w:t>
       </w:r>
-      <w:r>
-        <w:t xml:space="preserve">  [M3]</w:t>
-      </w:r>
     </w:p>
     <w:tbl>
       <w:tblPr>
@@ -14645,7 +14537,7 @@
         <w:t xml:space="preserve">Note: </w:t>
       </w:r>
       <w:r>
-        <w:t xml:space="preserve">Consecutive versions of a key (per RECORD_SOURCE, by LOAD_DATETIME) must differ in HASHDIFF (unchanged_reinserts) AND in the stored payload itself (unchanged_payload_reinserts -- catches a HASHDIFF that hashes columns this satellite does not store, e.g. a shared stage). augmented satellite, sat_multi_source; PK COVERAGE_HKEY; 1 RECORD_SOURCE group(s): OPUS_BJAZ_TRV_PLAN_MV [3 col(s)]. stg2_aug_coverage_limits_bjaz_trv_plan_mv_currency: column(s) DEDUCTIBLE_DESCRIPTION, LIMIT_DESCRIPTION could not be traced to RAW on at least one arm -- excluded (first-cut: walk columns from resolved_mtv2__ views or joined-in stitch columns are not yet inlined into the sampled queries). stg2_aug_coverage_limits_bjaz_trv_plan_mv_deductible_desc: column(s) LIMIT_DESCRIPTION could not be traced to RAW on at least one arm -- excluded (first-cut: walk columns from resolved_mtv2__ views or joined-in stitch columns are not yet inlined into the sampled queries).</w:t>
+        <w:t xml:space="preserve">Consecutive versions of a key (per RECORD_SOURCE, by LOAD_DATETIME) must differ in HASHDIFF (unchanged_reinserts) AND in the stored payload itself (unchanged_payload_reinserts -- catches a HASHDIFF that hashes columns this satellite does not store, e.g. a shared stage). augmented satellite, sat_multi_source; PK COVERAGE_HKEY; 1 RECORD_SOURCE group(s): OPUS_BJAZ_TRV_PLAN_MV [3 col(s)]. stg2_aug_coverage_limits_bjaz_trv_plan_mv_currency: column(s) DEDUCTIBLE_DESCRIPTION, LIMIT_DESCRIPTION could not be traced to RAW on at least one arm -- excluded (first-cut: walk columns from resolved_mt__ views or joined-in stitch columns are not yet inlined into the sampled queries). stg2_aug_coverage_limits_bjaz_trv_plan_mv_deductible_desc: column(s) LIMIT_DESCRIPTION could not be traced to RAW on at least one arm -- excluded (first-cut: walk columns from resolved_mt__ views or joined-in stitch columns are not yet inlined into the sampled queries).</w:t>
       </w:r>
     </w:p>
     <w:p>
@@ -14775,9 +14667,6 @@
       <w:r>
         <w:t xml:space="preserve">37. OPUS — SAT_AUG_COVERAGE_RATING</w:t>
       </w:r>
-      <w:r>
-        <w:t xml:space="preserve">  [M3]</w:t>
-      </w:r>
     </w:p>
     <w:tbl>
       <w:tblPr>
@@ -14968,7 +14857,7 @@
         <w:t xml:space="preserve">Note: </w:t>
       </w:r>
       <w:r>
-        <w:t xml:space="preserve">Consecutive versions of a key (per RECORD_SOURCE, by LOAD_DATETIME) must differ in HASHDIFF (unchanged_reinserts) AND in the stored payload itself (unchanged_payload_reinserts -- catches a HASHDIFF that hashes columns this satellite does not store, e.g. a shared stage). augmented satellite, sat_multi_source; PK COVERAGE_HKEY; 2 RECORD_SOURCE group(s): OPUS_BJAZ_TRV_RIDER_RATE_MAST_MV [4 col(s)], OPUS_BJAZ_TRV_RIDER_DTLS_MV [1 col(s)]. stg2_aug_coverage_rating_bjaz_trv_rider_rate_mast_mv_nb_prm_excluding_st: column(s) EXTENSION_PREMIUM_EXCLUDING_ST, MINIMUM_EXTENSION_PREMIUM, MINIMUM_NEW_BUSINESS_PREMIUM, RIDER_PREMIUM could not be traced to RAW on at least one arm -- excluded (first-cut: walk columns from resolved_mtv2__ views or joined-in stitch columns are not yet inlined into the sampled queries). stg2_aug_coverage_rating_bjaz_trv_rider_rate_mast_mv_extn_prm_excluding_st: column(s) MINIMUM_EXTENSION_PREMIUM, MINIMUM_NEW_BUSINESS_PREMIUM, RIDER_PREMIUM could not be traced to RAW on at least one arm -- excluded (first-cut: walk columns from resolved_mtv2__ views or joined-in stitch columns are not yet inlined into the sampled queries). stg2_aug_coverage_rating_bjaz_trv_rider_rate_mast_mv_min_extn_prm: column(s) MINIMUM_NEW_BUSINESS_PREMIUM, RIDER_PREMIUM could not be traced to RAW on at least one arm -- excluded (first-cut: walk columns from resolved_mtv2__ views or joined-in stitch columns are not yet inlined into the sampled queries). stg2_aug_coverage_rating_bjaz_trv_rider_rate_mast_mv_min_nb_prm: column(s) RIDER_PREMIUM could not be traced to RAW on at least one arm -- excluded (first-cut: walk columns from resolved_mtv2__ views or joined-in stitch columns are not yet inlined into the sampled queries). stg2_aug_coverage_rating_bjaz_trv_rider_dtls_mv_rider_premium: column(s) EXTENSION_PREMIUM_EXCLUDING_ST, MINIMUM_EXTENSION_PREMIUM, MINIMUM_NEW_BUSINESS_PREMIUM, NEW_BUSINESS_PREMIUM_EXCLUDING_ST could not be traced to RAW on at least one arm -- excluded (first-cut: walk columns from resolved_mtv2__ views or joined-in stitch columns are not yet inlined into the sampled queries).</w:t>
+        <w:t xml:space="preserve">Consecutive versions of a key (per RECORD_SOURCE, by LOAD_DATETIME) must differ in HASHDIFF (unchanged_reinserts) AND in the stored payload itself (unchanged_payload_reinserts -- catches a HASHDIFF that hashes columns this satellite does not store, e.g. a shared stage). augmented satellite, sat_multi_source; PK COVERAGE_HKEY; 2 RECORD_SOURCE group(s): OPUS_BJAZ_TRV_RIDER_RATE_MAST_MV [4 col(s)], OPUS_BJAZ_TRV_RIDER_DTLS_MV [1 col(s)]. stg2_aug_coverage_rating_bjaz_trv_rider_rate_mast_mv_nb_prm_excluding_st: column(s) EXTENSION_PREMIUM_EXCLUDING_ST, MINIMUM_EXTENSION_PREMIUM, MINIMUM_NEW_BUSINESS_PREMIUM, RIDER_PREMIUM could not be traced to RAW on at least one arm -- excluded (first-cut: walk columns from resolved_mt__ views or joined-in stitch columns are not yet inlined into the sampled queries). stg2_aug_coverage_rating_bjaz_trv_rider_rate_mast_mv_extn_prm_excluding_st: column(s) MINIMUM_EXTENSION_PREMIUM, MINIMUM_NEW_BUSINESS_PREMIUM, RIDER_PREMIUM could not be traced to RAW on at least one arm -- excluded (first-cut: walk columns from resolved_mt__ views or joined-in stitch columns are not yet inlined into the sampled queries). stg2_aug_coverage_rating_bjaz_trv_rider_rate_mast_mv_min_extn_prm: column(s) MINIMUM_NEW_BUSINESS_PREMIUM, RIDER_PREMIUM could not be traced to RAW on at least one arm -- excluded (first-cut: walk columns from resolved_mt__ views or joined-in stitch columns are not yet inlined into the sampled queries). stg2_aug_coverage_rating_bjaz_trv_rider_rate_mast_mv_min_nb_prm: column(s) RIDER_PREMIUM could not be traced to RAW on at least one arm -- excluded (first-cut: walk columns from resolved_mt__ views or joined-in stitch columns are not yet inlined into the sampled queries). stg2_aug_coverage_rating_bjaz_trv_rider_dtls_mv_rider_premium: column(s) EXTENSION_PREMIUM_EXCLUDING_ST, MINIMUM_EXTENSION_PREMIUM, MINIMUM_NEW_BUSINESS_PREMIUM, NEW_BUSINESS_PREMIUM_EXCLUDING_ST could not be traced to RAW on at least one arm -- excluded (first-cut: walk columns from resolved_mt__ views or joined-in stitch columns are not yet inlined into the sampled queries).</w:t>
       </w:r>
     </w:p>
     <w:p>
@@ -15098,9 +14987,6 @@
       <w:r>
         <w:t xml:space="preserve">38. OPUS — SAT_AUG_FINTXN_PREMIUM</w:t>
       </w:r>
-      <w:r>
-        <w:t xml:space="preserve">  [M3]</w:t>
-      </w:r>
     </w:p>
     <w:tbl>
       <w:tblPr>
@@ -15291,7 +15177,7 @@
         <w:t xml:space="preserve">Note: </w:t>
       </w:r>
       <w:r>
-        <w:t xml:space="preserve">Consecutive versions of a key (per RECORD_SOURCE, by LOAD_DATETIME) must differ in HASHDIFF (unchanged_reinserts) AND in the stored payload itself (unchanged_payload_reinserts -- catches a HASHDIFF that hashes columns this satellite does not store, e.g. a shared stage). augmented satellite, sat_multi_source; PK FINANCIAL_TRANSACTION_HKEY; 3 RECORD_SOURCE group(s): OPUS_BA_TRV_DATA_POLICY_DTLS_MV [2 col(s)], OPUS_BJAZ_TRV_LOADER_DATA_MV [1 col(s)], OPUS_BJAZ_TRV_LOADER_LOG_TABLE_MV [1 col(s)]. stg2_aug_fintxn_premium_ba_trv_data_policy_dtls_mv_sp_discount_per: column(s) SPECIAL_DISCOUNT_AMOUNT could not be traced to RAW on at least one arm -- excluded (first-cut: walk columns from resolved_mtv2__ views or joined-in stitch columns are not yet inlined into the sampled queries). stg2_aug_fintxn_premium_bjaz_trv_loader_data_mv_spdiscount: column(s) SPECIAL_DISCOUNT_PERCENTAGE could not be traced to RAW on at least one arm -- excluded (first-cut: walk columns from resolved_mtv2__ views or joined-in stitch columns are not yet inlined into the sampled queries). stg2_aug_fintxn_premium_bjaz_trv_loader_log_table_mv_spdiscount: column(s) SPECIAL_DISCOUNT_PERCENTAGE could not be traced to RAW on at least one arm -- excluded (first-cut: walk columns from resolved_mtv2__ views or joined-in stitch columns are not yet inlined into the sampled queries).</w:t>
+        <w:t xml:space="preserve">Consecutive versions of a key (per RECORD_SOURCE, by LOAD_DATETIME) must differ in HASHDIFF (unchanged_reinserts) AND in the stored payload itself (unchanged_payload_reinserts -- catches a HASHDIFF that hashes columns this satellite does not store, e.g. a shared stage). augmented satellite, sat_multi_source; PK FINANCIAL_TRANSACTION_HKEY; 3 RECORD_SOURCE group(s): OPUS_BA_TRV_DATA_POLICY_DTLS_MV [2 col(s)], OPUS_BJAZ_TRV_LOADER_DATA_MV [1 col(s)], OPUS_BJAZ_TRV_LOADER_LOG_TABLE_MV [1 col(s)]. stg2_aug_fintxn_premium_ba_trv_data_policy_dtls_mv_sp_discount_per: column(s) SPECIAL_DISCOUNT_AMOUNT could not be traced to RAW on at least one arm -- excluded (first-cut: walk columns from resolved_mt__ views or joined-in stitch columns are not yet inlined into the sampled queries). stg2_aug_fintxn_premium_bjaz_trv_loader_data_mv_spdiscount: column(s) SPECIAL_DISCOUNT_PERCENTAGE could not be traced to RAW on at least one arm -- excluded (first-cut: walk columns from resolved_mt__ views or joined-in stitch columns are not yet inlined into the sampled queries). stg2_aug_fintxn_premium_bjaz_trv_loader_log_table_mv_spdiscount: column(s) SPECIAL_DISCOUNT_PERCENTAGE could not be traced to RAW on at least one arm -- excluded (first-cut: walk columns from resolved_mt__ views or joined-in stitch columns are not yet inlined into the sampled queries).</w:t>
       </w:r>
     </w:p>
     <w:p>
@@ -15420,9 +15306,6 @@
       </w:pPr>
       <w:r>
         <w:t xml:space="preserve">39. OPUS — SAT_AUG_LNK_PARTY_ROLE_CORE</w:t>
-      </w:r>
-      <w:r>
-        <w:t xml:space="preserve">  [M3]</w:t>
       </w:r>
     </w:p>
     <w:tbl>
@@ -15744,9 +15627,6 @@
       <w:r>
         <w:t xml:space="preserve">40. OPUS — SAT_AUG_LNK_ROLE_CUSTOMER</w:t>
       </w:r>
-      <w:r>
-        <w:t xml:space="preserve">  [M3]</w:t>
-      </w:r>
     </w:p>
     <w:tbl>
       <w:tblPr>
@@ -16067,9 +15947,6 @@
       <w:r>
         <w:t xml:space="preserve">41. OPUS — SAT_AUG_PARTY_BANKING</w:t>
       </w:r>
-      <w:r>
-        <w:t xml:space="preserve">  [M3]</w:t>
-      </w:r>
     </w:p>
     <w:tbl>
       <w:tblPr>
@@ -16390,9 +16267,6 @@
       <w:r>
         <w:t xml:space="preserve">42. OPUS — SAT_AUG_PARTY_EMPLOYMENT</w:t>
       </w:r>
-      <w:r>
-        <w:t xml:space="preserve">  [M3]</w:t>
-      </w:r>
     </w:p>
     <w:tbl>
       <w:tblPr>
@@ -16713,9 +16587,6 @@
       <w:r>
         <w:t xml:space="preserve">43. OPUS — SAT_AUG_PRODUCT_TERMS</w:t>
       </w:r>
-      <w:r>
-        <w:t xml:space="preserve">  [M3]</w:t>
-      </w:r>
     </w:p>
     <w:tbl>
       <w:tblPr>
@@ -16906,7 +16777,7 @@
         <w:t xml:space="preserve">Note: </w:t>
       </w:r>
       <w:r>
-        <w:t xml:space="preserve">Consecutive versions of a key (per RECORD_SOURCE, by LOAD_DATETIME) must differ in HASHDIFF (unchanged_reinserts) AND in the stored payload itself (unchanged_payload_reinserts -- catches a HASHDIFF that hashes columns this satellite does not store, e.g. a shared stage). augmented satellite, sat_multi_source; PK PRODUCT_HKEY; 3 RECORD_SOURCE group(s): OPUS_BA_TRV_PLAN_MST_MV [3 col(s)], OPUS_BJAZ_TRV_RATE_MASTER_MV [2 col(s)], OPUS_BJAZ_TRV_PLAN_MV [1 col(s)]. stg2_aug_product_terms_ba_trv_plan_mst_mv_multi_year_yn: column(s) AGE_ELIGIBILITY_BYPASS_INDICATOR, CFT_ELIGIBLE_INDICATOR, PLAN_GEOGRAPHICAL_ZONE could not be traced to RAW on at least one arm -- excluded (first-cut: walk columns from resolved_mtv2__ views or joined-in stitch columns are not yet inlined into the sampled queries). stg2_aug_product_terms_ba_trv_plan_mst_mv_age_bypass_yn: column(s) CFT_ELIGIBLE_INDICATOR, PLAN_GEOGRAPHICAL_ZONE could not be traced to RAW on at least one arm -- excluded (first-cut: walk columns from resolved_mtv2__ views or joined-in stitch columns are not yet inlined into the sampled queries). stg2_aug_product_terms_ba_trv_plan_mst_mv_cft_yn: column(s) PLAN_GEOGRAPHICAL_ZONE could not be traced to RAW on at least one arm -- excluded (first-cut: walk columns from resolved_mtv2__ views or joined-in stitch columns are not yet inlined into the sampled queries). stg2_aug_product_terms_bjaz_trv_rate_master_mv_cft_yn: column(s) AGE_ELIGIBILITY_BYPASS_INDICATOR, MULTI_YEAR_INDICATOR, PLAN_GEOGRAPHICAL_ZONE could not be traced to RAW on at least one arm -- excluded (first-cut: walk columns from resolved_mtv2__ views or joined-in stitch columns are not yet inlined into the sampled queries). stg2_aug_product_terms_bjaz_trv_plan_mv_area: column(s) AGE_ELIGIBILITY_BYPASS_INDICATOR, CFT_ELIGIBLE_INDICATOR, MULTI_YEAR_INDICATOR could not be traced to RAW on at least one arm -- excluded (first-cut: walk columns from resolved_mtv2__ views or joined-in stitch columns are not yet inlined into the sampled queries). stg2_aug_product_terms_bjaz_trv_rate_master_mv_area: column(s) AGE_ELIGIBILITY_BYPASS_INDICATOR, MULTI_YEAR_INDICATOR could not be traced to RAW on at least one arm -- excluded (first-cut: walk columns from resolved_mtv2__ views or joined-in stitch columns are not yet inlined into the sampled queries).</w:t>
+        <w:t xml:space="preserve">Consecutive versions of a key (per RECORD_SOURCE, by LOAD_DATETIME) must differ in HASHDIFF (unchanged_reinserts) AND in the stored payload itself (unchanged_payload_reinserts -- catches a HASHDIFF that hashes columns this satellite does not store, e.g. a shared stage). augmented satellite, sat_multi_source; PK PRODUCT_HKEY; 3 RECORD_SOURCE group(s): OPUS_BA_TRV_PLAN_MST_MV [3 col(s)], OPUS_BJAZ_TRV_RATE_MASTER_MV [2 col(s)], OPUS_BJAZ_TRV_PLAN_MV [1 col(s)]. stg2_aug_product_terms_ba_trv_plan_mst_mv_multi_year_yn: column(s) AGE_ELIGIBILITY_BYPASS_INDICATOR, CFT_ELIGIBLE_INDICATOR, PLAN_GEOGRAPHICAL_ZONE could not be traced to RAW on at least one arm -- excluded (first-cut: walk columns from resolved_mt__ views or joined-in stitch columns are not yet inlined into the sampled queries). stg2_aug_product_terms_ba_trv_plan_mst_mv_age_bypass_yn: column(s) CFT_ELIGIBLE_INDICATOR, PLAN_GEOGRAPHICAL_ZONE could not be traced to RAW on at least one arm -- excluded (first-cut: walk columns from resolved_mt__ views or joined-in stitch columns are not yet inlined into the sampled queries). stg2_aug_product_terms_ba_trv_plan_mst_mv_cft_yn: column(s) PLAN_GEOGRAPHICAL_ZONE could not be traced to RAW on at least one arm -- excluded (first-cut: walk columns from resolved_mt__ views or joined-in stitch columns are not yet inlined into the sampled queries). stg2_aug_product_terms_bjaz_trv_rate_master_mv_cft_yn: column(s) AGE_ELIGIBILITY_BYPASS_INDICATOR, MULTI_YEAR_INDICATOR, PLAN_GEOGRAPHICAL_ZONE could not be traced to RAW on at least one arm -- excluded (first-cut: walk columns from resolved_mt__ views or joined-in stitch columns are not yet inlined into the sampled queries). stg2_aug_product_terms_bjaz_trv_plan_mv_area: column(s) AGE_ELIGIBILITY_BYPASS_INDICATOR, CFT_ELIGIBLE_INDICATOR, MULTI_YEAR_INDICATOR could not be traced to RAW on at least one arm -- excluded (first-cut: walk columns from resolved_mt__ views or joined-in stitch columns are not yet inlined into the sampled queries). stg2_aug_product_terms_bjaz_trv_rate_master_mv_area: column(s) AGE_ELIGIBILITY_BYPASS_INDICATOR, MULTI_YEAR_INDICATOR could not be traced to RAW on at least one arm -- excluded (first-cut: walk columns from resolved_mt__ views or joined-in stitch columns are not yet inlined into the sampled queries).</w:t>
       </w:r>
     </w:p>
     <w:p>
@@ -17035,9 +16906,6 @@
       </w:pPr>
       <w:r>
         <w:t xml:space="preserve">44. OPUS — SAT_AUG_RISK_PERSON_INSURED</w:t>
-      </w:r>
-      <w:r>
-        <w:t xml:space="preserve">  [M3]</w:t>
       </w:r>
     </w:p>
     <w:tbl>
@@ -17359,9 +17227,6 @@
       <w:r>
         <w:t xml:space="preserve">45. OPUS — SAT_AUG_RISK_PERSON_TRAVEL</w:t>
       </w:r>
-      <w:r>
-        <w:t xml:space="preserve">  [M3]</w:t>
-      </w:r>
     </w:p>
     <w:tbl>
       <w:tblPr>
@@ -17681,9 +17546,6 @@
       </w:pPr>
       <w:r>
         <w:t xml:space="preserve">46. OPUS — CDC result (all satellites)</w:t>
-      </w:r>
-      <w:r>
-        <w:t xml:space="preserve">  [M3]</w:t>
       </w:r>
     </w:p>
     <w:tbl>

--- a/BGIL_DBT/validation/travel/DM-H/DM-H2_OPUS.docx
+++ b/BGIL_DBT/validation/travel/DM-H/DM-H2_OPUS.docx
@@ -3203,6 +3203,9 @@
       <w:r>
         <w:t xml:space="preserve">1. OPUS — SAT_COMMON_ADDRESS</w:t>
       </w:r>
+      <w:r>
+        <w:t xml:space="preserve">  [M1]</w:t>
+      </w:r>
     </w:p>
     <w:tbl>
       <w:tblPr>
@@ -3393,7 +3396,7 @@
         <w:t xml:space="preserve">Note: </w:t>
       </w:r>
       <w:r>
-        <w:t xml:space="preserve">Consecutive versions of a key (per RECORD_SOURCE, by LOAD_DATETIME) must differ in HASHDIFF (unchanged_reinserts) AND in the stored payload itself (unchanged_payload_reinserts -- catches a HASHDIFF that hashes columns this satellite does not store, e.g. a shared stage). standard satellite, sat_multi_source; PK LOCATION_HKEY; 2 RECORD_SOURCE group(s): OPUS_BJAZ_TRV_LOADER_DATA_MV [5 col(s)], OPUS_BJAZ_TRV_LOADER_LOG_TABLE_MV [6 col(s)]. stg2_common_address_bjaz_trv_loader_data_mv: column(s) COUNTRY_NAME could not be traced to RAW on at least one arm -- excluded (first-cut: walk columns from resolved_mt__ views or joined-in stitch columns are not yet inlined into the sampled queries).</w:t>
+        <w:t xml:space="preserve">Consecutive versions of a key (per RECORD_SOURCE, by LOAD_DATETIME) must differ in HASHDIFF (unchanged_reinserts) AND in the stored payload itself (unchanged_payload_reinserts -- catches a HASHDIFF that hashes columns this satellite does not store, e.g. a shared stage). standard satellite, sat_multi_source; PK LOCATION_HKEY; 2 RECORD_SOURCE group(s): OPUS_BJAZ_TRV_LOADER_DATA [5 col(s)], OPUS_BJAZ_TRV_LOADER_LOG_TABLE [6 col(s)]. stg2_common_address_bjaz_trv_loader_data: column(s) COUNTRY_NAME could not be traced to RAW on at least one arm -- excluded (first-cut: walk columns from resolved_mt__ views or joined-in stitch columns are not yet inlined into the sampled queries).</w:t>
       </w:r>
     </w:p>
     <w:p>
@@ -3432,7 +3435,7 @@
               <w:br/>
               <w:t xml:space="preserve">      from BAGIC_PREPROD_CURATED_DB.BGIL_DATA_MODEL.SAT_COMMON_ADDRESS</w:t>
               <w:br/>
-              <w:t xml:space="preserve">     where RECORD_SOURCE in ('OPUS_BJAZ_TRV_LOADER_DATA_MV', 'OPUS_BJAZ_TRV_LOADER_LOG_TABLE_MV')</w:t>
+              <w:t xml:space="preserve">     where RECORD_SOURCE in ('OPUS_BJAZ_TRV_LOADER_DATA', 'OPUS_BJAZ_TRV_LOADER_LOG_TABLE')</w:t>
               <w:br/>
               <w:t xml:space="preserve">),</w:t>
               <w:br/>
@@ -3523,6 +3526,9 @@
       <w:r>
         <w:t xml:space="preserve">2. OPUS — SAT_COMMON_CLASSIFICATION</w:t>
       </w:r>
+      <w:r>
+        <w:t xml:space="preserve">  [M1]</w:t>
+      </w:r>
     </w:p>
     <w:tbl>
       <w:tblPr>
@@ -3713,7 +3719,7 @@
         <w:t xml:space="preserve">Note: </w:t>
       </w:r>
       <w:r>
-        <w:t xml:space="preserve">Consecutive versions of a key (per RECORD_SOURCE, by LOAD_DATETIME) must differ in HASHDIFF (unchanged_reinserts) AND in the stored payload itself (unchanged_payload_reinserts -- catches a HASHDIFF that hashes columns this satellite does not store, e.g. a shared stage). standard satellite, sat_multi_source; PK PARTY_HKEY; 2 RECORD_SOURCE group(s): OPUS_BA_TRV_DATA_POLICY_DTLS_MV [1 col(s)], OPUS_BJAZ_TRV_LOADER_DATA_MV [1 col(s)].</w:t>
+        <w:t xml:space="preserve">Consecutive versions of a key (per RECORD_SOURCE, by LOAD_DATETIME) must differ in HASHDIFF (unchanged_reinserts) AND in the stored payload itself (unchanged_payload_reinserts -- catches a HASHDIFF that hashes columns this satellite does not store, e.g. a shared stage). standard satellite, sat_multi_source; PK PARTY_HKEY; 2 RECORD_SOURCE group(s): OPUS_BA_TRV_DATA_POLICY_DTLS [1 col(s)], OPUS_BJAZ_TRV_LOADER_DATA [1 col(s)].</w:t>
       </w:r>
     </w:p>
     <w:p>
@@ -3752,7 +3758,7 @@
               <w:br/>
               <w:t xml:space="preserve">      from BAGIC_PREPROD_CURATED_DB.BGIL_DATA_MODEL.SAT_COMMON_CLASSIFICATION</w:t>
               <w:br/>
-              <w:t xml:space="preserve">     where RECORD_SOURCE in ('OPUS_BA_TRV_DATA_POLICY_DTLS_MV', 'OPUS_BJAZ_TRV_LOADER_DATA_MV')</w:t>
+              <w:t xml:space="preserve">     where RECORD_SOURCE in ('OPUS_BA_TRV_DATA_POLICY_DTLS', 'OPUS_BJAZ_TRV_LOADER_DATA')</w:t>
               <w:br/>
               <w:t xml:space="preserve">),</w:t>
               <w:br/>
@@ -3843,6 +3849,9 @@
       <w:r>
         <w:t xml:space="preserve">3. OPUS — SAT_COMMON_CONTACT</w:t>
       </w:r>
+      <w:r>
+        <w:t xml:space="preserve">  [M1]</w:t>
+      </w:r>
     </w:p>
     <w:tbl>
       <w:tblPr>
@@ -4033,7 +4042,7 @@
         <w:t xml:space="preserve">Note: </w:t>
       </w:r>
       <w:r>
-        <w:t xml:space="preserve">Multi-active: a version is the whole member set loaded at one LOAD_DATETIME; two consecutive identical sets = an unchanged group was re-inserted. standard satellite, ma_sat_multi_source; PK PARTY_HKEY, child key CONTACT_POINT_TYPE, CONTACT_PRIORITY_ORDER; 2 RECORD_SOURCE group(s): OPUS_BJAZ_TRV_LOADER_DATA_MV [4 col(s)], OPUS_BJAZ_TRV_LOADER_LOG_TABLE_MV [4 col(s)]. Multi-active: compared per (key, child key); latest = max LOAD_DATETIME per member. stg2_common_contact_bjaz_trv_loader_data_mv_0: column(s) FAX_NUMBER, LANDLINE_NUMBER, MOBILE_NUMBER could not be traced to RAW on at least one arm -- excluded (first-cut: walk columns from resolved_mt__ views or joined-in stitch columns are not yet inlined into the sampled queries). stg2_common_contact_bjaz_trv_loader_data_mv_1: column(s) FAX_NUMBER, LANDLINE_NUMBER, MOBILE_NUMBER could not be traced to RAW on at least one arm -- excluded (first-cut: walk columns from resolved_mt__ views or joined-in stitch columns are not yet inlined into the sampled queries). stg2_common_contact_bjaz_trv_loader_data_mv_2: column(s) LANDLINE_NUMBER, MOBILE_NUMBER could not be traced to RAW on at least one arm -- excluded (first-cut: walk columns from resolved_mt__ views or joined-in stitch columns are not yet inlined into the sampled queries). stg2_common_contact_bjaz_trv_loader_data_mv_3: column(s) LANDLINE_NUMBER could not be traced to RAW on at least one arm -- excluded (first-cut: walk columns from resolved_mt__ views or joined-in stitch columns are not yet inlined into the sampled queries). stg2_common_contact_bjaz_trv_loader_log_table_mv_5: column(s) FAX_NUMBER, LANDLINE_NUMBER, MOBILE_NUMBER could not be traced to RAW on at least one arm -- excluded (first-cut: walk columns from resolved_mt__ views or joined-in stitch columns are not yet inlined into the sampled queries). stg2_common_contact_bjaz_trv_loader_log_table_mv_6: column(s) LANDLINE_NUMBER, MOBILE_NUMBER could not be traced to RAW on at least one arm -- excluded (first-cut: walk columns from resolved_mt__ views or joined-in stitch columns are not yet inlined into the sampled queries). stg2_common_contact_bjaz_trv_loader_log_table_mv_7: column(s) LANDLINE_NUMBER could not be traced to RAW on at least one arm -- excluded (first-cut: walk columns from resolved_mt__ views or joined-in stitch columns are not yet inlined into the sampled queries).</w:t>
+        <w:t xml:space="preserve">Multi-active: a version is the whole member set loaded at one LOAD_DATETIME; two consecutive identical sets = an unchanged group was re-inserted. standard satellite, ma_sat_multi_source; PK PARTY_HKEY, child key CONTACT_POINT_TYPE, CONTACT_PRIORITY_ORDER; 2 RECORD_SOURCE group(s): OPUS_BJAZ_TRV_LOADER_DATA [4 col(s)], OPUS_BJAZ_TRV_LOADER_LOG_TABLE [4 col(s)]. Multi-active: compared per (key, child key); latest = max LOAD_DATETIME per member. stg2_common_contact_bjaz_trv_loader_data_0: column(s) FAX_NUMBER, LANDLINE_NUMBER, MOBILE_NUMBER could not be traced to RAW on at least one arm -- excluded (first-cut: walk columns from resolved_mt__ views or joined-in stitch columns are not yet inlined into the sampled queries). stg2_common_contact_bjaz_trv_loader_data_1: column(s) FAX_NUMBER, LANDLINE_NUMBER, MOBILE_NUMBER could not be traced to RAW on at least one arm -- excluded (first-cut: walk columns from resolved_mt__ views or joined-in stitch columns are not yet inlined into the sampled queries). stg2_common_contact_bjaz_trv_loader_data_2: column(s) LANDLINE_NUMBER, MOBILE_NUMBER could not be traced to RAW on at least one arm -- excluded (first-cut: walk columns from resolved_mt__ views or joined-in stitch columns are not yet inlined into the sampled queries). stg2_common_contact_bjaz_trv_loader_data_3: column(s) LANDLINE_NUMBER could not be traced to RAW on at least one arm -- excluded (first-cut: walk columns from resolved_mt__ views or joined-in stitch columns are not yet inlined into the sampled queries). stg2_common_contact_bjaz_trv_loader_log_table_5: column(s) FAX_NUMBER, LANDLINE_NUMBER, MOBILE_NUMBER could not be traced to RAW on at least one arm -- excluded (first-cut: walk columns from resolved_mt__ views or joined-in stitch columns are not yet inlined into the sampled queries). stg2_common_contact_bjaz_trv_loader_log_table_6: column(s) LANDLINE_NUMBER, MOBILE_NUMBER could not be traced to RAW on at least one arm -- excluded (first-cut: walk columns from resolved_mt__ views or joined-in stitch columns are not yet inlined into the sampled queries). stg2_common_contact_bjaz_trv_loader_log_table_7: column(s) LANDLINE_NUMBER could not be traced to RAW on at least one arm -- excluded (first-cut: walk columns from resolved_mt__ views or joined-in stitch columns are not yet inlined into the sampled queries).</w:t>
       </w:r>
     </w:p>
     <w:p>
@@ -4074,7 +4083,7 @@
               <w:br/>
               <w:t xml:space="preserve">      from BAGIC_PREPROD_CURATED_DB.BGIL_DATA_MODEL.SAT_COMMON_CONTACT</w:t>
               <w:br/>
-              <w:t xml:space="preserve">     where RECORD_SOURCE in ('OPUS_BJAZ_TRV_LOADER_DATA_MV', 'OPUS_BJAZ_TRV_LOADER_LOG_TABLE_MV')</w:t>
+              <w:t xml:space="preserve">     where RECORD_SOURCE in ('OPUS_BJAZ_TRV_LOADER_DATA', 'OPUS_BJAZ_TRV_LOADER_LOG_TABLE')</w:t>
               <w:br/>
               <w:t xml:space="preserve">     group by PARTY_HKEY, RECORD_SOURCE, LOAD_DATETIME</w:t>
               <w:br/>
@@ -4155,6 +4164,9 @@
       <w:r>
         <w:t xml:space="preserve">4. OPUS — SAT_COVERAGE_CONDITIONS</w:t>
       </w:r>
+      <w:r>
+        <w:t xml:space="preserve">  [M1]</w:t>
+      </w:r>
     </w:p>
     <w:tbl>
       <w:tblPr>
@@ -4345,7 +4357,7 @@
         <w:t xml:space="preserve">Note: </w:t>
       </w:r>
       <w:r>
-        <w:t xml:space="preserve">Consecutive versions of a key (per RECORD_SOURCE, by LOAD_DATETIME) must differ in HASHDIFF (unchanged_reinserts) AND in the stored payload itself (unchanged_payload_reinserts -- catches a HASHDIFF that hashes columns this satellite does not store, e.g. a shared stage). standard satellite, automate_dv.sat; PK COVERAGE_HKEY; 1 RECORD_SOURCE group(s): OPUS_BJAZ_TRV_PLAN_MV [2 col(s)].</w:t>
+        <w:t xml:space="preserve">Consecutive versions of a key (per RECORD_SOURCE, by LOAD_DATETIME) must differ in HASHDIFF (unchanged_reinserts) AND in the stored payload itself (unchanged_payload_reinserts -- catches a HASHDIFF that hashes columns this satellite does not store, e.g. a shared stage). standard satellite, automate_dv.sat; PK COVERAGE_HKEY; 1 RECORD_SOURCE group(s): OPUS_BJAZ_TRV_PLAN [2 col(s)].</w:t>
       </w:r>
     </w:p>
     <w:p>
@@ -4384,7 +4396,7 @@
               <w:br/>
               <w:t xml:space="preserve">      from BAGIC_PREPROD_CURATED_DB.BGIL_DATA_MODEL.SAT_COVERAGE_CONDITIONS</w:t>
               <w:br/>
-              <w:t xml:space="preserve">     where RECORD_SOURCE in ('OPUS_BJAZ_TRV_PLAN_MV')</w:t>
+              <w:t xml:space="preserve">     where RECORD_SOURCE in ('OPUS_BJAZ_TRV_PLAN')</w:t>
               <w:br/>
               <w:t xml:space="preserve">),</w:t>
               <w:br/>
@@ -4475,6 +4487,9 @@
       <w:r>
         <w:t xml:space="preserve">5. OPUS — SAT_COVERAGE_DEFINITION</w:t>
       </w:r>
+      <w:r>
+        <w:t xml:space="preserve">  [M1]</w:t>
+      </w:r>
     </w:p>
     <w:tbl>
       <w:tblPr>
@@ -4665,7 +4680,7 @@
         <w:t xml:space="preserve">Note: </w:t>
       </w:r>
       <w:r>
-        <w:t xml:space="preserve">Consecutive versions of a key (per RECORD_SOURCE, by LOAD_DATETIME) must differ in HASHDIFF (unchanged_reinserts) AND in the stored payload itself (unchanged_payload_reinserts -- catches a HASHDIFF that hashes columns this satellite does not store, e.g. a shared stage). standard satellite, sat_multi_source; PK COVERAGE_HKEY; 3 RECORD_SOURCE group(s): OPUS_BJAZ_TRV_PLAN_MV [2 col(s)], OPUS_BJAZ_TRV_RIDER_DTLS_MV [1 col(s)], OPUS_BJAZ_TRV_LOADER_DATA_MV [1 col(s)]. stg2_coverage_definition_bjaz_trv_plan_mv: column(s) COVERAGE_NAME, FREE_COVER_LIMIT could not be traced to RAW on at least one arm -- excluded (first-cut: walk columns from resolved_mt__ views or joined-in stitch columns are not yet inlined into the sampled queries). stg2_coverage_definition_bjaz_trv_rider_dtls_mv: column(s) COVERAGE_DESCRIPTION, FREE_COVER_LIMIT, PERIL_COVERED could not be traced to RAW on at least one arm -- excluded (first-cut: walk columns from resolved_mt__ views or joined-in stitch columns are not yet inlined into the sampled queries). stg2_coverage_definition_bjaz_trv_loader_data_mv_acchospexp: column(s) COVERAGE_DESCRIPTION, COVERAGE_NAME, PERIL_COVERED could not be traced to RAW on at least one arm -- excluded (first-cut: walk columns from resolved_mt__ views or joined-in stitch columns are not yet inlined into the sampled queries). stg2_coverage_definition_bjaz_trv_loader_data_mv_adventuresportbenefit: column(s) COVERAGE_DESCRIPTION, COVERAGE_NAME, PERIL_COVERED could not be traced to RAW on at least one arm -- excluded (first-cut: walk columns from resolved_mt__ views or joined-in stitch columns are not yet inlined into the sampled queries). stg2_coverage_definition_bjaz_trv_loader_data_mv_bouncedhotel: column(s) COVERAGE_DESCRIPTION, COVERAGE_NAME, PERIL_COVERED could not be traced to RAW on at least one arm -- excluded (first-cut: walk columns from resolved_mt__ views or joined-in stitch columns are not yet inlined into the sampled queries). stg2_coverage_definition_bjaz_trv_loader_data_mv_compvisitfamilymember: column(s) COVERAGE_DESCRIPTION, COVERAGE_NAME, PERIL_COVERED could not be traced to RAW on at least one arm -- excluded (first-cut: walk columns from resolved_mt__ views or joined-in stitch columns are not yet inlined into the sampled queries). stg2_coverage_definition_bjaz_trv_loader_data_mv_delayofcheckedbaggage: column(s) COVERAGE_DESCRIPTION, COVERAGE_NAME, PERIL_COVERED could not be traced to RAW on at least one arm -- excluded (first-cut: walk columns from resolved_mt__ views or joined-in stitch columns are not yet inlined into the sampled queries). stg2_coverage_definition_bjaz_trv_loader_data_mv_emergencyhotelextension: column(s) COVERAGE_DESCRIPTION, COVERAGE_NAME, PERIL_COVERED could not be traced to RAW on at least one arm -- excluded (first-cut: walk columns from resolved_mt__ views or joined-in stitch columns are not yet inlined into the sampled queries). stg2_coverage_definition_bjaz_trv_loader_data_mv_emermedicalevac: column(s) COVERAGE_DESCRIPTION, COVERAGE_NAME, PERIL_COVERED could not be traced to RAW on at least one arm -- excluded (first-cut: walk columns from resolved_mt__ views or joined-in stitch columns are not yet inlined into the sampled queries). stg2_coverage_definition_bjaz_trv_loader_data_mv_homeburglaryinsurance: column(s) COVERAGE_DESCRIPTION, COVERAGE_NAME, PERIL_COVERED could not be traced to RAW on at least one arm -- excluded (first-cut: walk columns from resolved_mt__ views or joined-in stitch columns are not yet inlined into the sampled queries). stg2_coverage_definition_bjaz_trv_loader_data_mv_hospdailyallow: column(s) COVERAGE_DESCRIPTION, COVERAGE_NAME, PERIL_COVERED could not be traced to RAW on at least one arm -- excluded (first-cut: walk columns from resolved_mt__ views or joined-in stitch columns are not yet inlined into the sampled queries). stg2_coverage_definition_bjaz_trv_loader_data_mv_lossofbaggage: column(s) COVERAGE_DESCRIPTION, COVERAGE_NAME, PERIL_COVERED could not be traced to RAW on at least one arm -- excluded (first-cut: walk columns from resolved_mt__ views or joined-in stitch columns are not yet inlined into the sampled queries). stg2_coverage_definition_bjaz_trv_loader_data_mv_lossofcheckedbaggage: column(s) COVERAGE_DESCRIPTION, COVERAGE_NAME, PERIL_COVERED could not be traced to RAW on at least one arm -- excluded (first-cut: walk columns from resolved_mt__ views or joined-in stitch columns are not yet inlined into the sampled queries). stg2_coverage_definition_bjaz_trv_loader_data_mv_missedconnection: column(s) COVERAGE_DESCRIPTION, COVERAGE_NAME, PERIL_COVERED could not be traced to RAW on at least one arm -- excluded (first-cut: walk columns from resolved_mt__ views or joined-in stitch columns are not yet inlined into the sampled queries). stg2_coverage_definition_bjaz_trv_loader_data_mv_personalliability: column(s) COVERAGE_DESCRIPTION, COVERAGE_NAME, PERIL_COVERED could not be traced to RAW on at least one arm -- excluded (first-cut: walk columns from resolved_mt__ views or joined-in stitch columns are not yet inlined into the sampled queries). stg2_coverage_definition_bjaz_trv_loader_data_mv_repatonofremains: column(s) COVERAGE_DESCRIPTION, COVERAGE_NAME, PERIL_COVERED could not be traced to RAW on at least one arm -- excluded (first-cut: walk columns from resolved_mt__ views or joined-in stitch columns are not yet inlined into the sampled queries). stg2_coverage_definition_bjaz_trv_loader_data_mv_tripcancellation: column(s) COVERAGE_DESCRIPTION, COVERAGE_NAME, PERIL_COVERED could not be traced to RAW on at least one arm -- excluded (first-cut: walk columns from resolved_mt__ views or joined-in stitch columns are not yet inlined into the sampled queries). stg2_coverage_definition_bjaz_trv_loader_data_mv_tripcurtailment: column(s) COVERAGE_DESCRIPTION, COVERAGE_NAME, PERIL_COVERED could not be traced to RAW on at least one arm -- excluded (first-cut: walk columns from resolved_mt__ views or joined-in stitch columns are not yet inlined into the sampled queries). stg2_coverage_definition_bjaz_trv_loader_data_mv_tripdelaybyscheduledaircraft: column(s) COVERAGE_DESCRIPTION, COVERAGE_NAME, PERIL_COVERED could not be traced to RAW on at least one arm -- excluded (first-cut: walk columns from resolved_mt__ views or joined-in stitch columns are not yet inlined into the sampled queries).</w:t>
+        <w:t xml:space="preserve">Consecutive versions of a key (per RECORD_SOURCE, by LOAD_DATETIME) must differ in HASHDIFF (unchanged_reinserts) AND in the stored payload itself (unchanged_payload_reinserts -- catches a HASHDIFF that hashes columns this satellite does not store, e.g. a shared stage). standard satellite, sat_multi_source; PK COVERAGE_HKEY; 3 RECORD_SOURCE group(s): OPUS_BJAZ_TRV_PLAN [2 col(s)], OPUS_BJAZ_TRV_RIDER_DTLS [1 col(s)], OPUS_BJAZ_TRV_LOADER_DATA [1 col(s)]. stg2_coverage_definition_bjaz_trv_plan: column(s) COVERAGE_NAME, FREE_COVER_LIMIT could not be traced to RAW on at least one arm -- excluded (first-cut: walk columns from resolved_mt__ views or joined-in stitch columns are not yet inlined into the sampled queries). stg2_coverage_definition_bjaz_trv_rider_dtls: column(s) COVERAGE_DESCRIPTION, FREE_COVER_LIMIT, PERIL_COVERED could not be traced to RAW on at least one arm -- excluded (first-cut: walk columns from resolved_mt__ views or joined-in stitch columns are not yet inlined into the sampled queries). stg2_coverage_definition_bjaz_trv_loader_data_acchospexp: column(s) COVERAGE_DESCRIPTION, COVERAGE_NAME, PERIL_COVERED could not be traced to RAW on at least one arm -- excluded (first-cut: walk columns from resolved_mt__ views or joined-in stitch columns are not yet inlined into the sampled queries). stg2_coverage_definition_bjaz_trv_loader_data_adventuresportbenefit: column(s) COVERAGE_DESCRIPTION, COVERAGE_NAME, PERIL_COVERED could not be traced to RAW on at least one arm -- excluded (first-cut: walk columns from resolved_mt__ views or joined-in stitch columns are not yet inlined into the sampled queries). stg2_coverage_definition_bjaz_trv_loader_data_bouncedhotel: column(s) COVERAGE_DESCRIPTION, COVERAGE_NAME, PERIL_COVERED could not be traced to RAW on at least one arm -- excluded (first-cut: walk columns from resolved_mt__ views or joined-in stitch columns are not yet inlined into the sampled queries). stg2_coverage_definition_bjaz_trv_loader_data_compvisitfamilymember: column(s) COVERAGE_DESCRIPTION, COVERAGE_NAME, PERIL_COVERED could not be traced to RAW on at least one arm -- excluded (first-cut: walk columns from resolved_mt__ views or joined-in stitch columns are not yet inlined into the sampled queries). stg2_coverage_definition_bjaz_trv_loader_data_delayofcheckedbaggage: column(s) COVERAGE_DESCRIPTION, COVERAGE_NAME, PERIL_COVERED could not be traced to RAW on at least one arm -- excluded (first-cut: walk columns from resolved_mt__ views or joined-in stitch columns are not yet inlined into the sampled queries). stg2_coverage_definition_bjaz_trv_loader_data_emergencyhotelextension: column(s) COVERAGE_DESCRIPTION, COVERAGE_NAME, PERIL_COVERED could not be traced to RAW on at least one arm -- excluded (first-cut: walk columns from resolved_mt__ views or joined-in stitch columns are not yet inlined into the sampled queries). stg2_coverage_definition_bjaz_trv_loader_data_emermedicalevac: column(s) COVERAGE_DESCRIPTION, COVERAGE_NAME, PERIL_COVERED could not be traced to RAW on at least one arm -- excluded (first-cut: walk columns from resolved_mt__ views or joined-in stitch columns are not yet inlined into the sampled queries). stg2_coverage_definition_bjaz_trv_loader_data_homeburglaryinsurance: column(s) COVERAGE_DESCRIPTION, COVERAGE_NAME, PERIL_COVERED could not be traced to RAW on at least one arm -- excluded (first-cut: walk columns from resolved_mt__ views or joined-in stitch columns are not yet inlined into the sampled queries). stg2_coverage_definition_bjaz_trv_loader_data_hospdailyallow: column(s) COVERAGE_DESCRIPTION, COVERAGE_NAME, PERIL_COVERED could not be traced to RAW on at least one arm -- excluded (first-cut: walk columns from resolved_mt__ views or joined-in stitch columns are not yet inlined into the sampled queries). stg2_coverage_definition_bjaz_trv_loader_data_lossofbaggage: column(s) COVERAGE_DESCRIPTION, COVERAGE_NAME, PERIL_COVERED could not be traced to RAW on at least one arm -- excluded (first-cut: walk columns from resolved_mt__ views or joined-in stitch columns are not yet inlined into the sampled queries). stg2_coverage_definition_bjaz_trv_loader_data_lossofcheckedbaggage: column(s) COVERAGE_DESCRIPTION, COVERAGE_NAME, PERIL_COVERED could not be traced to RAW on at least one arm -- excluded (first-cut: walk columns from resolved_mt__ views or joined-in stitch columns are not yet inlined into the sampled queries). stg2_coverage_definition_bjaz_trv_loader_data_missedconnection: column(s) COVERAGE_DESCRIPTION, COVERAGE_NAME, PERIL_COVERED could not be traced to RAW on at least one arm -- excluded (first-cut: walk columns from resolved_mt__ views or joined-in stitch columns are not yet inlined into the sampled queries). stg2_coverage_definition_bjaz_trv_loader_data_personalliability: column(s) COVERAGE_DESCRIPTION, COVERAGE_NAME, PERIL_COVERED could not be traced to RAW on at least one arm -- excluded (first-cut: walk columns from resolved_mt__ views or joined-in stitch columns are not yet inlined into the sampled queries). stg2_coverage_definition_bjaz_trv_loader_data_repatonofremains: column(s) COVERAGE_DESCRIPTION, COVERAGE_NAME, PERIL_COVERED could not be traced to RAW on at least one arm -- excluded (first-cut: walk columns from resolved_mt__ views or joined-in stitch columns are not yet inlined into the sampled queries). stg2_coverage_definition_bjaz_trv_loader_data_tripcancellation: column(s) COVERAGE_DESCRIPTION, COVERAGE_NAME, PERIL_COVERED could not be traced to RAW on at least one arm -- excluded (first-cut: walk columns from resolved_mt__ views or joined-in stitch columns are not yet inlined into the sampled queries). stg2_coverage_definition_bjaz_trv_loader_data_tripcurtailment: column(s) COVERAGE_DESCRIPTION, COVERAGE_NAME, PERIL_COVERED could not be traced to RAW on at least one arm -- excluded (first-cut: walk columns from resolved_mt__ views or joined-in stitch columns are not yet inlined into the sampled queries). stg2_coverage_definition_bjaz_trv_loader_data_tripdelaybyscheduledaircraft: column(s) COVERAGE_DESCRIPTION, COVERAGE_NAME, PERIL_COVERED could not be traced to RAW on at least one arm -- excluded (first-cut: walk columns from resolved_mt__ views or joined-in stitch columns are not yet inlined into the sampled queries).</w:t>
       </w:r>
     </w:p>
     <w:p>
@@ -4704,7 +4719,7 @@
               <w:br/>
               <w:t xml:space="preserve">      from BAGIC_PREPROD_CURATED_DB.BGIL_DATA_MODEL.SAT_COVERAGE_DEFINITION</w:t>
               <w:br/>
-              <w:t xml:space="preserve">     where RECORD_SOURCE in ('OPUS_BJAZ_TRV_LOADER_DATA_MV', 'OPUS_BJAZ_TRV_PLAN_MV', 'OPUS_BJAZ_TRV_RIDER_DTLS_MV')</w:t>
+              <w:t xml:space="preserve">     where RECORD_SOURCE in ('OPUS_BJAZ_TRV_LOADER_DATA', 'OPUS_BJAZ_TRV_PLAN', 'OPUS_BJAZ_TRV_RIDER_DTLS')</w:t>
               <w:br/>
               <w:t xml:space="preserve">),</w:t>
               <w:br/>
@@ -4795,6 +4810,9 @@
       <w:r>
         <w:t xml:space="preserve">6. OPUS — SAT_COVERAGE_LIMITS</w:t>
       </w:r>
+      <w:r>
+        <w:t xml:space="preserve">  [M1]</w:t>
+      </w:r>
     </w:p>
     <w:tbl>
       <w:tblPr>
@@ -4985,7 +5003,7 @@
         <w:t xml:space="preserve">Note: </w:t>
       </w:r>
       <w:r>
-        <w:t xml:space="preserve">Consecutive versions of a key (per RECORD_SOURCE, by LOAD_DATETIME) must differ in HASHDIFF (unchanged_reinserts) AND in the stored payload itself (unchanged_payload_reinserts -- catches a HASHDIFF that hashes columns this satellite does not store, e.g. a shared stage). standard satellite, sat_multi_source; PK COVERAGE_HKEY; 3 RECORD_SOURCE group(s): OPUS_BJAZ_TRV_PLAN_MV [2 col(s)], OPUS_BJAZ_TRV_RIDER_DTLS_MV [1 col(s)], OPUS_BJAZ_TRV_RIDER_RATE_MAST_MV [1 col(s)]. stg2_coverage_limits_bjaz_trv_rider_dtls_mv: column(s) DEDUCTIBLE_AMOUNT could not be traced to RAW on at least one arm -- excluded (first-cut: walk columns from resolved_mt__ views or joined-in stitch columns are not yet inlined into the sampled queries). stg2_coverage_limits_bjaz_trv_rider_rate_mast_mv: column(s) DEDUCTIBLE_AMOUNT could not be traced to RAW on at least one arm -- excluded (first-cut: walk columns from resolved_mt__ views or joined-in stitch columns are not yet inlined into the sampled queries).</w:t>
+        <w:t xml:space="preserve">Consecutive versions of a key (per RECORD_SOURCE, by LOAD_DATETIME) must differ in HASHDIFF (unchanged_reinserts) AND in the stored payload itself (unchanged_payload_reinserts -- catches a HASHDIFF that hashes columns this satellite does not store, e.g. a shared stage). standard satellite, sat_multi_source; PK COVERAGE_HKEY; 3 RECORD_SOURCE group(s): OPUS_BJAZ_TRV_PLAN [2 col(s)], OPUS_BJAZ_TRV_RIDER_DTLS [1 col(s)], OPUS_BJAZ_TRV_RIDER_RATE_MAST [1 col(s)]. stg2_coverage_limits_bjaz_trv_rider_dtls: column(s) DEDUCTIBLE_AMOUNT could not be traced to RAW on at least one arm -- excluded (first-cut: walk columns from resolved_mt__ views or joined-in stitch columns are not yet inlined into the sampled queries). stg2_coverage_limits_bjaz_trv_rider_rate_mast: column(s) DEDUCTIBLE_AMOUNT could not be traced to RAW on at least one arm -- excluded (first-cut: walk columns from resolved_mt__ views or joined-in stitch columns are not yet inlined into the sampled queries).</w:t>
       </w:r>
     </w:p>
     <w:p>
@@ -5024,7 +5042,7 @@
               <w:br/>
               <w:t xml:space="preserve">      from BAGIC_PREPROD_CURATED_DB.BGIL_DATA_MODEL.SAT_COVERAGE_LIMITS</w:t>
               <w:br/>
-              <w:t xml:space="preserve">     where RECORD_SOURCE in ('OPUS_BJAZ_TRV_PLAN_MV', 'OPUS_BJAZ_TRV_RIDER_DTLS_MV', 'OPUS_BJAZ_TRV_RIDER_RATE_MAST_MV')</w:t>
+              <w:t xml:space="preserve">     where RECORD_SOURCE in ('OPUS_BJAZ_TRV_PLAN', 'OPUS_BJAZ_TRV_RIDER_DTLS', 'OPUS_BJAZ_TRV_RIDER_RATE_MAST')</w:t>
               <w:br/>
               <w:t xml:space="preserve">),</w:t>
               <w:br/>
@@ -5115,6 +5133,9 @@
       <w:r>
         <w:t xml:space="preserve">7. OPUS — SAT_FINTXN_COMMISSION</w:t>
       </w:r>
+      <w:r>
+        <w:t xml:space="preserve">  [M1]</w:t>
+      </w:r>
     </w:p>
     <w:tbl>
       <w:tblPr>
@@ -5305,7 +5326,7 @@
         <w:t xml:space="preserve">Note: </w:t>
       </w:r>
       <w:r>
-        <w:t xml:space="preserve">Multi-active: a version is the whole member set loaded at one LOAD_DATETIME; two consecutive identical sets = an unchanged group was re-inserted. standard satellite, ma_sat_multi_source; PK FINANCIAL_TRANSACTION_HKEY, child key COMMISSION_TYPE_CK; 2 RECORD_SOURCE group(s): OPUS_BA_TRV_DATA_POLICY_DTLS_MV [2 col(s)], OPUS_BJAZ_TRV_LOADER_DATA_MV [1 col(s)]. Multi-active: compared per (key, child key); latest = max LOAD_DATETIME per member. stg2_fintxn_commission_bjaz_trv_loader_data_mv: column(s) COMMISSION_AMOUNT could not be traced to RAW on at least one arm -- excluded (first-cut: walk columns from resolved_mt__ views or joined-in stitch columns are not yet inlined into the sampled queries).</w:t>
+        <w:t xml:space="preserve">Multi-active: a version is the whole member set loaded at one LOAD_DATETIME; two consecutive identical sets = an unchanged group was re-inserted. standard satellite, ma_sat_multi_source; PK FINANCIAL_TRANSACTION_HKEY, child key COMMISSION_TYPE_CK; 2 RECORD_SOURCE group(s): OPUS_BA_TRV_DATA_POLICY_DTLS [2 col(s)], OPUS_BJAZ_TRV_LOADER_DATA [1 col(s)]. Multi-active: compared per (key, child key); latest = max LOAD_DATETIME per member. stg2_fintxn_commission_bjaz_trv_loader_data: column(s) COMMISSION_AMOUNT could not be traced to RAW on at least one arm -- excluded (first-cut: walk columns from resolved_mt__ views or joined-in stitch columns are not yet inlined into the sampled queries).</w:t>
       </w:r>
     </w:p>
     <w:p>
@@ -5346,7 +5367,7 @@
               <w:br/>
               <w:t xml:space="preserve">      from BAGIC_PREPROD_CURATED_DB.BGIL_DATA_MODEL.SAT_FINTXN_COMMISSION</w:t>
               <w:br/>
-              <w:t xml:space="preserve">     where RECORD_SOURCE in ('OPUS_BA_TRV_DATA_POLICY_DTLS_MV', 'OPUS_BJAZ_TRV_LOADER_DATA_MV')</w:t>
+              <w:t xml:space="preserve">     where RECORD_SOURCE in ('OPUS_BA_TRV_DATA_POLICY_DTLS', 'OPUS_BJAZ_TRV_LOADER_DATA')</w:t>
               <w:br/>
               <w:t xml:space="preserve">     group by FINANCIAL_TRANSACTION_HKEY, RECORD_SOURCE, LOAD_DATETIME</w:t>
               <w:br/>
@@ -5427,6 +5448,9 @@
       <w:r>
         <w:t xml:space="preserve">8. OPUS — SAT_FINTXN_HEADER</w:t>
       </w:r>
+      <w:r>
+        <w:t xml:space="preserve">  [M1]</w:t>
+      </w:r>
     </w:p>
     <w:tbl>
       <w:tblPr>
@@ -5617,7 +5641,7 @@
         <w:t xml:space="preserve">Note: </w:t>
       </w:r>
       <w:r>
-        <w:t xml:space="preserve">Consecutive versions of a key (per RECORD_SOURCE, by LOAD_DATETIME) must differ in HASHDIFF (unchanged_reinserts) AND in the stored payload itself (unchanged_payload_reinserts -- catches a HASHDIFF that hashes columns this satellite does not store, e.g. a shared stage). standard satellite, automate_dv.sat; PK FINANCIAL_TRANSACTION_HKEY; 1 RECORD_SOURCE group(s): OPUS_BJAZ_TRV_LOADER_LOG_TABLE_MV [1 col(s)].</w:t>
+        <w:t xml:space="preserve">Consecutive versions of a key (per RECORD_SOURCE, by LOAD_DATETIME) must differ in HASHDIFF (unchanged_reinserts) AND in the stored payload itself (unchanged_payload_reinserts -- catches a HASHDIFF that hashes columns this satellite does not store, e.g. a shared stage). standard satellite, automate_dv.sat; PK FINANCIAL_TRANSACTION_HKEY; 1 RECORD_SOURCE group(s): OPUS_BJAZ_TRV_LOADER_LOG_TABLE [1 col(s)].</w:t>
       </w:r>
     </w:p>
     <w:p>
@@ -5656,7 +5680,7 @@
               <w:br/>
               <w:t xml:space="preserve">      from BAGIC_PREPROD_CURATED_DB.BGIL_DATA_MODEL.SAT_FINTXN_HEADER</w:t>
               <w:br/>
-              <w:t xml:space="preserve">     where RECORD_SOURCE in ('OPUS_BJAZ_TRV_LOADER_LOG_TABLE_MV')</w:t>
+              <w:t xml:space="preserve">     where RECORD_SOURCE in ('OPUS_BJAZ_TRV_LOADER_LOG_TABLE')</w:t>
               <w:br/>
               <w:t xml:space="preserve">),</w:t>
               <w:br/>
@@ -5747,6 +5771,9 @@
       <w:r>
         <w:t xml:space="preserve">9. OPUS — SAT_FINTXN_PREMIUM</w:t>
       </w:r>
+      <w:r>
+        <w:t xml:space="preserve">  [M1]</w:t>
+      </w:r>
     </w:p>
     <w:tbl>
       <w:tblPr>
@@ -5937,7 +5964,7 @@
         <w:t xml:space="preserve">Note: </w:t>
       </w:r>
       <w:r>
-        <w:t xml:space="preserve">Consecutive versions of a key (per RECORD_SOURCE, by LOAD_DATETIME) must differ in HASHDIFF (unchanged_reinserts) AND in the stored payload itself (unchanged_payload_reinserts -- catches a HASHDIFF that hashes columns this satellite does not store, e.g. a shared stage). standard satellite, sat_multi_source; PK FINANCIAL_TRANSACTION_HKEY; 3 RECORD_SOURCE group(s): OPUS_BA_TRV_DATA_POLICY_DTLS_MV [6 col(s)], OPUS_BJAZ_TRV_LOADER_DATA_MV [5 col(s)], OPUS_BJAZ_TRV_LOADER_LOG_TABLE_MV [4 col(s)]. stg2_fintxn_premium_ba_trv_data_policy_dtls_mv: column(s) BASE_PREMIUM could not be traced to RAW on at least one arm -- excluded (first-cut: walk columns from resolved_mt__ views or joined-in stitch columns are not yet inlined into the sampled queries). stg2_fintxn_premium_bjaz_trv_loader_data_mv: column(s) DISCOUNT_PERCENTAGE, NET_PREMIUM could not be traced to RAW on at least one arm -- excluded (first-cut: walk columns from resolved_mt__ views or joined-in stitch columns are not yet inlined into the sampled queries). stg2_fintxn_premium_bjaz_trv_loader_log_table_mv: column(s) BASE_PREMIUM, DISCOUNT_PERCENTAGE, NET_PREMIUM could not be traced to RAW on at least one arm -- excluded (first-cut: walk columns from resolved_mt__ views or joined-in stitch columns are not yet inlined into the sampled queries).</w:t>
+        <w:t xml:space="preserve">Consecutive versions of a key (per RECORD_SOURCE, by LOAD_DATETIME) must differ in HASHDIFF (unchanged_reinserts) AND in the stored payload itself (unchanged_payload_reinserts -- catches a HASHDIFF that hashes columns this satellite does not store, e.g. a shared stage). standard satellite, sat_multi_source; PK FINANCIAL_TRANSACTION_HKEY; 3 RECORD_SOURCE group(s): OPUS_BA_TRV_DATA_POLICY_DTLS [6 col(s)], OPUS_BJAZ_TRV_LOADER_DATA [5 col(s)], OPUS_BJAZ_TRV_LOADER_LOG_TABLE [4 col(s)]. stg2_fintxn_premium_ba_trv_data_policy_dtls: column(s) BASE_PREMIUM could not be traced to RAW on at least one arm -- excluded (first-cut: walk columns from resolved_mt__ views or joined-in stitch columns are not yet inlined into the sampled queries). stg2_fintxn_premium_bjaz_trv_loader_data: column(s) DISCOUNT_PERCENTAGE, NET_PREMIUM could not be traced to RAW on at least one arm -- excluded (first-cut: walk columns from resolved_mt__ views or joined-in stitch columns are not yet inlined into the sampled queries). stg2_fintxn_premium_bjaz_trv_loader_log_table: column(s) BASE_PREMIUM, DISCOUNT_PERCENTAGE, NET_PREMIUM could not be traced to RAW on at least one arm -- excluded (first-cut: walk columns from resolved_mt__ views or joined-in stitch columns are not yet inlined into the sampled queries).</w:t>
       </w:r>
     </w:p>
     <w:p>
@@ -5976,7 +6003,7 @@
               <w:br/>
               <w:t xml:space="preserve">      from BAGIC_PREPROD_CURATED_DB.BGIL_DATA_MODEL.SAT_FINTXN_PREMIUM</w:t>
               <w:br/>
-              <w:t xml:space="preserve">     where RECORD_SOURCE in ('OPUS_BA_TRV_DATA_POLICY_DTLS_MV', 'OPUS_BJAZ_TRV_LOADER_DATA_MV', 'OPUS_BJAZ_TRV_LOADER_LOG_TABLE_MV')</w:t>
+              <w:t xml:space="preserve">     where RECORD_SOURCE in ('OPUS_BA_TRV_DATA_POLICY_DTLS', 'OPUS_BJAZ_TRV_LOADER_DATA', 'OPUS_BJAZ_TRV_LOADER_LOG_TABLE')</w:t>
               <w:br/>
               <w:t xml:space="preserve">),</w:t>
               <w:br/>
@@ -6067,6 +6094,9 @@
       <w:r>
         <w:t xml:space="preserve">10. OPUS — SAT_FINTXN_TAX</w:t>
       </w:r>
+      <w:r>
+        <w:t xml:space="preserve">  [M1]</w:t>
+      </w:r>
     </w:p>
     <w:tbl>
       <w:tblPr>
@@ -6257,7 +6287,7 @@
         <w:t xml:space="preserve">Note: </w:t>
       </w:r>
       <w:r>
-        <w:t xml:space="preserve">Multi-active: a version is the whole member set loaded at one LOAD_DATETIME; two consecutive identical sets = an unchanged group was re-inserted. standard satellite, ma_sat_multi_source; PK FINANCIAL_TRANSACTION_HKEY, child key TAX_TYPE; 2 RECORD_SOURCE group(s): OPUS_BA_TRV_DATA_POLICY_DTLS_MV [2 col(s)], OPUS_BJAZ_TRV_LOADER_LOG_TABLE_MV [1 col(s)]. Multi-active: compared per (key, child key); latest = max LOAD_DATETIME per member. stg2_fintxn_tax_ba_trv_data_policy_dtls_mv_0: column(s) SERVICE_TAX_AMOUNT could not be traced to RAW on at least one arm -- excluded (first-cut: walk columns from resolved_mt__ views or joined-in stitch columns are not yet inlined into the sampled queries). stg2_fintxn_tax_bjaz_trv_loader_log_table_mv_2: column(s) CESS_AMOUNT could not be traced to RAW on at least one arm -- excluded (first-cut: walk columns from resolved_mt__ views or joined-in stitch columns are not yet inlined into the sampled queries).</w:t>
+        <w:t xml:space="preserve">Multi-active: a version is the whole member set loaded at one LOAD_DATETIME; two consecutive identical sets = an unchanged group was re-inserted. standard satellite, ma_sat_multi_source; PK FINANCIAL_TRANSACTION_HKEY, child key TAX_TYPE; 2 RECORD_SOURCE group(s): OPUS_BA_TRV_DATA_POLICY_DTLS [2 col(s)], OPUS_BJAZ_TRV_LOADER_LOG_TABLE [1 col(s)]. Multi-active: compared per (key, child key); latest = max LOAD_DATETIME per member. stg2_fintxn_tax_ba_trv_data_policy_dtls_0: column(s) SERVICE_TAX_AMOUNT could not be traced to RAW on at least one arm -- excluded (first-cut: walk columns from resolved_mt__ views or joined-in stitch columns are not yet inlined into the sampled queries). stg2_fintxn_tax_bjaz_trv_loader_log_table_2: column(s) CESS_AMOUNT could not be traced to RAW on at least one arm -- excluded (first-cut: walk columns from resolved_mt__ views or joined-in stitch columns are not yet inlined into the sampled queries).</w:t>
       </w:r>
     </w:p>
     <w:p>
@@ -6298,7 +6328,7 @@
               <w:br/>
               <w:t xml:space="preserve">      from BAGIC_PREPROD_CURATED_DB.BGIL_DATA_MODEL.SAT_FINTXN_TAX</w:t>
               <w:br/>
-              <w:t xml:space="preserve">     where RECORD_SOURCE in ('OPUS_BA_TRV_DATA_POLICY_DTLS_MV', 'OPUS_BJAZ_TRV_LOADER_LOG_TABLE_MV')</w:t>
+              <w:t xml:space="preserve">     where RECORD_SOURCE in ('OPUS_BA_TRV_DATA_POLICY_DTLS', 'OPUS_BJAZ_TRV_LOADER_LOG_TABLE')</w:t>
               <w:br/>
               <w:t xml:space="preserve">     group by FINANCIAL_TRANSACTION_HKEY, RECORD_SOURCE, LOAD_DATETIME</w:t>
               <w:br/>
@@ -6379,6 +6409,9 @@
       <w:r>
         <w:t xml:space="preserve">11. OPUS — SAT_FIN_CHARGE_RATE</w:t>
       </w:r>
+      <w:r>
+        <w:t xml:space="preserve">  [M1]</w:t>
+      </w:r>
     </w:p>
     <w:tbl>
       <w:tblPr>
@@ -6569,7 +6602,7 @@
         <w:t xml:space="preserve">Note: </w:t>
       </w:r>
       <w:r>
-        <w:t xml:space="preserve">Multi-active: a version is the whole member set loaded at one LOAD_DATETIME; two consecutive identical sets = an unchanged group was re-inserted. standard satellite, ma_sat_multi_source; PK FINANCIAL_TRANSACTION_HKEY, child key CHARGE_TYPE_CK; 2 RECORD_SOURCE group(s): OPUS_BA_TRV_DATA_POLICY_DTLS_MV [2 col(s)], OPUS_BJAZ_TRV_LOADER_LOG_TABLE_MV [1 col(s)]. Multi-active: compared per (key, child key); latest = max LOAD_DATETIME per member. stg2_fin_charge_rate_ba_trv_data_policy_dtls_mv: column(s) ADDITIONAL_LOADING_RATE could not be traced to RAW on at least one arm -- excluded (first-cut: walk columns from resolved_mt__ views or joined-in stitch columns are not yet inlined into the sampled queries). stg2_fin_charge_rate_bjaz_trv_loader_log_table_mv: column(s) ADDITIONAL_LOADING_RATE could not be traced to RAW on at least one arm -- excluded (first-cut: walk columns from resolved_mt__ views or joined-in stitch columns are not yet inlined into the sampled queries).</w:t>
+        <w:t xml:space="preserve">Multi-active: a version is the whole member set loaded at one LOAD_DATETIME; two consecutive identical sets = an unchanged group was re-inserted. standard satellite, ma_sat_multi_source; PK FINANCIAL_TRANSACTION_HKEY, child key CHARGE_TYPE_CK; 2 RECORD_SOURCE group(s): OPUS_BA_TRV_DATA_POLICY_DTLS [2 col(s)], OPUS_BJAZ_TRV_LOADER_LOG_TABLE [1 col(s)]. Multi-active: compared per (key, child key); latest = max LOAD_DATETIME per member. stg2_fin_charge_rate_ba_trv_data_policy_dtls: column(s) ADDITIONAL_LOADING_RATE could not be traced to RAW on at least one arm -- excluded (first-cut: walk columns from resolved_mt__ views or joined-in stitch columns are not yet inlined into the sampled queries). stg2_fin_charge_rate_bjaz_trv_loader_log_table: column(s) ADDITIONAL_LOADING_RATE could not be traced to RAW on at least one arm -- excluded (first-cut: walk columns from resolved_mt__ views or joined-in stitch columns are not yet inlined into the sampled queries).</w:t>
       </w:r>
     </w:p>
     <w:p>
@@ -6610,7 +6643,7 @@
               <w:br/>
               <w:t xml:space="preserve">      from BAGIC_PREPROD_CURATED_DB.BGIL_DATA_MODEL.SAT_FIN_CHARGE_RATE</w:t>
               <w:br/>
-              <w:t xml:space="preserve">     where RECORD_SOURCE in ('OPUS_BA_TRV_DATA_POLICY_DTLS_MV', 'OPUS_BJAZ_TRV_LOADER_LOG_TABLE_MV')</w:t>
+              <w:t xml:space="preserve">     where RECORD_SOURCE in ('OPUS_BA_TRV_DATA_POLICY_DTLS', 'OPUS_BJAZ_TRV_LOADER_LOG_TABLE')</w:t>
               <w:br/>
               <w:t xml:space="preserve">     group by FINANCIAL_TRANSACTION_HKEY, RECORD_SOURCE, LOAD_DATETIME</w:t>
               <w:br/>
@@ -6691,6 +6724,9 @@
       <w:r>
         <w:t xml:space="preserve">12. OPUS — SAT_FIN_RECEIPT</w:t>
       </w:r>
+      <w:r>
+        <w:t xml:space="preserve">  [M1]</w:t>
+      </w:r>
     </w:p>
     <w:tbl>
       <w:tblPr>
@@ -6881,7 +6917,7 @@
         <w:t xml:space="preserve">Note: </w:t>
       </w:r>
       <w:r>
-        <w:t xml:space="preserve">Consecutive versions of a key (per RECORD_SOURCE, by LOAD_DATETIME) must differ in HASHDIFF (unchanged_reinserts) AND in the stored payload itself (unchanged_payload_reinserts -- catches a HASHDIFF that hashes columns this satellite does not store, e.g. a shared stage). standard satellite, sat_multi_source; PK FINANCIAL_TRANSACTION_HKEY; 2 RECORD_SOURCE group(s): OPUS_BA_TRV_DATA_POLICY_DTLS_MV [2 col(s)], OPUS_BJAZ_TRV_LOADER_DATA_MV [3 col(s)]. stg2_fin_receipt_ba_trv_data_policy_dtls_mv: column(s) AMOUNT_RECEIVED, INSTRUMENT_DATE could not be traced to RAW on at least one arm -- excluded (first-cut: walk columns from resolved_mt__ views or joined-in stitch columns are not yet inlined into the sampled queries). stg2_fin_receipt_bjaz_trv_loader_data_mv: column(s) PAYMENT_GATEWAY_REFERENCE could not be traced to RAW on at least one arm -- excluded (first-cut: walk columns from resolved_mt__ views or joined-in stitch columns are not yet inlined into the sampled queries).</w:t>
+        <w:t xml:space="preserve">Consecutive versions of a key (per RECORD_SOURCE, by LOAD_DATETIME) must differ in HASHDIFF (unchanged_reinserts) AND in the stored payload itself (unchanged_payload_reinserts -- catches a HASHDIFF that hashes columns this satellite does not store, e.g. a shared stage). standard satellite, sat_multi_source; PK FINANCIAL_TRANSACTION_HKEY; 2 RECORD_SOURCE group(s): OPUS_BA_TRV_DATA_POLICY_DTLS [2 col(s)], OPUS_BJAZ_TRV_LOADER_DATA [3 col(s)]. stg2_fin_receipt_ba_trv_data_policy_dtls: column(s) AMOUNT_RECEIVED, INSTRUMENT_DATE could not be traced to RAW on at least one arm -- excluded (first-cut: walk columns from resolved_mt__ views or joined-in stitch columns are not yet inlined into the sampled queries). stg2_fin_receipt_bjaz_trv_loader_data: column(s) PAYMENT_GATEWAY_REFERENCE could not be traced to RAW on at least one arm -- excluded (first-cut: walk columns from resolved_mt__ views or joined-in stitch columns are not yet inlined into the sampled queries).</w:t>
       </w:r>
     </w:p>
     <w:p>
@@ -6920,7 +6956,7 @@
               <w:br/>
               <w:t xml:space="preserve">      from BAGIC_PREPROD_CURATED_DB.BGIL_DATA_MODEL.SAT_FIN_RECEIPT</w:t>
               <w:br/>
-              <w:t xml:space="preserve">     where RECORD_SOURCE in ('OPUS_BA_TRV_DATA_POLICY_DTLS_MV', 'OPUS_BJAZ_TRV_LOADER_DATA_MV')</w:t>
+              <w:t xml:space="preserve">     where RECORD_SOURCE in ('OPUS_BA_TRV_DATA_POLICY_DTLS', 'OPUS_BJAZ_TRV_LOADER_DATA')</w:t>
               <w:br/>
               <w:t xml:space="preserve">),</w:t>
               <w:br/>
@@ -7011,6 +7047,9 @@
       <w:r>
         <w:t xml:space="preserve">13. OPUS — SAT_LNK_ROLE_NOMINEE_BENEFICIARY</w:t>
       </w:r>
+      <w:r>
+        <w:t xml:space="preserve">  [M1]</w:t>
+      </w:r>
     </w:p>
     <w:tbl>
       <w:tblPr>
@@ -7201,7 +7240,7 @@
         <w:t xml:space="preserve">Note: </w:t>
       </w:r>
       <w:r>
-        <w:t xml:space="preserve">Consecutive versions of a key (per RECORD_SOURCE, by LOAD_DATETIME) must differ in HASHDIFF (unchanged_reinserts) AND in the stored payload itself (unchanged_payload_reinserts -- catches a HASHDIFF that hashes columns this satellite does not store, e.g. a shared stage). standard satellite, sat_multi_source; PK PARTY_HKEY; 2 RECORD_SOURCE group(s): OPUS_BJAZ_TRV_LOADER_DATA_MV [1 col(s)], OPUS_BJAZ_TRV_LOADER_LOG_TABLE_MV [1 col(s)].</w:t>
+        <w:t xml:space="preserve">Consecutive versions of a key (per RECORD_SOURCE, by LOAD_DATETIME) must differ in HASHDIFF (unchanged_reinserts) AND in the stored payload itself (unchanged_payload_reinserts -- catches a HASHDIFF that hashes columns this satellite does not store, e.g. a shared stage). standard satellite, sat_multi_source; PK PARTY_HKEY; 2 RECORD_SOURCE group(s): OPUS_BJAZ_TRV_LOADER_DATA [1 col(s)], OPUS_BJAZ_TRV_LOADER_LOG_TABLE [1 col(s)].</w:t>
       </w:r>
     </w:p>
     <w:p>
@@ -7240,7 +7279,7 @@
               <w:br/>
               <w:t xml:space="preserve">      from BAGIC_PREPROD_CURATED_DB.BGIL_DATA_MODEL.SAT_LNK_ROLE_NOMINEE_BENEFICIARY</w:t>
               <w:br/>
-              <w:t xml:space="preserve">     where RECORD_SOURCE in ('OPUS_BJAZ_TRV_LOADER_DATA_MV', 'OPUS_BJAZ_TRV_LOADER_LOG_TABLE_MV')</w:t>
+              <w:t xml:space="preserve">     where RECORD_SOURCE in ('OPUS_BJAZ_TRV_LOADER_DATA', 'OPUS_BJAZ_TRV_LOADER_LOG_TABLE')</w:t>
               <w:br/>
               <w:t xml:space="preserve">),</w:t>
               <w:br/>
@@ -7331,6 +7370,9 @@
       <w:r>
         <w:t xml:space="preserve">14. OPUS — SAT_ORG_UNIT_DEFINITION</w:t>
       </w:r>
+      <w:r>
+        <w:t xml:space="preserve">  [M1]</w:t>
+      </w:r>
     </w:p>
     <w:tbl>
       <w:tblPr>
@@ -7521,7 +7563,7 @@
         <w:t xml:space="preserve">Note: </w:t>
       </w:r>
       <w:r>
-        <w:t xml:space="preserve">Consecutive versions of a key (per RECORD_SOURCE, by LOAD_DATETIME) must differ in HASHDIFF (unchanged_reinserts) AND in the stored payload itself (unchanged_payload_reinserts -- catches a HASHDIFF that hashes columns this satellite does not store, e.g. a shared stage). standard satellite, automate_dv.sat; PK ORG_UNIT_HKEY; 1 RECORD_SOURCE group(s): OPUS_BA_TRV_DATA_POLICY_DTLS_MV [1 col(s)].</w:t>
+        <w:t xml:space="preserve">Consecutive versions of a key (per RECORD_SOURCE, by LOAD_DATETIME) must differ in HASHDIFF (unchanged_reinserts) AND in the stored payload itself (unchanged_payload_reinserts -- catches a HASHDIFF that hashes columns this satellite does not store, e.g. a shared stage). standard satellite, automate_dv.sat; PK ORG_UNIT_HKEY; 1 RECORD_SOURCE group(s): OPUS_BA_TRV_DATA_POLICY_DTLS [1 col(s)].</w:t>
       </w:r>
     </w:p>
     <w:p>
@@ -7560,7 +7602,7 @@
               <w:br/>
               <w:t xml:space="preserve">      from BAGIC_PREPROD_CURATED_DB.BGIL_DATA_MODEL.SAT_ORG_UNIT_DEFINITION</w:t>
               <w:br/>
-              <w:t xml:space="preserve">     where RECORD_SOURCE in ('OPUS_BA_TRV_DATA_POLICY_DTLS_MV')</w:t>
+              <w:t xml:space="preserve">     where RECORD_SOURCE in ('OPUS_BA_TRV_DATA_POLICY_DTLS')</w:t>
               <w:br/>
               <w:t xml:space="preserve">),</w:t>
               <w:br/>
@@ -7651,6 +7693,9 @@
       <w:r>
         <w:t xml:space="preserve">15. OPUS — SAT_PARTY_EMPLOYMENT</w:t>
       </w:r>
+      <w:r>
+        <w:t xml:space="preserve">  [M1]</w:t>
+      </w:r>
     </w:p>
     <w:tbl>
       <w:tblPr>
@@ -7841,7 +7886,7 @@
         <w:t xml:space="preserve">Note: </w:t>
       </w:r>
       <w:r>
-        <w:t xml:space="preserve">Consecutive versions of a key (per RECORD_SOURCE, by LOAD_DATETIME) must differ in HASHDIFF (unchanged_reinserts) AND in the stored payload itself (unchanged_payload_reinserts -- catches a HASHDIFF that hashes columns this satellite does not store, e.g. a shared stage). standard satellite, sat_multi_source; PK PARTY_HKEY; 2 RECORD_SOURCE group(s): OPUS_BJAZ_TRV_LOADER_DATA_MV [1 col(s)], OPUS_BJAZ_TRV_LOADER_LOG_TABLE_MV [2 col(s)]. stg2_party_employment_bjaz_trv_loader_data_mv_payer: column(s) DESIGNATION could not be traced to RAW on at least one arm -- excluded (first-cut: walk columns from resolved_mt__ views or joined-in stitch columns are not yet inlined into the sampled queries).</w:t>
+        <w:t xml:space="preserve">Consecutive versions of a key (per RECORD_SOURCE, by LOAD_DATETIME) must differ in HASHDIFF (unchanged_reinserts) AND in the stored payload itself (unchanged_payload_reinserts -- catches a HASHDIFF that hashes columns this satellite does not store, e.g. a shared stage). standard satellite, sat_multi_source; PK PARTY_HKEY; 2 RECORD_SOURCE group(s): OPUS_BJAZ_TRV_LOADER_DATA [1 col(s)], OPUS_BJAZ_TRV_LOADER_LOG_TABLE [2 col(s)]. stg2_party_employment_bjaz_trv_loader_data_payer: column(s) DESIGNATION could not be traced to RAW on at least one arm -- excluded (first-cut: walk columns from resolved_mt__ views or joined-in stitch columns are not yet inlined into the sampled queries).</w:t>
       </w:r>
     </w:p>
     <w:p>
@@ -7880,7 +7925,7 @@
               <w:br/>
               <w:t xml:space="preserve">      from BAGIC_PREPROD_CURATED_DB.BGIL_DATA_MODEL.SAT_PARTY_EMPLOYMENT</w:t>
               <w:br/>
-              <w:t xml:space="preserve">     where RECORD_SOURCE in ('OPUS_BJAZ_TRV_LOADER_DATA_MV', 'OPUS_BJAZ_TRV_LOADER_LOG_TABLE_MV')</w:t>
+              <w:t xml:space="preserve">     where RECORD_SOURCE in ('OPUS_BJAZ_TRV_LOADER_DATA', 'OPUS_BJAZ_TRV_LOADER_LOG_TABLE')</w:t>
               <w:br/>
               <w:t xml:space="preserve">),</w:t>
               <w:br/>
@@ -7971,6 +8016,9 @@
       <w:r>
         <w:t xml:space="preserve">16. OPUS — SAT_PARTY_HEALTH_PROFILE</w:t>
       </w:r>
+      <w:r>
+        <w:t xml:space="preserve">  [M1]</w:t>
+      </w:r>
     </w:p>
     <w:tbl>
       <w:tblPr>
@@ -8161,7 +8209,7 @@
         <w:t xml:space="preserve">Note: </w:t>
       </w:r>
       <w:r>
-        <w:t xml:space="preserve">Consecutive versions of a key (per RECORD_SOURCE, by LOAD_DATETIME) must differ in HASHDIFF (unchanged_reinserts) AND in the stored payload itself (unchanged_payload_reinserts -- catches a HASHDIFF that hashes columns this satellite does not store, e.g. a shared stage). standard satellite, sat_multi_source; PK PARTY_HKEY; 2 RECORD_SOURCE group(s): OPUS_BA_TRV_DATA_POLICY_DTLS_MV [1 col(s)], OPUS_BJAZ_TRV_LOADER_DATA_MV [1 col(s)].</w:t>
+        <w:t xml:space="preserve">Consecutive versions of a key (per RECORD_SOURCE, by LOAD_DATETIME) must differ in HASHDIFF (unchanged_reinserts) AND in the stored payload itself (unchanged_payload_reinserts -- catches a HASHDIFF that hashes columns this satellite does not store, e.g. a shared stage). standard satellite, sat_multi_source; PK PARTY_HKEY; 2 RECORD_SOURCE group(s): OPUS_BA_TRV_DATA_POLICY_DTLS [1 col(s)], OPUS_BJAZ_TRV_LOADER_DATA [1 col(s)].</w:t>
       </w:r>
     </w:p>
     <w:p>
@@ -8200,7 +8248,7 @@
               <w:br/>
               <w:t xml:space="preserve">      from BAGIC_PREPROD_CURATED_DB.BGIL_DATA_MODEL.SAT_PARTY_HEALTH_PROFILE</w:t>
               <w:br/>
-              <w:t xml:space="preserve">     where RECORD_SOURCE in ('OPUS_BA_TRV_DATA_POLICY_DTLS_MV', 'OPUS_BJAZ_TRV_LOADER_DATA_MV')</w:t>
+              <w:t xml:space="preserve">     where RECORD_SOURCE in ('OPUS_BA_TRV_DATA_POLICY_DTLS', 'OPUS_BJAZ_TRV_LOADER_DATA')</w:t>
               <w:br/>
               <w:t xml:space="preserve">),</w:t>
               <w:br/>
@@ -8291,6 +8339,9 @@
       <w:r>
         <w:t xml:space="preserve">17. OPUS — SAT_PARTY_IDENTIFICATION</w:t>
       </w:r>
+      <w:r>
+        <w:t xml:space="preserve">  [M2]</w:t>
+      </w:r>
     </w:p>
     <w:tbl>
       <w:tblPr>
@@ -8481,7 +8532,7 @@
         <w:t xml:space="preserve">Note: </w:t>
       </w:r>
       <w:r>
-        <w:t xml:space="preserve">Multi-active: a version is the whole member set loaded at one LOAD_DATETIME; two consecutive identical sets = an unchanged group was re-inserted. standard satellite, ma_sat_multi_source; PK PARTY_HKEY, child key IDENTIFICATION_TYPE_CODE; 3 RECORD_SOURCE group(s): OPUS_BA_TRV_DATA_POLICY_DTLS_MV [1 col(s)], OPUS_BJAZ_TRV_LOADER_DATA_MV [4 col(s)], OPUS_BJAZ_TRV_LOADER_LOG_TABLE_MV [1 col(s)]. Multi-active: compared per (key, child key); latest = max LOAD_DATETIME per member. stg2_party_identification_ba_trv_data_policy_dtls_mv_0: column(s) AADHAAR_NUMBER, EIA_NUMBER, GSTIN could not be traced to RAW on at least one arm -- excluded (first-cut: walk columns from resolved_mt__ views or joined-in stitch columns are not yet inlined into the sampled queries). stg2_party_identification_bjaz_trv_loader_data_mv_1: column(s) EIA_NUMBER, GSTIN, PASSPORT_NUMBER could not be traced to RAW on at least one arm -- excluded (first-cut: walk columns from resolved_mt__ views or joined-in stitch columns are not yet inlined into the sampled queries). stg2_party_identification_bjaz_trv_loader_data_mv_2: column(s) GSTIN, PASSPORT_NUMBER could not be traced to RAW on at least one arm -- excluded (first-cut: walk columns from resolved_mt__ views or joined-in stitch columns are not yet inlined into the sampled queries). stg2_party_identification_bjaz_trv_loader_data_mv_3: column(s) PASSPORT_NUMBER could not be traced to RAW on at least one arm -- excluded (first-cut: walk columns from resolved_mt__ views or joined-in stitch columns are not yet inlined into the sampled queries). stg2_party_identification_bjaz_trv_loader_log_table_mv_5: column(s) AADHAAR_NUMBER, EIA_NUMBER, GSTIN could not be traced to RAW on at least one arm -- excluded (first-cut: walk columns from resolved_mt__ views or joined-in stitch columns are not yet inlined into the sampled queries).</w:t>
+        <w:t xml:space="preserve">Multi-active: a version is the whole member set loaded at one LOAD_DATETIME; two consecutive identical sets = an unchanged group was re-inserted. standard satellite, ma_sat_multi_source; PK PARTY_HKEY, child key IDENTIFICATION_TYPE_CODE; 3 RECORD_SOURCE group(s): OPUS_BA_TRV_DATA_POLICY_DTLS [1 col(s)], OPUS_BJAZ_TRV_LOADER_DATA [4 col(s)], OPUS_BJAZ_TRV_LOADER_LOG_TABLE [1 col(s)]. Multi-active: compared per (key, child key); latest = max LOAD_DATETIME per member. stg2_party_identification_ba_trv_data_policy_dtls_0: column(s) AADHAAR_NUMBER, EIA_NUMBER, GSTIN could not be traced to RAW on at least one arm -- excluded (first-cut: walk columns from resolved_mt__ views or joined-in stitch columns are not yet inlined into the sampled queries). stg2_party_identification_bjaz_trv_loader_data_1: column(s) EIA_NUMBER, GSTIN, PASSPORT_NUMBER could not be traced to RAW on at least one arm -- excluded (first-cut: walk columns from resolved_mt__ views or joined-in stitch columns are not yet inlined into the sampled queries). stg2_party_identification_bjaz_trv_loader_data_2: column(s) GSTIN, PASSPORT_NUMBER could not be traced to RAW on at least one arm -- excluded (first-cut: walk columns from resolved_mt__ views or joined-in stitch columns are not yet inlined into the sampled queries). stg2_party_identification_bjaz_trv_loader_data_3: column(s) PASSPORT_NUMBER could not be traced to RAW on at least one arm -- excluded (first-cut: walk columns from resolved_mt__ views or joined-in stitch columns are not yet inlined into the sampled queries). stg2_party_identification_bjaz_trv_loader_log_table_5: column(s) AADHAAR_NUMBER, EIA_NUMBER, GSTIN could not be traced to RAW on at least one arm -- excluded (first-cut: walk columns from resolved_mt__ views or joined-in stitch columns are not yet inlined into the sampled queries).</w:t>
       </w:r>
     </w:p>
     <w:p>
@@ -8522,7 +8573,7 @@
               <w:br/>
               <w:t xml:space="preserve">      from BAGIC_PREPROD_CURATED_DB.BGIL_DATA_MODEL.SAT_PARTY_IDENTIFICATION</w:t>
               <w:br/>
-              <w:t xml:space="preserve">     where RECORD_SOURCE in ('OPUS_BA_TRV_DATA_POLICY_DTLS_MV', 'OPUS_BJAZ_TRV_LOADER_DATA_MV', 'OPUS_BJAZ_TRV_LOADER_LOG_TABLE_MV')</w:t>
+              <w:t xml:space="preserve">     where RECORD_SOURCE in ('OPUS_BA_TRV_DATA_POLICY_DTLS', 'OPUS_BJAZ_TRV_LOADER_DATA', 'OPUS_BJAZ_TRV_LOADER_LOG_TABLE')</w:t>
               <w:br/>
               <w:t xml:space="preserve">     group by PARTY_HKEY, RECORD_SOURCE, LOAD_DATETIME</w:t>
               <w:br/>
@@ -8603,6 +8654,9 @@
       <w:r>
         <w:t xml:space="preserve">18. OPUS — SAT_PARTY_IDENTITY</w:t>
       </w:r>
+      <w:r>
+        <w:t xml:space="preserve">  [M2]</w:t>
+      </w:r>
     </w:p>
     <w:tbl>
       <w:tblPr>
@@ -8793,7 +8847,7 @@
         <w:t xml:space="preserve">Note: </w:t>
       </w:r>
       <w:r>
-        <w:t xml:space="preserve">Consecutive versions of a key (per RECORD_SOURCE, by LOAD_DATETIME) must differ in HASHDIFF (unchanged_reinserts) AND in the stored payload itself (unchanged_payload_reinserts -- catches a HASHDIFF that hashes columns this satellite does not store, e.g. a shared stage). standard satellite, sat_multi_source; PK PARTY_HKEY; 3 RECORD_SOURCE group(s): OPUS_BA_TRV_DATA_POLICY_DTLS_MV [3 col(s)], OPUS_BJAZ_TRV_LOADER_DATA_MV [6 col(s)], OPUS_BJAZ_TRV_LOADER_LOG_TABLE_MV [8 col(s)]. stg2_party_identity_ba_trv_data_policy_dtls_mv_payer: column(s) FIRST_NAME, GENDER_CODE, LAST_NAME, MIDDLE_NAME, PARTY_FULL_NAME, PARTY_LEGAL_NAME, TITLE_CODE could not be traced to RAW on at least one arm -- excluded (first-cut: walk columns from resolved_mt__ views or joined-in stitch columns are not yet inlined into the sampled queries). stg2_party_identity_ba_trv_data_policy_dtls_mv_agent: column(s) FIRST_NAME, GENDER_CODE, LAST_NAME, MIDDLE_NAME, PARTY_LEGAL_NAME, TITLE_CODE could not be traced to RAW on at least one arm -- excluded (first-cut: walk columns from resolved_mt__ views or joined-in stitch columns are not yet inlined into the sampled queries). stg2_party_identity_bjaz_trv_loader_data_mv_payer: column(s) AGE, PARTY_FULL_NAME, TITLE_CODE could not be traced to RAW on at least one arm -- excluded (first-cut: walk columns from resolved_mt__ views or joined-in stitch columns are not yet inlined into the sampled queries). stg2_party_identity_bjaz_trv_loader_log_table_mv_payer: column(s) PARTY_FULL_NAME could not be traced to RAW on at least one arm -- excluded (first-cut: walk columns from resolved_mt__ views or joined-in stitch columns are not yet inlined into the sampled queries).</w:t>
+        <w:t xml:space="preserve">Consecutive versions of a key (per RECORD_SOURCE, by LOAD_DATETIME) must differ in HASHDIFF (unchanged_reinserts) AND in the stored payload itself (unchanged_payload_reinserts -- catches a HASHDIFF that hashes columns this satellite does not store, e.g. a shared stage). standard satellite, sat_multi_source; PK PARTY_HKEY; 3 RECORD_SOURCE group(s): OPUS_BA_TRV_DATA_POLICY_DTLS [3 col(s)], OPUS_BJAZ_TRV_LOADER_DATA [6 col(s)], OPUS_BJAZ_TRV_LOADER_LOG_TABLE [8 col(s)]. stg2_party_identity_ba_trv_data_policy_dtls_payer: column(s) FIRST_NAME, GENDER_CODE, LAST_NAME, MIDDLE_NAME, PARTY_FULL_NAME, PARTY_LEGAL_NAME, TITLE_CODE could not be traced to RAW on at least one arm -- excluded (first-cut: walk columns from resolved_mt__ views or joined-in stitch columns are not yet inlined into the sampled queries). stg2_party_identity_ba_trv_data_policy_dtls_agent: column(s) FIRST_NAME, GENDER_CODE, LAST_NAME, MIDDLE_NAME, PARTY_LEGAL_NAME, TITLE_CODE could not be traced to RAW on at least one arm -- excluded (first-cut: walk columns from resolved_mt__ views or joined-in stitch columns are not yet inlined into the sampled queries). stg2_party_identity_bjaz_trv_loader_data_payer: column(s) AGE, PARTY_FULL_NAME, TITLE_CODE could not be traced to RAW on at least one arm -- excluded (first-cut: walk columns from resolved_mt__ views or joined-in stitch columns are not yet inlined into the sampled queries). stg2_party_identity_bjaz_trv_loader_log_table_payer: column(s) PARTY_FULL_NAME could not be traced to RAW on at least one arm -- excluded (first-cut: walk columns from resolved_mt__ views or joined-in stitch columns are not yet inlined into the sampled queries).</w:t>
       </w:r>
     </w:p>
     <w:p>
@@ -8832,7 +8886,7 @@
               <w:br/>
               <w:t xml:space="preserve">      from BAGIC_PREPROD_CURATED_DB.BGIL_DATA_MODEL.SAT_PARTY_IDENTITY</w:t>
               <w:br/>
-              <w:t xml:space="preserve">     where RECORD_SOURCE in ('OPUS_BA_TRV_DATA_POLICY_DTLS_MV', 'OPUS_BJAZ_TRV_LOADER_DATA_MV', 'OPUS_BJAZ_TRV_LOADER_LOG_TABLE_MV')</w:t>
+              <w:t xml:space="preserve">     where RECORD_SOURCE in ('OPUS_BA_TRV_DATA_POLICY_DTLS', 'OPUS_BJAZ_TRV_LOADER_DATA', 'OPUS_BJAZ_TRV_LOADER_LOG_TABLE')</w:t>
               <w:br/>
               <w:t xml:space="preserve">),</w:t>
               <w:br/>
@@ -8923,6 +8977,9 @@
       <w:r>
         <w:t xml:space="preserve">19. OPUS — SAT_PARTY_INDIVIDUAL_DEMOGRAPHICS</w:t>
       </w:r>
+      <w:r>
+        <w:t xml:space="preserve">  [M2]</w:t>
+      </w:r>
     </w:p>
     <w:tbl>
       <w:tblPr>
@@ -9113,7 +9170,7 @@
         <w:t xml:space="preserve">Note: </w:t>
       </w:r>
       <w:r>
-        <w:t xml:space="preserve">Consecutive versions of a key (per RECORD_SOURCE, by LOAD_DATETIME) must differ in HASHDIFF (unchanged_reinserts) AND in the stored payload itself (unchanged_payload_reinserts -- catches a HASHDIFF that hashes columns this satellite does not store, e.g. a shared stage). standard satellite, sat_multi_source; PK PARTY_HKEY; 2 RECORD_SOURCE group(s): OPUS_BJAZ_TRV_LOADER_DATA_MV [1 col(s)], OPUS_BJAZ_TRV_LOADER_LOG_TABLE_MV [1 col(s)].</w:t>
+        <w:t xml:space="preserve">Consecutive versions of a key (per RECORD_SOURCE, by LOAD_DATETIME) must differ in HASHDIFF (unchanged_reinserts) AND in the stored payload itself (unchanged_payload_reinserts -- catches a HASHDIFF that hashes columns this satellite does not store, e.g. a shared stage). standard satellite, sat_multi_source; PK PARTY_HKEY; 2 RECORD_SOURCE group(s): OPUS_BJAZ_TRV_LOADER_DATA [1 col(s)], OPUS_BJAZ_TRV_LOADER_LOG_TABLE [1 col(s)].</w:t>
       </w:r>
     </w:p>
     <w:p>
@@ -9152,7 +9209,7 @@
               <w:br/>
               <w:t xml:space="preserve">      from BAGIC_PREPROD_CURATED_DB.BGIL_DATA_MODEL.SAT_PARTY_INDIVIDUAL_DEMOGRAPHICS</w:t>
               <w:br/>
-              <w:t xml:space="preserve">     where RECORD_SOURCE in ('OPUS_BJAZ_TRV_LOADER_DATA_MV', 'OPUS_BJAZ_TRV_LOADER_LOG_TABLE_MV')</w:t>
+              <w:t xml:space="preserve">     where RECORD_SOURCE in ('OPUS_BJAZ_TRV_LOADER_DATA', 'OPUS_BJAZ_TRV_LOADER_LOG_TABLE')</w:t>
               <w:br/>
               <w:t xml:space="preserve">),</w:t>
               <w:br/>
@@ -9243,6 +9300,9 @@
       <w:r>
         <w:t xml:space="preserve">20. OPUS — SAT_POLICY_CLASSIFICATION</w:t>
       </w:r>
+      <w:r>
+        <w:t xml:space="preserve">  [M2]</w:t>
+      </w:r>
     </w:p>
     <w:tbl>
       <w:tblPr>
@@ -9433,7 +9493,7 @@
         <w:t xml:space="preserve">Note: </w:t>
       </w:r>
       <w:r>
-        <w:t xml:space="preserve">Multi-active: a version is the whole member set loaded at one LOAD_DATETIME; two consecutive identical sets = an unchanged group was re-inserted. standard satellite, ma_sat_multi_source; PK POLICY_HKEY, child key CLASSIFICATION_TYPE; 3 RECORD_SOURCE group(s): OPUS_BA_TRV_DATA_POLICY_DTLS_MV [1 col(s)], OPUS_BJAZ_TRV_LOADER_DATA_MV [1 col(s)], OPUS_BJAZ_TRV_LOADER_LOG_TABLE_MV [1 col(s)]. Multi-active: compared per (key, child key); latest = max LOAD_DATETIME per member.</w:t>
+        <w:t xml:space="preserve">Multi-active: a version is the whole member set loaded at one LOAD_DATETIME; two consecutive identical sets = an unchanged group was re-inserted. standard satellite, ma_sat_multi_source; PK POLICY_HKEY, child key CLASSIFICATION_TYPE; 3 RECORD_SOURCE group(s): OPUS_BA_TRV_DATA_POLICY_DTLS [1 col(s)], OPUS_BJAZ_TRV_LOADER_DATA [1 col(s)], OPUS_BJAZ_TRV_LOADER_LOG_TABLE [1 col(s)]. Multi-active: compared per (key, child key); latest = max LOAD_DATETIME per member.</w:t>
       </w:r>
     </w:p>
     <w:p>
@@ -9474,7 +9534,7 @@
               <w:br/>
               <w:t xml:space="preserve">      from BAGIC_PREPROD_CURATED_DB.BGIL_DATA_MODEL.SAT_POLICY_CLASSIFICATION</w:t>
               <w:br/>
-              <w:t xml:space="preserve">     where RECORD_SOURCE in ('OPUS_BA_TRV_DATA_POLICY_DTLS_MV', 'OPUS_BJAZ_TRV_LOADER_DATA_MV', 'OPUS_BJAZ_TRV_LOADER_LOG_TABLE_MV')</w:t>
+              <w:t xml:space="preserve">     where RECORD_SOURCE in ('OPUS_BA_TRV_DATA_POLICY_DTLS', 'OPUS_BJAZ_TRV_LOADER_DATA', 'OPUS_BJAZ_TRV_LOADER_LOG_TABLE')</w:t>
               <w:br/>
               <w:t xml:space="preserve">     group by POLICY_HKEY, RECORD_SOURCE, LOAD_DATETIME</w:t>
               <w:br/>
@@ -9555,6 +9615,9 @@
       <w:r>
         <w:t xml:space="preserve">21. OPUS — SAT_POLICY_HEADER</w:t>
       </w:r>
+      <w:r>
+        <w:t xml:space="preserve">  [M2]</w:t>
+      </w:r>
     </w:p>
     <w:tbl>
       <w:tblPr>
@@ -9745,7 +9808,7 @@
         <w:t xml:space="preserve">Note: </w:t>
       </w:r>
       <w:r>
-        <w:t xml:space="preserve">Consecutive versions of a key (per RECORD_SOURCE, by LOAD_DATETIME) must differ in HASHDIFF (unchanged_reinserts) AND in the stored payload itself (unchanged_payload_reinserts -- catches a HASHDIFF that hashes columns this satellite does not store, e.g. a shared stage). standard satellite, sat_multi_source; PK POLICY_HKEY; 4 RECORD_SOURCE group(s): OPUS_BA_TRV_DATA_POLICY_DTLS_MV [9 col(s)], OPUS_BJAZ_TRV_LOADER_DATA_MV [2 col(s)], OPUS_BJAZ_TRV_LOADER_LOG_TABLE_MV [8 col(s)], OPUS_BJAZ_TRV_RIDER_DTLS_MV [2 col(s)]. stg2_policy_header_ba_trv_data_policy_dtls_mv: column(s) POLICY_TYPE, SUM_INSURED_TOTAL could not be traced to RAW on at least one arm -- excluded (first-cut: walk columns from resolved_mt__ views or joined-in stitch columns are not yet inlined into the sampled queries). stg2_policy_header_bjaz_trv_loader_data_mv: column(s) COVER_NOTE_DATE, COVER_NOTE_REFERENCE, ISSUE_DATE, MASTER_POLICY_REFERENCE, POLICY_NUMBER, POLICY_TYPE, RISK_EXPIRY_DATE, RISK_INCEPTION_DATE, SUM_INSURED_TOTAL could not be traced to RAW on at least one arm -- excluded (first-cut: walk columns from resolved_mt__ views or joined-in stitch columns are not yet inlined into the sampled queries). stg2_policy_header_bjaz_trv_loader_log_table_mv: column(s) NUMBER_OF_LIVES_COVERED, POLICY_NUMBER, POLICY_TYPE could not be traced to RAW on at least one arm -- excluded (first-cut: walk columns from resolved_mt__ views or joined-in stitch columns are not yet inlined into the sampled queries). stg2_policy_header_bjaz_trv_rider_dtls_mv: column(s) COVER_NOTE_DATE, COVER_NOTE_REFERENCE, ISSUE_DATE, MASTER_POLICY_REFERENCE, POLICY_NUMBER, RISK_EXPIRY_DATE, RISK_INCEPTION_DATE, RURAL_SECTOR_POLICY_INDICATOR, SUM_INSURED_TOTAL could not be traced to RAW on at least one arm -- excluded (first-cut: walk columns from resolved_mt__ views or joined-in stitch columns are not yet inlined into the sampled queries).</w:t>
+        <w:t xml:space="preserve">Consecutive versions of a key (per RECORD_SOURCE, by LOAD_DATETIME) must differ in HASHDIFF (unchanged_reinserts) AND in the stored payload itself (unchanged_payload_reinserts -- catches a HASHDIFF that hashes columns this satellite does not store, e.g. a shared stage). standard satellite, sat_multi_source; PK POLICY_HKEY; 4 RECORD_SOURCE group(s): OPUS_BA_TRV_DATA_POLICY_DTLS [9 col(s)], OPUS_BJAZ_TRV_LOADER_DATA [2 col(s)], OPUS_BJAZ_TRV_LOADER_LOG_TABLE [8 col(s)], OPUS_BJAZ_TRV_RIDER_DTLS [2 col(s)]. stg2_policy_header_ba_trv_data_policy_dtls: column(s) POLICY_TYPE, SUM_INSURED_TOTAL could not be traced to RAW on at least one arm -- excluded (first-cut: walk columns from resolved_mt__ views or joined-in stitch columns are not yet inlined into the sampled queries). stg2_policy_header_bjaz_trv_loader_data: column(s) COVER_NOTE_DATE, COVER_NOTE_REFERENCE, ISSUE_DATE, MASTER_POLICY_REFERENCE, POLICY_NUMBER, POLICY_TYPE, RISK_EXPIRY_DATE, RISK_INCEPTION_DATE, SUM_INSURED_TOTAL could not be traced to RAW on at least one arm -- excluded (first-cut: walk columns from resolved_mt__ views or joined-in stitch columns are not yet inlined into the sampled queries). stg2_policy_header_bjaz_trv_loader_log_table: column(s) NUMBER_OF_LIVES_COVERED, POLICY_NUMBER, POLICY_TYPE could not be traced to RAW on at least one arm -- excluded (first-cut: walk columns from resolved_mt__ views or joined-in stitch columns are not yet inlined into the sampled queries). stg2_policy_header_bjaz_trv_rider_dtls: column(s) COVER_NOTE_DATE, COVER_NOTE_REFERENCE, ISSUE_DATE, MASTER_POLICY_REFERENCE, POLICY_NUMBER, RISK_EXPIRY_DATE, RISK_INCEPTION_DATE, RURAL_SECTOR_POLICY_INDICATOR, SUM_INSURED_TOTAL could not be traced to RAW on at least one arm -- excluded (first-cut: walk columns from resolved_mt__ views or joined-in stitch columns are not yet inlined into the sampled queries).</w:t>
       </w:r>
     </w:p>
     <w:p>
@@ -9784,7 +9847,7 @@
               <w:br/>
               <w:t xml:space="preserve">      from BAGIC_PREPROD_CURATED_DB.BGIL_DATA_MODEL.SAT_POLICY_HEADER</w:t>
               <w:br/>
-              <w:t xml:space="preserve">     where RECORD_SOURCE in ('OPUS_BA_TRV_DATA_POLICY_DTLS_MV', 'OPUS_BJAZ_TRV_LOADER_DATA_MV', 'OPUS_BJAZ_TRV_LOADER_LOG_TABLE_MV', 'OPUS_BJAZ_TRV_RIDER_DTLS_MV')</w:t>
+              <w:t xml:space="preserve">     where RECORD_SOURCE in ('OPUS_BA_TRV_DATA_POLICY_DTLS', 'OPUS_BJAZ_TRV_LOADER_DATA', 'OPUS_BJAZ_TRV_LOADER_LOG_TABLE', 'OPUS_BJAZ_TRV_RIDER_DTLS')</w:t>
               <w:br/>
               <w:t xml:space="preserve">),</w:t>
               <w:br/>
@@ -9875,6 +9938,9 @@
       <w:r>
         <w:t xml:space="preserve">22. OPUS — SAT_POLICY_TERMS</w:t>
       </w:r>
+      <w:r>
+        <w:t xml:space="preserve">  [M2]</w:t>
+      </w:r>
     </w:p>
     <w:tbl>
       <w:tblPr>
@@ -10065,7 +10131,7 @@
         <w:t xml:space="preserve">Note: </w:t>
       </w:r>
       <w:r>
-        <w:t xml:space="preserve">Consecutive versions of a key (per RECORD_SOURCE, by LOAD_DATETIME) must differ in HASHDIFF (unchanged_reinserts) AND in the stored payload itself (unchanged_payload_reinserts -- catches a HASHDIFF that hashes columns this satellite does not store, e.g. a shared stage). standard satellite, sat_multi_source; PK POLICY_HKEY; 2 RECORD_SOURCE group(s): OPUS_BA_TRV_DATA_POLICY_DTLS_MV [1 col(s)], OPUS_BJAZ_TRV_LOADER_LOG_TABLE_MV [1 col(s)].</w:t>
+        <w:t xml:space="preserve">Consecutive versions of a key (per RECORD_SOURCE, by LOAD_DATETIME) must differ in HASHDIFF (unchanged_reinserts) AND in the stored payload itself (unchanged_payload_reinserts -- catches a HASHDIFF that hashes columns this satellite does not store, e.g. a shared stage). standard satellite, sat_multi_source; PK POLICY_HKEY; 2 RECORD_SOURCE group(s): OPUS_BA_TRV_DATA_POLICY_DTLS [1 col(s)], OPUS_BJAZ_TRV_LOADER_LOG_TABLE [1 col(s)].</w:t>
       </w:r>
     </w:p>
     <w:p>
@@ -10104,7 +10170,7 @@
               <w:br/>
               <w:t xml:space="preserve">      from BAGIC_PREPROD_CURATED_DB.BGIL_DATA_MODEL.SAT_POLICY_TERMS</w:t>
               <w:br/>
-              <w:t xml:space="preserve">     where RECORD_SOURCE in ('OPUS_BA_TRV_DATA_POLICY_DTLS_MV', 'OPUS_BJAZ_TRV_LOADER_LOG_TABLE_MV')</w:t>
+              <w:t xml:space="preserve">     where RECORD_SOURCE in ('OPUS_BA_TRV_DATA_POLICY_DTLS', 'OPUS_BJAZ_TRV_LOADER_LOG_TABLE')</w:t>
               <w:br/>
               <w:t xml:space="preserve">),</w:t>
               <w:br/>
@@ -10195,6 +10261,9 @@
       <w:r>
         <w:t xml:space="preserve">23. OPUS — SAT_PRODUCT_DEFINITION</w:t>
       </w:r>
+      <w:r>
+        <w:t xml:space="preserve">  [M2]</w:t>
+      </w:r>
     </w:p>
     <w:tbl>
       <w:tblPr>
@@ -10385,7 +10454,7 @@
         <w:t xml:space="preserve">Note: </w:t>
       </w:r>
       <w:r>
-        <w:t xml:space="preserve">Consecutive versions of a key (per RECORD_SOURCE, by LOAD_DATETIME) must differ in HASHDIFF (unchanged_reinserts) AND in the stored payload itself (unchanged_payload_reinserts -- catches a HASHDIFF that hashes columns this satellite does not store, e.g. a shared stage). standard satellite, sat_multi_source; PK PRODUCT_HKEY; 3 RECORD_SOURCE group(s): OPUS_BA_TRV_DATA_POLICY_DTLS_MV [3 col(s)], OPUS_BA_TRV_PLAN_MST_MV [5 col(s)], OPUS_BJAZ_TRV_LOADER_DATA_MV [1 col(s)]. stg2_product_definition_ba_trv_data_policy_dtls_mv: column(s) PRODUCT_DISPLAY_NAME, PRODUCT_STATUS could not be traced to RAW on at least one arm -- excluded (first-cut: walk columns from resolved_mt__ views or joined-in stitch columns are not yet inlined into the sampled queries). stg2_product_definition_bjaz_trv_loader_data_mv: column(s) PRODUCT_CODE, PRODUCT_DISPLAY_NAME, PRODUCT_NAME, PRODUCT_STATUS could not be traced to RAW on at least one arm -- excluded (first-cut: walk columns from resolved_mt__ views or joined-in stitch columns are not yet inlined into the sampled queries).</w:t>
+        <w:t xml:space="preserve">Consecutive versions of a key (per RECORD_SOURCE, by LOAD_DATETIME) must differ in HASHDIFF (unchanged_reinserts) AND in the stored payload itself (unchanged_payload_reinserts -- catches a HASHDIFF that hashes columns this satellite does not store, e.g. a shared stage). standard satellite, sat_multi_source; PK PRODUCT_HKEY; 3 RECORD_SOURCE group(s): OPUS_BA_TRV_DATA_POLICY_DTLS [3 col(s)], OPUS_BA_TRV_PLAN_MST [5 col(s)], OPUS_BJAZ_TRV_LOADER_DATA [1 col(s)]. stg2_product_definition_ba_trv_data_policy_dtls: column(s) PRODUCT_DISPLAY_NAME, PRODUCT_STATUS could not be traced to RAW on at least one arm -- excluded (first-cut: walk columns from resolved_mt__ views or joined-in stitch columns are not yet inlined into the sampled queries). stg2_product_definition_bjaz_trv_loader_data: column(s) PRODUCT_CODE, PRODUCT_DISPLAY_NAME, PRODUCT_NAME, PRODUCT_STATUS could not be traced to RAW on at least one arm -- excluded (first-cut: walk columns from resolved_mt__ views or joined-in stitch columns are not yet inlined into the sampled queries).</w:t>
       </w:r>
     </w:p>
     <w:p>
@@ -10424,7 +10493,7 @@
               <w:br/>
               <w:t xml:space="preserve">      from BAGIC_PREPROD_CURATED_DB.BGIL_DATA_MODEL.SAT_PRODUCT_DEFINITION</w:t>
               <w:br/>
-              <w:t xml:space="preserve">     where RECORD_SOURCE in ('OPUS_BA_TRV_DATA_POLICY_DTLS_MV', 'OPUS_BA_TRV_PLAN_MST_MV', 'OPUS_BJAZ_TRV_LOADER_DATA_MV')</w:t>
+              <w:t xml:space="preserve">     where RECORD_SOURCE in ('OPUS_BA_TRV_DATA_POLICY_DTLS', 'OPUS_BA_TRV_PLAN_MST', 'OPUS_BJAZ_TRV_LOADER_DATA')</w:t>
               <w:br/>
               <w:t xml:space="preserve">),</w:t>
               <w:br/>
@@ -10515,6 +10584,9 @@
       <w:r>
         <w:t xml:space="preserve">24. OPUS — SAT_PRODUCT_RATING_FACTOR</w:t>
       </w:r>
+      <w:r>
+        <w:t xml:space="preserve">  [M2]</w:t>
+      </w:r>
     </w:p>
     <w:tbl>
       <w:tblPr>
@@ -10705,7 +10777,7 @@
         <w:t xml:space="preserve">Note: </w:t>
       </w:r>
       <w:r>
-        <w:t xml:space="preserve">Multi-active: a version is the whole member set loaded at one LOAD_DATETIME; two consecutive identical sets = an unchanged group was re-inserted. standard satellite, ma_sat_multi_source; PK PRODUCT_HKEY, child key ACTIVE_SEQUENCE_NUMBER; 1 RECORD_SOURCE group(s): OPUS_BJAZ_TRV_RATE_MASTER_MV [2 col(s)]. Multi-active: compared per (key, child key); latest = max LOAD_DATETIME per member. stg2_product_rating_factor_bjaz_trv_rate_master_mv_0: column(s) VALUE_RANGE_TO could not be traced to RAW on at least one arm -- excluded (first-cut: walk columns from resolved_mt__ views or joined-in stitch columns are not yet inlined into the sampled queries).</w:t>
+        <w:t xml:space="preserve">Multi-active: a version is the whole member set loaded at one LOAD_DATETIME; two consecutive identical sets = an unchanged group was re-inserted. standard satellite, ma_sat_multi_source; PK PRODUCT_HKEY, child key ACTIVE_SEQUENCE_NUMBER; 1 RECORD_SOURCE group(s): OPUS_BJAZ_TRV_RATE_MASTER [2 col(s)]. Multi-active: compared per (key, child key); latest = max LOAD_DATETIME per member. stg2_product_rating_factor_bjaz_trv_rate_master_0: column(s) VALUE_RANGE_TO could not be traced to RAW on at least one arm -- excluded (first-cut: walk columns from resolved_mt__ views or joined-in stitch columns are not yet inlined into the sampled queries).</w:t>
       </w:r>
     </w:p>
     <w:p>
@@ -10746,7 +10818,7 @@
               <w:br/>
               <w:t xml:space="preserve">      from BAGIC_PREPROD_CURATED_DB.BGIL_DATA_MODEL.SAT_PRODUCT_RATING_FACTOR</w:t>
               <w:br/>
-              <w:t xml:space="preserve">     where RECORD_SOURCE in ('OPUS_BJAZ_TRV_RATE_MASTER_MV')</w:t>
+              <w:t xml:space="preserve">     where RECORD_SOURCE in ('OPUS_BJAZ_TRV_RATE_MASTER')</w:t>
               <w:br/>
               <w:t xml:space="preserve">     group by PRODUCT_HKEY, RECORD_SOURCE, LOAD_DATETIME</w:t>
               <w:br/>
@@ -10827,6 +10899,9 @@
       <w:r>
         <w:t xml:space="preserve">25. OPUS — SAT_PRODUCT_RATING_STRUCTURE</w:t>
       </w:r>
+      <w:r>
+        <w:t xml:space="preserve">  [M2]</w:t>
+      </w:r>
     </w:p>
     <w:tbl>
       <w:tblPr>
@@ -11017,7 +11092,7 @@
         <w:t xml:space="preserve">Note: </w:t>
       </w:r>
       <w:r>
-        <w:t xml:space="preserve">Consecutive versions of a key (per RECORD_SOURCE, by LOAD_DATETIME) must differ in HASHDIFF (unchanged_reinserts) AND in the stored payload itself (unchanged_payload_reinserts -- catches a HASHDIFF that hashes columns this satellite does not store, e.g. a shared stage). standard satellite, automate_dv.sat; PK PRODUCT_HKEY; 1 RECORD_SOURCE group(s): OPUS_BJAZ_TRV_RATE_MASTER_MV [1 col(s)].</w:t>
+        <w:t xml:space="preserve">Consecutive versions of a key (per RECORD_SOURCE, by LOAD_DATETIME) must differ in HASHDIFF (unchanged_reinserts) AND in the stored payload itself (unchanged_payload_reinserts -- catches a HASHDIFF that hashes columns this satellite does not store, e.g. a shared stage). standard satellite, automate_dv.sat; PK PRODUCT_HKEY; 1 RECORD_SOURCE group(s): OPUS_BJAZ_TRV_RATE_MASTER [1 col(s)].</w:t>
       </w:r>
     </w:p>
     <w:p>
@@ -11056,7 +11131,7 @@
               <w:br/>
               <w:t xml:space="preserve">      from BAGIC_PREPROD_CURATED_DB.BGIL_DATA_MODEL.SAT_PRODUCT_RATING_STRUCTURE</w:t>
               <w:br/>
-              <w:t xml:space="preserve">     where RECORD_SOURCE in ('OPUS_BJAZ_TRV_RATE_MASTER_MV')</w:t>
+              <w:t xml:space="preserve">     where RECORD_SOURCE in ('OPUS_BJAZ_TRV_RATE_MASTER')</w:t>
               <w:br/>
               <w:t xml:space="preserve">),</w:t>
               <w:br/>
@@ -11147,6 +11222,9 @@
       <w:r>
         <w:t xml:space="preserve">26. OPUS — SAT_PRODUCT_TERMS</w:t>
       </w:r>
+      <w:r>
+        <w:t xml:space="preserve">  [M2]</w:t>
+      </w:r>
     </w:p>
     <w:tbl>
       <w:tblPr>
@@ -11337,7 +11415,7 @@
         <w:t xml:space="preserve">Note: </w:t>
       </w:r>
       <w:r>
-        <w:t xml:space="preserve">Consecutive versions of a key (per RECORD_SOURCE, by LOAD_DATETIME) must differ in HASHDIFF (unchanged_reinserts) AND in the stored payload itself (unchanged_payload_reinserts -- catches a HASHDIFF that hashes columns this satellite does not store, e.g. a shared stage). standard satellite, sat_multi_source; PK PRODUCT_HKEY; 2 RECORD_SOURCE group(s): OPUS_BA_TRV_PLAN_MST_MV [6 col(s)], OPUS_BJAZ_TRV_PLAN_MV [1 col(s)]. stg2_product_terms_bjaz_trv_plan_mv: column(s) FAMILY_DEFINITION, GEOGRAPHY_RESTRICTION, MAXIMUM_ENTRY_AGE, MINIMUM_ENTRY_AGE, MINIMUM_POLICY_TERM could not be traced to RAW on at least one arm -- excluded (first-cut: walk columns from resolved_mt__ views or joined-in stitch columns are not yet inlined into the sampled queries).</w:t>
+        <w:t xml:space="preserve">Consecutive versions of a key (per RECORD_SOURCE, by LOAD_DATETIME) must differ in HASHDIFF (unchanged_reinserts) AND in the stored payload itself (unchanged_payload_reinserts -- catches a HASHDIFF that hashes columns this satellite does not store, e.g. a shared stage). standard satellite, sat_multi_source; PK PRODUCT_HKEY; 2 RECORD_SOURCE group(s): OPUS_BA_TRV_PLAN_MST [6 col(s)], OPUS_BJAZ_TRV_PLAN [1 col(s)]. stg2_product_terms_bjaz_trv_plan: column(s) FAMILY_DEFINITION, GEOGRAPHY_RESTRICTION, MAXIMUM_ENTRY_AGE, MINIMUM_ENTRY_AGE, MINIMUM_POLICY_TERM could not be traced to RAW on at least one arm -- excluded (first-cut: walk columns from resolved_mt__ views or joined-in stitch columns are not yet inlined into the sampled queries).</w:t>
       </w:r>
     </w:p>
     <w:p>
@@ -11376,7 +11454,7 @@
               <w:br/>
               <w:t xml:space="preserve">      from BAGIC_PREPROD_CURATED_DB.BGIL_DATA_MODEL.SAT_PRODUCT_TERMS</w:t>
               <w:br/>
-              <w:t xml:space="preserve">     where RECORD_SOURCE in ('OPUS_BA_TRV_PLAN_MST_MV', 'OPUS_BJAZ_TRV_PLAN_MV')</w:t>
+              <w:t xml:space="preserve">     where RECORD_SOURCE in ('OPUS_BA_TRV_PLAN_MST', 'OPUS_BJAZ_TRV_PLAN')</w:t>
               <w:br/>
               <w:t xml:space="preserve">),</w:t>
               <w:br/>
@@ -11467,6 +11545,9 @@
       <w:r>
         <w:t xml:space="preserve">27. OPUS — SAT_PROPOSAL_UNDERWRITING</w:t>
       </w:r>
+      <w:r>
+        <w:t xml:space="preserve">  [M2]</w:t>
+      </w:r>
     </w:p>
     <w:tbl>
       <w:tblPr>
@@ -11657,7 +11738,7 @@
         <w:t xml:space="preserve">Note: </w:t>
       </w:r>
       <w:r>
-        <w:t xml:space="preserve">Consecutive versions of a key (per RECORD_SOURCE, by LOAD_DATETIME) must differ in HASHDIFF (unchanged_reinserts) AND in the stored payload itself (unchanged_payload_reinserts -- catches a HASHDIFF that hashes columns this satellite does not store, e.g. a shared stage). standard satellite, automate_dv.sat; PK PROPOSAL_HKEY; 1 RECORD_SOURCE group(s): OPUS_BA_TRV_DATA_POLICY_DTLS_MV [2 col(s)].</w:t>
+        <w:t xml:space="preserve">Consecutive versions of a key (per RECORD_SOURCE, by LOAD_DATETIME) must differ in HASHDIFF (unchanged_reinserts) AND in the stored payload itself (unchanged_payload_reinserts -- catches a HASHDIFF that hashes columns this satellite does not store, e.g. a shared stage). standard satellite, automate_dv.sat; PK PROPOSAL_HKEY; 1 RECORD_SOURCE group(s): OPUS_BA_TRV_DATA_POLICY_DTLS [2 col(s)].</w:t>
       </w:r>
     </w:p>
     <w:p>
@@ -11696,7 +11777,7 @@
               <w:br/>
               <w:t xml:space="preserve">      from BAGIC_PREPROD_CURATED_DB.BGIL_DATA_MODEL.SAT_PROPOSAL_UNDERWRITING</w:t>
               <w:br/>
-              <w:t xml:space="preserve">     where RECORD_SOURCE in ('OPUS_BA_TRV_DATA_POLICY_DTLS_MV')</w:t>
+              <w:t xml:space="preserve">     where RECORD_SOURCE in ('OPUS_BA_TRV_DATA_POLICY_DTLS')</w:t>
               <w:br/>
               <w:t xml:space="preserve">),</w:t>
               <w:br/>
@@ -11787,6 +11868,9 @@
       <w:r>
         <w:t xml:space="preserve">28. OPUS — SAT_QUOTE_HEADER</w:t>
       </w:r>
+      <w:r>
+        <w:t xml:space="preserve">  [M2]</w:t>
+      </w:r>
     </w:p>
     <w:tbl>
       <w:tblPr>
@@ -11977,7 +12061,7 @@
         <w:t xml:space="preserve">Note: </w:t>
       </w:r>
       <w:r>
-        <w:t xml:space="preserve">Consecutive versions of a key (per RECORD_SOURCE, by LOAD_DATETIME) must differ in HASHDIFF (unchanged_reinserts) AND in the stored payload itself (unchanged_payload_reinserts -- catches a HASHDIFF that hashes columns this satellite does not store, e.g. a shared stage). standard satellite, automate_dv.sat; PK QUOTE_HKEY; 1 RECORD_SOURCE group(s): OPUS_BA_TRV_DATA_POLICY_DTLS_MV [1 col(s)].</w:t>
+        <w:t xml:space="preserve">Consecutive versions of a key (per RECORD_SOURCE, by LOAD_DATETIME) must differ in HASHDIFF (unchanged_reinserts) AND in the stored payload itself (unchanged_payload_reinserts -- catches a HASHDIFF that hashes columns this satellite does not store, e.g. a shared stage). standard satellite, automate_dv.sat; PK QUOTE_HKEY; 1 RECORD_SOURCE group(s): OPUS_BA_TRV_DATA_POLICY_DTLS [1 col(s)].</w:t>
       </w:r>
     </w:p>
     <w:p>
@@ -12016,7 +12100,7 @@
               <w:br/>
               <w:t xml:space="preserve">      from BAGIC_PREPROD_CURATED_DB.BGIL_DATA_MODEL.SAT_QUOTE_HEADER</w:t>
               <w:br/>
-              <w:t xml:space="preserve">     where RECORD_SOURCE in ('OPUS_BA_TRV_DATA_POLICY_DTLS_MV')</w:t>
+              <w:t xml:space="preserve">     where RECORD_SOURCE in ('OPUS_BA_TRV_DATA_POLICY_DTLS')</w:t>
               <w:br/>
               <w:t xml:space="preserve">),</w:t>
               <w:br/>
@@ -12107,6 +12191,9 @@
       <w:r>
         <w:t xml:space="preserve">29. OPUS — SAT_RISK_MOTOR_DRIVER</w:t>
       </w:r>
+      <w:r>
+        <w:t xml:space="preserve">  [M2]</w:t>
+      </w:r>
     </w:p>
     <w:tbl>
       <w:tblPr>
@@ -12297,7 +12384,7 @@
         <w:t xml:space="preserve">Note: </w:t>
       </w:r>
       <w:r>
-        <w:t xml:space="preserve">Consecutive versions of a key (per RECORD_SOURCE, by LOAD_DATETIME) must differ in HASHDIFF (unchanged_reinserts) AND in the stored payload itself (unchanged_payload_reinserts -- catches a HASHDIFF that hashes columns this satellite does not store, e.g. a shared stage). standard satellite, automate_dv.sat; PK RISK_OBJECT_HKEY; 1 RECORD_SOURCE group(s): OPUS_BJAZ_TRV_LOADER_LOG_TABLE_MV [1 col(s)].</w:t>
+        <w:t xml:space="preserve">Consecutive versions of a key (per RECORD_SOURCE, by LOAD_DATETIME) must differ in HASHDIFF (unchanged_reinserts) AND in the stored payload itself (unchanged_payload_reinserts -- catches a HASHDIFF that hashes columns this satellite does not store, e.g. a shared stage). standard satellite, automate_dv.sat; PK RISK_OBJECT_HKEY; 1 RECORD_SOURCE group(s): OPUS_BJAZ_TRV_LOADER_LOG_TABLE [1 col(s)].</w:t>
       </w:r>
     </w:p>
     <w:p>
@@ -12336,7 +12423,7 @@
               <w:br/>
               <w:t xml:space="preserve">      from BAGIC_PREPROD_CURATED_DB.BGIL_DATA_MODEL.SAT_RISK_MOTOR_DRIVER</w:t>
               <w:br/>
-              <w:t xml:space="preserve">     where RECORD_SOURCE in ('OPUS_BJAZ_TRV_LOADER_LOG_TABLE_MV')</w:t>
+              <w:t xml:space="preserve">     where RECORD_SOURCE in ('OPUS_BJAZ_TRV_LOADER_LOG_TABLE')</w:t>
               <w:br/>
               <w:t xml:space="preserve">),</w:t>
               <w:br/>
@@ -12427,6 +12514,9 @@
       <w:r>
         <w:t xml:space="preserve">30. OPUS — SAT_RISK_MOTOR_VEHICLE</w:t>
       </w:r>
+      <w:r>
+        <w:t xml:space="preserve">  [M2]</w:t>
+      </w:r>
     </w:p>
     <w:tbl>
       <w:tblPr>
@@ -12617,7 +12707,7 @@
         <w:t xml:space="preserve">Note: </w:t>
       </w:r>
       <w:r>
-        <w:t xml:space="preserve">Consecutive versions of a key (per RECORD_SOURCE, by LOAD_DATETIME) must differ in HASHDIFF (unchanged_reinserts) AND in the stored payload itself (unchanged_payload_reinserts -- catches a HASHDIFF that hashes columns this satellite does not store, e.g. a shared stage). standard satellite, automate_dv.sat; PK RISK_OBJECT_HKEY; 1 RECORD_SOURCE group(s): OPUS_BJAZ_TRV_LOADER_LOG_TABLE_MV [9 col(s)].</w:t>
+        <w:t xml:space="preserve">Consecutive versions of a key (per RECORD_SOURCE, by LOAD_DATETIME) must differ in HASHDIFF (unchanged_reinserts) AND in the stored payload itself (unchanged_payload_reinserts -- catches a HASHDIFF that hashes columns this satellite does not store, e.g. a shared stage). standard satellite, automate_dv.sat; PK RISK_OBJECT_HKEY; 1 RECORD_SOURCE group(s): OPUS_BJAZ_TRV_LOADER_LOG_TABLE [9 col(s)].</w:t>
       </w:r>
     </w:p>
     <w:p>
@@ -12656,7 +12746,7 @@
               <w:br/>
               <w:t xml:space="preserve">      from BAGIC_PREPROD_CURATED_DB.BGIL_DATA_MODEL.SAT_RISK_MOTOR_VEHICLE</w:t>
               <w:br/>
-              <w:t xml:space="preserve">     where RECORD_SOURCE in ('OPUS_BJAZ_TRV_LOADER_LOG_TABLE_MV')</w:t>
+              <w:t xml:space="preserve">     where RECORD_SOURCE in ('OPUS_BJAZ_TRV_LOADER_LOG_TABLE')</w:t>
               <w:br/>
               <w:t xml:space="preserve">),</w:t>
               <w:br/>
@@ -12747,6 +12837,9 @@
       <w:r>
         <w:t xml:space="preserve">31. OPUS — SAT_RISK_OBJECT_CORE</w:t>
       </w:r>
+      <w:r>
+        <w:t xml:space="preserve">  [M2]</w:t>
+      </w:r>
     </w:p>
     <w:tbl>
       <w:tblPr>
@@ -12937,7 +13030,7 @@
         <w:t xml:space="preserve">Note: </w:t>
       </w:r>
       <w:r>
-        <w:t xml:space="preserve">Consecutive versions of a key (per RECORD_SOURCE, by LOAD_DATETIME) must differ in HASHDIFF (unchanged_reinserts) AND in the stored payload itself (unchanged_payload_reinserts -- catches a HASHDIFF that hashes columns this satellite does not store, e.g. a shared stage). standard satellite, automate_dv.sat; PK RISK_OBJECT_HKEY; 1 RECORD_SOURCE group(s): OPUS_BJAZ_TRV_LOADER_LOG_TABLE_MV [1 col(s)].</w:t>
+        <w:t xml:space="preserve">Consecutive versions of a key (per RECORD_SOURCE, by LOAD_DATETIME) must differ in HASHDIFF (unchanged_reinserts) AND in the stored payload itself (unchanged_payload_reinserts -- catches a HASHDIFF that hashes columns this satellite does not store, e.g. a shared stage). standard satellite, automate_dv.sat; PK RISK_OBJECT_HKEY; 1 RECORD_SOURCE group(s): OPUS_BJAZ_TRV_LOADER_LOG_TABLE [1 col(s)].</w:t>
       </w:r>
     </w:p>
     <w:p>
@@ -12976,7 +13069,7 @@
               <w:br/>
               <w:t xml:space="preserve">      from BAGIC_PREPROD_CURATED_DB.BGIL_DATA_MODEL.SAT_RISK_OBJECT_CORE</w:t>
               <w:br/>
-              <w:t xml:space="preserve">     where RECORD_SOURCE in ('OPUS_BJAZ_TRV_LOADER_LOG_TABLE_MV')</w:t>
+              <w:t xml:space="preserve">     where RECORD_SOURCE in ('OPUS_BJAZ_TRV_LOADER_LOG_TABLE')</w:t>
               <w:br/>
               <w:t xml:space="preserve">),</w:t>
               <w:br/>
@@ -13067,6 +13160,9 @@
       <w:r>
         <w:t xml:space="preserve">32. OPUS — SAT_RISK_PERSON_INSURED</w:t>
       </w:r>
+      <w:r>
+        <w:t xml:space="preserve">  [M3]</w:t>
+      </w:r>
     </w:p>
     <w:tbl>
       <w:tblPr>
@@ -13257,7 +13353,7 @@
         <w:t xml:space="preserve">Note: </w:t>
       </w:r>
       <w:r>
-        <w:t xml:space="preserve">Consecutive versions of a key (per RECORD_SOURCE, by LOAD_DATETIME) must differ in HASHDIFF (unchanged_reinserts) AND in the stored payload itself (unchanged_payload_reinserts -- catches a HASHDIFF that hashes columns this satellite does not store, e.g. a shared stage). standard satellite, sat_multi_source; PK RISK_OBJECT_HKEY; 1 RECORD_SOURCE group(s): OPUS_BJAZ_TRV_LOADER_DATA_MV [4 col(s)].</w:t>
+        <w:t xml:space="preserve">Consecutive versions of a key (per RECORD_SOURCE, by LOAD_DATETIME) must differ in HASHDIFF (unchanged_reinserts) AND in the stored payload itself (unchanged_payload_reinserts -- catches a HASHDIFF that hashes columns this satellite does not store, e.g. a shared stage). standard satellite, sat_multi_source; PK RISK_OBJECT_HKEY; 1 RECORD_SOURCE group(s): OPUS_BJAZ_TRV_LOADER_DATA [4 col(s)].</w:t>
       </w:r>
     </w:p>
     <w:p>
@@ -13296,7 +13392,7 @@
               <w:br/>
               <w:t xml:space="preserve">      from BAGIC_PREPROD_CURATED_DB.BGIL_DATA_MODEL.SAT_RISK_PERSON_INSURED</w:t>
               <w:br/>
-              <w:t xml:space="preserve">     where RECORD_SOURCE in ('OPUS_BJAZ_TRV_LOADER_DATA_MV')</w:t>
+              <w:t xml:space="preserve">     where RECORD_SOURCE in ('OPUS_BJAZ_TRV_LOADER_DATA')</w:t>
               <w:br/>
               <w:t xml:space="preserve">),</w:t>
               <w:br/>
@@ -13387,6 +13483,9 @@
       <w:r>
         <w:t xml:space="preserve">33. OPUS — SAT_RISK_PERSON_TRAVEL</w:t>
       </w:r>
+      <w:r>
+        <w:t xml:space="preserve">  [M3]</w:t>
+      </w:r>
     </w:p>
     <w:tbl>
       <w:tblPr>
@@ -13577,7 +13676,7 @@
         <w:t xml:space="preserve">Note: </w:t>
       </w:r>
       <w:r>
-        <w:t xml:space="preserve">Consecutive versions of a key (per RECORD_SOURCE, by LOAD_DATETIME) must differ in HASHDIFF (unchanged_reinserts) AND in the stored payload itself (unchanged_payload_reinserts -- catches a HASHDIFF that hashes columns this satellite does not store, e.g. a shared stage). standard satellite, sat_multi_source; PK RISK_OBJECT_HKEY; 2 RECORD_SOURCE group(s): OPUS_BJAZ_TRV_LOADER_DATA_MV [8 col(s)], OPUS_BJAZ_TRV_LOADER_LOG_TABLE_MV [2 col(s)]. stg2_risk_person_travel_bjaz_trv_loader_log_table_mv: column(s) PASSPORT_NUMBER, TRIP_DURATION, TRIP_END_DATE, TRIP_START_DATE, TRIP_TYPE, VISA_TYPE could not be traced to RAW on at least one arm -- excluded (first-cut: walk columns from resolved_mt__ views or joined-in stitch columns are not yet inlined into the sampled queries).</w:t>
+        <w:t xml:space="preserve">Consecutive versions of a key (per RECORD_SOURCE, by LOAD_DATETIME) must differ in HASHDIFF (unchanged_reinserts) AND in the stored payload itself (unchanged_payload_reinserts -- catches a HASHDIFF that hashes columns this satellite does not store, e.g. a shared stage). standard satellite, sat_multi_source; PK RISK_OBJECT_HKEY; 2 RECORD_SOURCE group(s): OPUS_BJAZ_TRV_LOADER_DATA [8 col(s)], OPUS_BJAZ_TRV_LOADER_LOG_TABLE [2 col(s)]. stg2_risk_person_travel_bjaz_trv_loader_log_table: column(s) PASSPORT_NUMBER, TRIP_DURATION, TRIP_END_DATE, TRIP_START_DATE, TRIP_TYPE, VISA_TYPE could not be traced to RAW on at least one arm -- excluded (first-cut: walk columns from resolved_mt__ views or joined-in stitch columns are not yet inlined into the sampled queries).</w:t>
       </w:r>
     </w:p>
     <w:p>
@@ -13616,7 +13715,7 @@
               <w:br/>
               <w:t xml:space="preserve">      from BAGIC_PREPROD_CURATED_DB.BGIL_DATA_MODEL.SAT_RISK_PERSON_TRAVEL</w:t>
               <w:br/>
-              <w:t xml:space="preserve">     where RECORD_SOURCE in ('OPUS_BJAZ_TRV_LOADER_DATA_MV', 'OPUS_BJAZ_TRV_LOADER_LOG_TABLE_MV')</w:t>
+              <w:t xml:space="preserve">     where RECORD_SOURCE in ('OPUS_BJAZ_TRV_LOADER_DATA', 'OPUS_BJAZ_TRV_LOADER_LOG_TABLE')</w:t>
               <w:br/>
               <w:t xml:space="preserve">),</w:t>
               <w:br/>
@@ -13707,6 +13806,9 @@
       <w:r>
         <w:t xml:space="preserve">34. OPUS — SAT_AUG_COMMON_COMMUNICATION_PREFERENCE</w:t>
       </w:r>
+      <w:r>
+        <w:t xml:space="preserve">  [M3]</w:t>
+      </w:r>
     </w:p>
     <w:tbl>
       <w:tblPr>
@@ -13897,7 +13999,7 @@
         <w:t xml:space="preserve">Note: </w:t>
       </w:r>
       <w:r>
-        <w:t xml:space="preserve">Consecutive versions of a key (per RECORD_SOURCE, by LOAD_DATETIME) must differ in HASHDIFF (unchanged_reinserts) AND in the stored payload itself (unchanged_payload_reinserts -- catches a HASHDIFF that hashes columns this satellite does not store, e.g. a shared stage). augmented satellite, automate_dv.sat; PK PARTY_HKEY; 1 RECORD_SOURCE group(s): OPUS_BJAZ_TRV_LOADER_DATA_MV [1 col(s)].</w:t>
+        <w:t xml:space="preserve">Consecutive versions of a key (per RECORD_SOURCE, by LOAD_DATETIME) must differ in HASHDIFF (unchanged_reinserts) AND in the stored payload itself (unchanged_payload_reinserts -- catches a HASHDIFF that hashes columns this satellite does not store, e.g. a shared stage). augmented satellite, automate_dv.sat; PK PARTY_HKEY; 1 RECORD_SOURCE group(s): OPUS_BJAZ_TRV_LOADER_DATA [1 col(s)].</w:t>
       </w:r>
     </w:p>
     <w:p>
@@ -13936,7 +14038,7 @@
               <w:br/>
               <w:t xml:space="preserve">      from BAGIC_PREPROD_CURATED_DB.BGIL_DATA_MODEL.SAT_AUG_COMMON_COMMUNICATION_PREFERENCE</w:t>
               <w:br/>
-              <w:t xml:space="preserve">     where RECORD_SOURCE in ('OPUS_BJAZ_TRV_LOADER_DATA_MV')</w:t>
+              <w:t xml:space="preserve">     where RECORD_SOURCE in ('OPUS_BJAZ_TRV_LOADER_DATA')</w:t>
               <w:br/>
               <w:t xml:space="preserve">),</w:t>
               <w:br/>
@@ -14027,6 +14129,9 @@
       <w:r>
         <w:t xml:space="preserve">35. OPUS — SAT_AUG_COVERAGE_DEFINITION</w:t>
       </w:r>
+      <w:r>
+        <w:t xml:space="preserve">  [M3]</w:t>
+      </w:r>
     </w:p>
     <w:tbl>
       <w:tblPr>
@@ -14217,7 +14322,7 @@
         <w:t xml:space="preserve">Note: </w:t>
       </w:r>
       <w:r>
-        <w:t xml:space="preserve">Consecutive versions of a key (per RECORD_SOURCE, by LOAD_DATETIME) must differ in HASHDIFF (unchanged_reinserts) AND in the stored payload itself (unchanged_payload_reinserts -- catches a HASHDIFF that hashes columns this satellite does not store, e.g. a shared stage). augmented satellite, sat_multi_source; PK COVERAGE_HKEY; 1 RECORD_SOURCE group(s): OPUS_BJAZ_TRV_PLAN_MV [2 col(s)]. stg2_aug_coverage_definition_bjaz_trv_plan_mv_eff_date: column(s) COVERAGE_SEQUENCE could not be traced to RAW on at least one arm -- excluded (first-cut: walk columns from resolved_mt__ views or joined-in stitch columns are not yet inlined into the sampled queries).</w:t>
+        <w:t xml:space="preserve">Consecutive versions of a key (per RECORD_SOURCE, by LOAD_DATETIME) must differ in HASHDIFF (unchanged_reinserts) AND in the stored payload itself (unchanged_payload_reinserts -- catches a HASHDIFF that hashes columns this satellite does not store, e.g. a shared stage). augmented satellite, sat_multi_source; PK COVERAGE_HKEY; 1 RECORD_SOURCE group(s): OPUS_BJAZ_TRV_PLAN [2 col(s)]. stg2_aug_coverage_definition_bjaz_trv_plan_eff_date: column(s) COVERAGE_SEQUENCE could not be traced to RAW on at least one arm -- excluded (first-cut: walk columns from resolved_mt__ views or joined-in stitch columns are not yet inlined into the sampled queries).</w:t>
       </w:r>
     </w:p>
     <w:p>
@@ -14256,7 +14361,7 @@
               <w:br/>
               <w:t xml:space="preserve">      from BAGIC_PREPROD_CURATED_DB.BGIL_DATA_MODEL.SAT_AUG_COVERAGE_DEFINITION</w:t>
               <w:br/>
-              <w:t xml:space="preserve">     where RECORD_SOURCE in ('OPUS_BJAZ_TRV_PLAN_MV')</w:t>
+              <w:t xml:space="preserve">     where RECORD_SOURCE in ('OPUS_BJAZ_TRV_PLAN')</w:t>
               <w:br/>
               <w:t xml:space="preserve">),</w:t>
               <w:br/>
@@ -14347,6 +14452,9 @@
       <w:r>
         <w:t xml:space="preserve">36. OPUS — SAT_AUG_COVERAGE_LIMITS</w:t>
       </w:r>
+      <w:r>
+        <w:t xml:space="preserve">  [M3]</w:t>
+      </w:r>
     </w:p>
     <w:tbl>
       <w:tblPr>
@@ -14537,7 +14645,7 @@
         <w:t xml:space="preserve">Note: </w:t>
       </w:r>
       <w:r>
-        <w:t xml:space="preserve">Consecutive versions of a key (per RECORD_SOURCE, by LOAD_DATETIME) must differ in HASHDIFF (unchanged_reinserts) AND in the stored payload itself (unchanged_payload_reinserts -- catches a HASHDIFF that hashes columns this satellite does not store, e.g. a shared stage). augmented satellite, sat_multi_source; PK COVERAGE_HKEY; 1 RECORD_SOURCE group(s): OPUS_BJAZ_TRV_PLAN_MV [3 col(s)]. stg2_aug_coverage_limits_bjaz_trv_plan_mv_currency: column(s) DEDUCTIBLE_DESCRIPTION, LIMIT_DESCRIPTION could not be traced to RAW on at least one arm -- excluded (first-cut: walk columns from resolved_mt__ views or joined-in stitch columns are not yet inlined into the sampled queries). stg2_aug_coverage_limits_bjaz_trv_plan_mv_deductible_desc: column(s) LIMIT_DESCRIPTION could not be traced to RAW on at least one arm -- excluded (first-cut: walk columns from resolved_mt__ views or joined-in stitch columns are not yet inlined into the sampled queries).</w:t>
+        <w:t xml:space="preserve">Consecutive versions of a key (per RECORD_SOURCE, by LOAD_DATETIME) must differ in HASHDIFF (unchanged_reinserts) AND in the stored payload itself (unchanged_payload_reinserts -- catches a HASHDIFF that hashes columns this satellite does not store, e.g. a shared stage). augmented satellite, sat_multi_source; PK COVERAGE_HKEY; 1 RECORD_SOURCE group(s): OPUS_BJAZ_TRV_PLAN [3 col(s)]. stg2_aug_coverage_limits_bjaz_trv_plan_currency: column(s) DEDUCTIBLE_DESCRIPTION, LIMIT_DESCRIPTION could not be traced to RAW on at least one arm -- excluded (first-cut: walk columns from resolved_mt__ views or joined-in stitch columns are not yet inlined into the sampled queries). stg2_aug_coverage_limits_bjaz_trv_plan_deductible_desc: column(s) LIMIT_DESCRIPTION could not be traced to RAW on at least one arm -- excluded (first-cut: walk columns from resolved_mt__ views or joined-in stitch columns are not yet inlined into the sampled queries).</w:t>
       </w:r>
     </w:p>
     <w:p>
@@ -14576,7 +14684,7 @@
               <w:br/>
               <w:t xml:space="preserve">      from BAGIC_PREPROD_CURATED_DB.BGIL_DATA_MODEL.SAT_AUG_COVERAGE_LIMITS</w:t>
               <w:br/>
-              <w:t xml:space="preserve">     where RECORD_SOURCE in ('OPUS_BJAZ_TRV_PLAN_MV')</w:t>
+              <w:t xml:space="preserve">     where RECORD_SOURCE in ('OPUS_BJAZ_TRV_PLAN')</w:t>
               <w:br/>
               <w:t xml:space="preserve">),</w:t>
               <w:br/>
@@ -14667,6 +14775,9 @@
       <w:r>
         <w:t xml:space="preserve">37. OPUS — SAT_AUG_COVERAGE_RATING</w:t>
       </w:r>
+      <w:r>
+        <w:t xml:space="preserve">  [M3]</w:t>
+      </w:r>
     </w:p>
     <w:tbl>
       <w:tblPr>
@@ -14857,7 +14968,7 @@
         <w:t xml:space="preserve">Note: </w:t>
       </w:r>
       <w:r>
-        <w:t xml:space="preserve">Consecutive versions of a key (per RECORD_SOURCE, by LOAD_DATETIME) must differ in HASHDIFF (unchanged_reinserts) AND in the stored payload itself (unchanged_payload_reinserts -- catches a HASHDIFF that hashes columns this satellite does not store, e.g. a shared stage). augmented satellite, sat_multi_source; PK COVERAGE_HKEY; 2 RECORD_SOURCE group(s): OPUS_BJAZ_TRV_RIDER_RATE_MAST_MV [4 col(s)], OPUS_BJAZ_TRV_RIDER_DTLS_MV [1 col(s)]. stg2_aug_coverage_rating_bjaz_trv_rider_rate_mast_mv_nb_prm_excluding_st: column(s) EXTENSION_PREMIUM_EXCLUDING_ST, MINIMUM_EXTENSION_PREMIUM, MINIMUM_NEW_BUSINESS_PREMIUM, RIDER_PREMIUM could not be traced to RAW on at least one arm -- excluded (first-cut: walk columns from resolved_mt__ views or joined-in stitch columns are not yet inlined into the sampled queries). stg2_aug_coverage_rating_bjaz_trv_rider_rate_mast_mv_extn_prm_excluding_st: column(s) MINIMUM_EXTENSION_PREMIUM, MINIMUM_NEW_BUSINESS_PREMIUM, RIDER_PREMIUM could not be traced to RAW on at least one arm -- excluded (first-cut: walk columns from resolved_mt__ views or joined-in stitch columns are not yet inlined into the sampled queries). stg2_aug_coverage_rating_bjaz_trv_rider_rate_mast_mv_min_extn_prm: column(s) MINIMUM_NEW_BUSINESS_PREMIUM, RIDER_PREMIUM could not be traced to RAW on at least one arm -- excluded (first-cut: walk columns from resolved_mt__ views or joined-in stitch columns are not yet inlined into the sampled queries). stg2_aug_coverage_rating_bjaz_trv_rider_rate_mast_mv_min_nb_prm: column(s) RIDER_PREMIUM could not be traced to RAW on at least one arm -- excluded (first-cut: walk columns from resolved_mt__ views or joined-in stitch columns are not yet inlined into the sampled queries). stg2_aug_coverage_rating_bjaz_trv_rider_dtls_mv_rider_premium: column(s) EXTENSION_PREMIUM_EXCLUDING_ST, MINIMUM_EXTENSION_PREMIUM, MINIMUM_NEW_BUSINESS_PREMIUM, NEW_BUSINESS_PREMIUM_EXCLUDING_ST could not be traced to RAW on at least one arm -- excluded (first-cut: walk columns from resolved_mt__ views or joined-in stitch columns are not yet inlined into the sampled queries).</w:t>
+        <w:t xml:space="preserve">Consecutive versions of a key (per RECORD_SOURCE, by LOAD_DATETIME) must differ in HASHDIFF (unchanged_reinserts) AND in the stored payload itself (unchanged_payload_reinserts -- catches a HASHDIFF that hashes columns this satellite does not store, e.g. a shared stage). augmented satellite, sat_multi_source; PK COVERAGE_HKEY; 2 RECORD_SOURCE group(s): OPUS_BJAZ_TRV_RIDER_RATE_MAST [4 col(s)], OPUS_BJAZ_TRV_RIDER_DTLS [1 col(s)]. stg2_aug_coverage_rating_bjaz_trv_rider_rate_mast_nb_prm_excluding_st: column(s) EXTENSION_PREMIUM_EXCLUDING_ST, MINIMUM_EXTENSION_PREMIUM, MINIMUM_NEW_BUSINESS_PREMIUM, RIDER_PREMIUM could not be traced to RAW on at least one arm -- excluded (first-cut: walk columns from resolved_mt__ views or joined-in stitch columns are not yet inlined into the sampled queries). stg2_aug_coverage_rating_bjaz_trv_rider_rate_mast_extn_prm_excluding_st: column(s) MINIMUM_EXTENSION_PREMIUM, MINIMUM_NEW_BUSINESS_PREMIUM, RIDER_PREMIUM could not be traced to RAW on at least one arm -- excluded (first-cut: walk columns from resolved_mt__ views or joined-in stitch columns are not yet inlined into the sampled queries). stg2_aug_coverage_rating_bjaz_trv_rider_rate_mast_min_extn_prm: column(s) MINIMUM_NEW_BUSINESS_PREMIUM, RIDER_PREMIUM could not be traced to RAW on at least one arm -- excluded (first-cut: walk columns from resolved_mt__ views or joined-in stitch columns are not yet inlined into the sampled queries). stg2_aug_coverage_rating_bjaz_trv_rider_rate_mast_min_nb_prm: column(s) RIDER_PREMIUM could not be traced to RAW on at least one arm -- excluded (first-cut: walk columns from resolved_mt__ views or joined-in stitch columns are not yet inlined into the sampled queries). stg2_aug_coverage_rating_bjaz_trv_rider_dtls_rider_premium: column(s) EXTENSION_PREMIUM_EXCLUDING_ST, MINIMUM_EXTENSION_PREMIUM, MINIMUM_NEW_BUSINESS_PREMIUM, NEW_BUSINESS_PREMIUM_EXCLUDING_ST could not be traced to RAW on at least one arm -- excluded (first-cut: walk columns from resolved_mt__ views or joined-in stitch columns are not yet inlined into the sampled queries).</w:t>
       </w:r>
     </w:p>
     <w:p>
@@ -14896,7 +15007,7 @@
               <w:br/>
               <w:t xml:space="preserve">      from BAGIC_PREPROD_CURATED_DB.BGIL_DATA_MODEL.SAT_AUG_COVERAGE_RATING</w:t>
               <w:br/>
-              <w:t xml:space="preserve">     where RECORD_SOURCE in ('OPUS_BJAZ_TRV_RIDER_DTLS_MV', 'OPUS_BJAZ_TRV_RIDER_RATE_MAST_MV')</w:t>
+              <w:t xml:space="preserve">     where RECORD_SOURCE in ('OPUS_BJAZ_TRV_RIDER_DTLS', 'OPUS_BJAZ_TRV_RIDER_RATE_MAST')</w:t>
               <w:br/>
               <w:t xml:space="preserve">),</w:t>
               <w:br/>
@@ -14987,6 +15098,9 @@
       <w:r>
         <w:t xml:space="preserve">38. OPUS — SAT_AUG_FINTXN_PREMIUM</w:t>
       </w:r>
+      <w:r>
+        <w:t xml:space="preserve">  [M3]</w:t>
+      </w:r>
     </w:p>
     <w:tbl>
       <w:tblPr>
@@ -15177,7 +15291,7 @@
         <w:t xml:space="preserve">Note: </w:t>
       </w:r>
       <w:r>
-        <w:t xml:space="preserve">Consecutive versions of a key (per RECORD_SOURCE, by LOAD_DATETIME) must differ in HASHDIFF (unchanged_reinserts) AND in the stored payload itself (unchanged_payload_reinserts -- catches a HASHDIFF that hashes columns this satellite does not store, e.g. a shared stage). augmented satellite, sat_multi_source; PK FINANCIAL_TRANSACTION_HKEY; 3 RECORD_SOURCE group(s): OPUS_BA_TRV_DATA_POLICY_DTLS_MV [2 col(s)], OPUS_BJAZ_TRV_LOADER_DATA_MV [1 col(s)], OPUS_BJAZ_TRV_LOADER_LOG_TABLE_MV [1 col(s)]. stg2_aug_fintxn_premium_ba_trv_data_policy_dtls_mv_sp_discount_per: column(s) SPECIAL_DISCOUNT_AMOUNT could not be traced to RAW on at least one arm -- excluded (first-cut: walk columns from resolved_mt__ views or joined-in stitch columns are not yet inlined into the sampled queries). stg2_aug_fintxn_premium_bjaz_trv_loader_data_mv_spdiscount: column(s) SPECIAL_DISCOUNT_PERCENTAGE could not be traced to RAW on at least one arm -- excluded (first-cut: walk columns from resolved_mt__ views or joined-in stitch columns are not yet inlined into the sampled queries). stg2_aug_fintxn_premium_bjaz_trv_loader_log_table_mv_spdiscount: column(s) SPECIAL_DISCOUNT_PERCENTAGE could not be traced to RAW on at least one arm -- excluded (first-cut: walk columns from resolved_mt__ views or joined-in stitch columns are not yet inlined into the sampled queries).</w:t>
+        <w:t xml:space="preserve">Consecutive versions of a key (per RECORD_SOURCE, by LOAD_DATETIME) must differ in HASHDIFF (unchanged_reinserts) AND in the stored payload itself (unchanged_payload_reinserts -- catches a HASHDIFF that hashes columns this satellite does not store, e.g. a shared stage). augmented satellite, sat_multi_source; PK FINANCIAL_TRANSACTION_HKEY; 3 RECORD_SOURCE group(s): OPUS_BA_TRV_DATA_POLICY_DTLS [2 col(s)], OPUS_BJAZ_TRV_LOADER_DATA [1 col(s)], OPUS_BJAZ_TRV_LOADER_LOG_TABLE [1 col(s)]. stg2_aug_fintxn_premium_ba_trv_data_policy_dtls_sp_discount_per: column(s) SPECIAL_DISCOUNT_AMOUNT could not be traced to RAW on at least one arm -- excluded (first-cut: walk columns from resolved_mt__ views or joined-in stitch columns are not yet inlined into the sampled queries). stg2_aug_fintxn_premium_bjaz_trv_loader_data_spdiscount: column(s) SPECIAL_DISCOUNT_PERCENTAGE could not be traced to RAW on at least one arm -- excluded (first-cut: walk columns from resolved_mt__ views or joined-in stitch columns are not yet inlined into the sampled queries). stg2_aug_fintxn_premium_bjaz_trv_loader_log_table_spdiscount: column(s) SPECIAL_DISCOUNT_PERCENTAGE could not be traced to RAW on at least one arm -- excluded (first-cut: walk columns from resolved_mt__ views or joined-in stitch columns are not yet inlined into the sampled queries).</w:t>
       </w:r>
     </w:p>
     <w:p>
@@ -15216,7 +15330,7 @@
               <w:br/>
               <w:t xml:space="preserve">      from BAGIC_PREPROD_CURATED_DB.BGIL_DATA_MODEL.SAT_AUG_FINTXN_PREMIUM</w:t>
               <w:br/>
-              <w:t xml:space="preserve">     where RECORD_SOURCE in ('OPUS_BA_TRV_DATA_POLICY_DTLS_MV', 'OPUS_BJAZ_TRV_LOADER_DATA_MV', 'OPUS_BJAZ_TRV_LOADER_LOG_TABLE_MV')</w:t>
+              <w:t xml:space="preserve">     where RECORD_SOURCE in ('OPUS_BA_TRV_DATA_POLICY_DTLS', 'OPUS_BJAZ_TRV_LOADER_DATA', 'OPUS_BJAZ_TRV_LOADER_LOG_TABLE')</w:t>
               <w:br/>
               <w:t xml:space="preserve">),</w:t>
               <w:br/>
@@ -15307,6 +15421,9 @@
       <w:r>
         <w:t xml:space="preserve">39. OPUS — SAT_AUG_LNK_PARTY_ROLE_CORE</w:t>
       </w:r>
+      <w:r>
+        <w:t xml:space="preserve">  [M3]</w:t>
+      </w:r>
     </w:p>
     <w:tbl>
       <w:tblPr>
@@ -15497,7 +15614,7 @@
         <w:t xml:space="preserve">Note: </w:t>
       </w:r>
       <w:r>
-        <w:t xml:space="preserve">Consecutive versions of a key (per RECORD_SOURCE, by LOAD_DATETIME) must differ in HASHDIFF (unchanged_reinserts) AND in the stored payload itself (unchanged_payload_reinserts -- catches a HASHDIFF that hashes columns this satellite does not store, e.g. a shared stage). augmented satellite, automate_dv.sat; PK PARTY_HKEY; 1 RECORD_SOURCE group(s): OPUS_BJAZ_TRV_LOADER_LOG_TABLE_MV [1 col(s)].</w:t>
+        <w:t xml:space="preserve">Consecutive versions of a key (per RECORD_SOURCE, by LOAD_DATETIME) must differ in HASHDIFF (unchanged_reinserts) AND in the stored payload itself (unchanged_payload_reinserts -- catches a HASHDIFF that hashes columns this satellite does not store, e.g. a shared stage). augmented satellite, automate_dv.sat; PK PARTY_HKEY; 1 RECORD_SOURCE group(s): OPUS_BJAZ_TRV_LOADER_LOG_TABLE [1 col(s)].</w:t>
       </w:r>
     </w:p>
     <w:p>
@@ -15536,7 +15653,7 @@
               <w:br/>
               <w:t xml:space="preserve">      from BAGIC_PREPROD_CURATED_DB.BGIL_DATA_MODEL.SAT_AUG_LNK_PARTY_ROLE_CORE</w:t>
               <w:br/>
-              <w:t xml:space="preserve">     where RECORD_SOURCE in ('OPUS_BJAZ_TRV_LOADER_LOG_TABLE_MV')</w:t>
+              <w:t xml:space="preserve">     where RECORD_SOURCE in ('OPUS_BJAZ_TRV_LOADER_LOG_TABLE')</w:t>
               <w:br/>
               <w:t xml:space="preserve">),</w:t>
               <w:br/>
@@ -15627,6 +15744,9 @@
       <w:r>
         <w:t xml:space="preserve">40. OPUS — SAT_AUG_LNK_ROLE_CUSTOMER</w:t>
       </w:r>
+      <w:r>
+        <w:t xml:space="preserve">  [M3]</w:t>
+      </w:r>
     </w:p>
     <w:tbl>
       <w:tblPr>
@@ -15817,7 +15937,7 @@
         <w:t xml:space="preserve">Note: </w:t>
       </w:r>
       <w:r>
-        <w:t xml:space="preserve">Consecutive versions of a key (per RECORD_SOURCE, by LOAD_DATETIME) must differ in HASHDIFF (unchanged_reinserts) AND in the stored payload itself (unchanged_payload_reinserts -- catches a HASHDIFF that hashes columns this satellite does not store, e.g. a shared stage). augmented satellite, sat_multi_source; PK PARTY_HKEY; 2 RECORD_SOURCE group(s): OPUS_BA_TRV_DATA_POLICY_DTLS_MV [1 col(s)], OPUS_BJAZ_TRV_LOADER_DATA_MV [1 col(s)].</w:t>
+        <w:t xml:space="preserve">Consecutive versions of a key (per RECORD_SOURCE, by LOAD_DATETIME) must differ in HASHDIFF (unchanged_reinserts) AND in the stored payload itself (unchanged_payload_reinserts -- catches a HASHDIFF that hashes columns this satellite does not store, e.g. a shared stage). augmented satellite, sat_multi_source; PK PARTY_HKEY; 2 RECORD_SOURCE group(s): OPUS_BA_TRV_DATA_POLICY_DTLS [1 col(s)], OPUS_BJAZ_TRV_LOADER_DATA [1 col(s)].</w:t>
       </w:r>
     </w:p>
     <w:p>
@@ -15856,7 +15976,7 @@
               <w:br/>
               <w:t xml:space="preserve">      from BAGIC_PREPROD_CURATED_DB.BGIL_DATA_MODEL.SAT_AUG_LNK_ROLE_CUSTOMER</w:t>
               <w:br/>
-              <w:t xml:space="preserve">     where RECORD_SOURCE in ('OPUS_BA_TRV_DATA_POLICY_DTLS_MV', 'OPUS_BJAZ_TRV_LOADER_DATA_MV')</w:t>
+              <w:t xml:space="preserve">     where RECORD_SOURCE in ('OPUS_BA_TRV_DATA_POLICY_DTLS', 'OPUS_BJAZ_TRV_LOADER_DATA')</w:t>
               <w:br/>
               <w:t xml:space="preserve">),</w:t>
               <w:br/>
@@ -15947,6 +16067,9 @@
       <w:r>
         <w:t xml:space="preserve">41. OPUS — SAT_AUG_PARTY_BANKING</w:t>
       </w:r>
+      <w:r>
+        <w:t xml:space="preserve">  [M3]</w:t>
+      </w:r>
     </w:p>
     <w:tbl>
       <w:tblPr>
@@ -16137,7 +16260,7 @@
         <w:t xml:space="preserve">Note: </w:t>
       </w:r>
       <w:r>
-        <w:t xml:space="preserve">Consecutive versions of a key (per RECORD_SOURCE, by LOAD_DATETIME) must differ in HASHDIFF (unchanged_reinserts) AND in the stored payload itself (unchanged_payload_reinserts -- catches a HASHDIFF that hashes columns this satellite does not store, e.g. a shared stage). augmented satellite, automate_dv.sat; PK PARTY_HKEY; 1 RECORD_SOURCE group(s): OPUS_BJAZ_TRV_LOADER_DATA_MV [1 col(s)].</w:t>
+        <w:t xml:space="preserve">Consecutive versions of a key (per RECORD_SOURCE, by LOAD_DATETIME) must differ in HASHDIFF (unchanged_reinserts) AND in the stored payload itself (unchanged_payload_reinserts -- catches a HASHDIFF that hashes columns this satellite does not store, e.g. a shared stage). augmented satellite, automate_dv.sat; PK PARTY_HKEY; 1 RECORD_SOURCE group(s): OPUS_BJAZ_TRV_LOADER_DATA [1 col(s)].</w:t>
       </w:r>
     </w:p>
     <w:p>
@@ -16176,7 +16299,7 @@
               <w:br/>
               <w:t xml:space="preserve">      from BAGIC_PREPROD_CURATED_DB.BGIL_DATA_MODEL.SAT_AUG_PARTY_BANKING</w:t>
               <w:br/>
-              <w:t xml:space="preserve">     where RECORD_SOURCE in ('OPUS_BJAZ_TRV_LOADER_DATA_MV')</w:t>
+              <w:t xml:space="preserve">     where RECORD_SOURCE in ('OPUS_BJAZ_TRV_LOADER_DATA')</w:t>
               <w:br/>
               <w:t xml:space="preserve">),</w:t>
               <w:br/>
@@ -16267,6 +16390,9 @@
       <w:r>
         <w:t xml:space="preserve">42. OPUS — SAT_AUG_PARTY_EMPLOYMENT</w:t>
       </w:r>
+      <w:r>
+        <w:t xml:space="preserve">  [M3]</w:t>
+      </w:r>
     </w:p>
     <w:tbl>
       <w:tblPr>
@@ -16457,7 +16583,7 @@
         <w:t xml:space="preserve">Note: </w:t>
       </w:r>
       <w:r>
-        <w:t xml:space="preserve">Consecutive versions of a key (per RECORD_SOURCE, by LOAD_DATETIME) must differ in HASHDIFF (unchanged_reinserts) AND in the stored payload itself (unchanged_payload_reinserts -- catches a HASHDIFF that hashes columns this satellite does not store, e.g. a shared stage). augmented satellite, sat_multi_source; PK PARTY_HKEY; 2 RECORD_SOURCE group(s): OPUS_BA_TRV_DATA_POLICY_DTLS_MV [1 col(s)], OPUS_BJAZ_TRV_LOADER_LOG_TABLE_MV [1 col(s)].</w:t>
+        <w:t xml:space="preserve">Consecutive versions of a key (per RECORD_SOURCE, by LOAD_DATETIME) must differ in HASHDIFF (unchanged_reinserts) AND in the stored payload itself (unchanged_payload_reinserts -- catches a HASHDIFF that hashes columns this satellite does not store, e.g. a shared stage). augmented satellite, sat_multi_source; PK PARTY_HKEY; 2 RECORD_SOURCE group(s): OPUS_BA_TRV_DATA_POLICY_DTLS [1 col(s)], OPUS_BJAZ_TRV_LOADER_LOG_TABLE [1 col(s)].</w:t>
       </w:r>
     </w:p>
     <w:p>
@@ -16496,7 +16622,7 @@
               <w:br/>
               <w:t xml:space="preserve">      from BAGIC_PREPROD_CURATED_DB.BGIL_DATA_MODEL.SAT_AUG_PARTY_EMPLOYMENT</w:t>
               <w:br/>
-              <w:t xml:space="preserve">     where RECORD_SOURCE in ('OPUS_BA_TRV_DATA_POLICY_DTLS_MV', 'OPUS_BJAZ_TRV_LOADER_LOG_TABLE_MV')</w:t>
+              <w:t xml:space="preserve">     where RECORD_SOURCE in ('OPUS_BA_TRV_DATA_POLICY_DTLS', 'OPUS_BJAZ_TRV_LOADER_LOG_TABLE')</w:t>
               <w:br/>
               <w:t xml:space="preserve">),</w:t>
               <w:br/>
@@ -16587,6 +16713,9 @@
       <w:r>
         <w:t xml:space="preserve">43. OPUS — SAT_AUG_PRODUCT_TERMS</w:t>
       </w:r>
+      <w:r>
+        <w:t xml:space="preserve">  [M3]</w:t>
+      </w:r>
     </w:p>
     <w:tbl>
       <w:tblPr>
@@ -16777,7 +16906,7 @@
         <w:t xml:space="preserve">Note: </w:t>
       </w:r>
       <w:r>
-        <w:t xml:space="preserve">Consecutive versions of a key (per RECORD_SOURCE, by LOAD_DATETIME) must differ in HASHDIFF (unchanged_reinserts) AND in the stored payload itself (unchanged_payload_reinserts -- catches a HASHDIFF that hashes columns this satellite does not store, e.g. a shared stage). augmented satellite, sat_multi_source; PK PRODUCT_HKEY; 3 RECORD_SOURCE group(s): OPUS_BA_TRV_PLAN_MST_MV [3 col(s)], OPUS_BJAZ_TRV_RATE_MASTER_MV [2 col(s)], OPUS_BJAZ_TRV_PLAN_MV [1 col(s)]. stg2_aug_product_terms_ba_trv_plan_mst_mv_multi_year_yn: column(s) AGE_ELIGIBILITY_BYPASS_INDICATOR, CFT_ELIGIBLE_INDICATOR, PLAN_GEOGRAPHICAL_ZONE could not be traced to RAW on at least one arm -- excluded (first-cut: walk columns from resolved_mt__ views or joined-in stitch columns are not yet inlined into the sampled queries). stg2_aug_product_terms_ba_trv_plan_mst_mv_age_bypass_yn: column(s) CFT_ELIGIBLE_INDICATOR, PLAN_GEOGRAPHICAL_ZONE could not be traced to RAW on at least one arm -- excluded (first-cut: walk columns from resolved_mt__ views or joined-in stitch columns are not yet inlined into the sampled queries). stg2_aug_product_terms_ba_trv_plan_mst_mv_cft_yn: column(s) PLAN_GEOGRAPHICAL_ZONE could not be traced to RAW on at least one arm -- excluded (first-cut: walk columns from resolved_mt__ views or joined-in stitch columns are not yet inlined into the sampled queries). stg2_aug_product_terms_bjaz_trv_rate_master_mv_cft_yn: column(s) AGE_ELIGIBILITY_BYPASS_INDICATOR, MULTI_YEAR_INDICATOR, PLAN_GEOGRAPHICAL_ZONE could not be traced to RAW on at least one arm -- excluded (first-cut: walk columns from resolved_mt__ views or joined-in stitch columns are not yet inlined into the sampled queries). stg2_aug_product_terms_bjaz_trv_plan_mv_area: column(s) AGE_ELIGIBILITY_BYPASS_INDICATOR, CFT_ELIGIBLE_INDICATOR, MULTI_YEAR_INDICATOR could not be traced to RAW on at least one arm -- excluded (first-cut: walk columns from resolved_mt__ views or joined-in stitch columns are not yet inlined into the sampled queries). stg2_aug_product_terms_bjaz_trv_rate_master_mv_area: column(s) AGE_ELIGIBILITY_BYPASS_INDICATOR, MULTI_YEAR_INDICATOR could not be traced to RAW on at least one arm -- excluded (first-cut: walk columns from resolved_mt__ views or joined-in stitch columns are not yet inlined into the sampled queries).</w:t>
+        <w:t xml:space="preserve">Consecutive versions of a key (per RECORD_SOURCE, by LOAD_DATETIME) must differ in HASHDIFF (unchanged_reinserts) AND in the stored payload itself (unchanged_payload_reinserts -- catches a HASHDIFF that hashes columns this satellite does not store, e.g. a shared stage). augmented satellite, sat_multi_source; PK PRODUCT_HKEY; 3 RECORD_SOURCE group(s): OPUS_BA_TRV_PLAN_MST [3 col(s)], OPUS_BJAZ_TRV_RATE_MASTER [2 col(s)], OPUS_BJAZ_TRV_PLAN [1 col(s)]. stg2_aug_product_terms_ba_trv_plan_mst_multi_year_yn: column(s) AGE_ELIGIBILITY_BYPASS_INDICATOR, CFT_ELIGIBLE_INDICATOR, PLAN_GEOGRAPHICAL_ZONE could not be traced to RAW on at least one arm -- excluded (first-cut: walk columns from resolved_mt__ views or joined-in stitch columns are not yet inlined into the sampled queries). stg2_aug_product_terms_ba_trv_plan_mst_age_bypass_yn: column(s) CFT_ELIGIBLE_INDICATOR, PLAN_GEOGRAPHICAL_ZONE could not be traced to RAW on at least one arm -- excluded (first-cut: walk columns from resolved_mt__ views or joined-in stitch columns are not yet inlined into the sampled queries). stg2_aug_product_terms_ba_trv_plan_mst_cft_yn: column(s) PLAN_GEOGRAPHICAL_ZONE could not be traced to RAW on at least one arm -- excluded (first-cut: walk columns from resolved_mt__ views or joined-in stitch columns are not yet inlined into the sampled queries). stg2_aug_product_terms_bjaz_trv_rate_master_cft_yn: column(s) AGE_ELIGIBILITY_BYPASS_INDICATOR, MULTI_YEAR_INDICATOR, PLAN_GEOGRAPHICAL_ZONE could not be traced to RAW on at least one arm -- excluded (first-cut: walk columns from resolved_mt__ views or joined-in stitch columns are not yet inlined into the sampled queries). stg2_aug_product_terms_bjaz_trv_plan_area: column(s) AGE_ELIGIBILITY_BYPASS_INDICATOR, CFT_ELIGIBLE_INDICATOR, MULTI_YEAR_INDICATOR could not be traced to RAW on at least one arm -- excluded (first-cut: walk columns from resolved_mt__ views or joined-in stitch columns are not yet inlined into the sampled queries). stg2_aug_product_terms_bjaz_trv_rate_master_area: column(s) AGE_ELIGIBILITY_BYPASS_INDICATOR, MULTI_YEAR_INDICATOR could not be traced to RAW on at least one arm -- excluded (first-cut: walk columns from resolved_mt__ views or joined-in stitch columns are not yet inlined into the sampled queries).</w:t>
       </w:r>
     </w:p>
     <w:p>
@@ -16816,7 +16945,7 @@
               <w:br/>
               <w:t xml:space="preserve">      from BAGIC_PREPROD_CURATED_DB.BGIL_DATA_MODEL.SAT_AUG_PRODUCT_TERMS</w:t>
               <w:br/>
-              <w:t xml:space="preserve">     where RECORD_SOURCE in ('OPUS_BA_TRV_PLAN_MST_MV', 'OPUS_BJAZ_TRV_PLAN_MV', 'OPUS_BJAZ_TRV_RATE_MASTER_MV')</w:t>
+              <w:t xml:space="preserve">     where RECORD_SOURCE in ('OPUS_BA_TRV_PLAN_MST', 'OPUS_BJAZ_TRV_PLAN', 'OPUS_BJAZ_TRV_RATE_MASTER')</w:t>
               <w:br/>
               <w:t xml:space="preserve">),</w:t>
               <w:br/>
@@ -16907,6 +17036,9 @@
       <w:r>
         <w:t xml:space="preserve">44. OPUS — SAT_AUG_RISK_PERSON_INSURED</w:t>
       </w:r>
+      <w:r>
+        <w:t xml:space="preserve">  [M3]</w:t>
+      </w:r>
     </w:p>
     <w:tbl>
       <w:tblPr>
@@ -17097,7 +17229,7 @@
         <w:t xml:space="preserve">Note: </w:t>
       </w:r>
       <w:r>
-        <w:t xml:space="preserve">Consecutive versions of a key (per RECORD_SOURCE, by LOAD_DATETIME) must differ in HASHDIFF (unchanged_reinserts) AND in the stored payload itself (unchanged_payload_reinserts -- catches a HASHDIFF that hashes columns this satellite does not store, e.g. a shared stage). augmented satellite, sat_multi_source; PK RISK_OBJECT_HKEY; 1 RECORD_SOURCE group(s): OPUS_BJAZ_TRV_LOADER_DATA_MV [1 col(s)].</w:t>
+        <w:t xml:space="preserve">Consecutive versions of a key (per RECORD_SOURCE, by LOAD_DATETIME) must differ in HASHDIFF (unchanged_reinserts) AND in the stored payload itself (unchanged_payload_reinserts -- catches a HASHDIFF that hashes columns this satellite does not store, e.g. a shared stage). augmented satellite, sat_multi_source; PK RISK_OBJECT_HKEY; 1 RECORD_SOURCE group(s): OPUS_BJAZ_TRV_LOADER_DATA [1 col(s)].</w:t>
       </w:r>
     </w:p>
     <w:p>
@@ -17136,7 +17268,7 @@
               <w:br/>
               <w:t xml:space="preserve">      from BAGIC_PREPROD_CURATED_DB.BGIL_DATA_MODEL.SAT_AUG_RISK_PERSON_INSURED</w:t>
               <w:br/>
-              <w:t xml:space="preserve">     where RECORD_SOURCE in ('OPUS_BJAZ_TRV_LOADER_DATA_MV')</w:t>
+              <w:t xml:space="preserve">     where RECORD_SOURCE in ('OPUS_BJAZ_TRV_LOADER_DATA')</w:t>
               <w:br/>
               <w:t xml:space="preserve">),</w:t>
               <w:br/>
@@ -17227,6 +17359,9 @@
       <w:r>
         <w:t xml:space="preserve">45. OPUS — SAT_AUG_RISK_PERSON_TRAVEL</w:t>
       </w:r>
+      <w:r>
+        <w:t xml:space="preserve">  [M3]</w:t>
+      </w:r>
     </w:p>
     <w:tbl>
       <w:tblPr>
@@ -17417,7 +17552,7 @@
         <w:t xml:space="preserve">Note: </w:t>
       </w:r>
       <w:r>
-        <w:t xml:space="preserve">Consecutive versions of a key (per RECORD_SOURCE, by LOAD_DATETIME) must differ in HASHDIFF (unchanged_reinserts) AND in the stored payload itself (unchanged_payload_reinserts -- catches a HASHDIFF that hashes columns this satellite does not store, e.g. a shared stage). augmented satellite, sat_multi_source; PK RISK_OBJECT_HKEY; 1 RECORD_SOURCE group(s): OPUS_BJAZ_TRV_LOADER_DATA_MV [2 col(s)].</w:t>
+        <w:t xml:space="preserve">Consecutive versions of a key (per RECORD_SOURCE, by LOAD_DATETIME) must differ in HASHDIFF (unchanged_reinserts) AND in the stored payload itself (unchanged_payload_reinserts -- catches a HASHDIFF that hashes columns this satellite does not store, e.g. a shared stage). augmented satellite, sat_multi_source; PK RISK_OBJECT_HKEY; 1 RECORD_SOURCE group(s): OPUS_BJAZ_TRV_LOADER_DATA [2 col(s)].</w:t>
       </w:r>
     </w:p>
     <w:p>
@@ -17456,7 +17591,7 @@
               <w:br/>
               <w:t xml:space="preserve">      from BAGIC_PREPROD_CURATED_DB.BGIL_DATA_MODEL.SAT_AUG_RISK_PERSON_TRAVEL</w:t>
               <w:br/>
-              <w:t xml:space="preserve">     where RECORD_SOURCE in ('OPUS_BJAZ_TRV_LOADER_DATA_MV')</w:t>
+              <w:t xml:space="preserve">     where RECORD_SOURCE in ('OPUS_BJAZ_TRV_LOADER_DATA')</w:t>
               <w:br/>
               <w:t xml:space="preserve">),</w:t>
               <w:br/>
@@ -17546,6 +17681,9 @@
       </w:pPr>
       <w:r>
         <w:t xml:space="preserve">46. OPUS — CDC result (all satellites)</w:t>
+      </w:r>
+      <w:r>
+        <w:t xml:space="preserve">  [M3]</w:t>
       </w:r>
     </w:p>
     <w:tbl>

--- a/BGIL_DBT/validation/travel/DM-H/DM-H2_OPUS.docx
+++ b/BGIL_DBT/validation/travel/DM-H/DM-H2_OPUS.docx
@@ -3203,9 +3203,6 @@
       <w:r>
         <w:t xml:space="preserve">1. OPUS — SAT_COMMON_ADDRESS</w:t>
       </w:r>
-      <w:r>
-        <w:t xml:space="preserve">  [M1]</w:t>
-      </w:r>
     </w:p>
     <w:tbl>
       <w:tblPr>
@@ -3526,9 +3523,6 @@
       <w:r>
         <w:t xml:space="preserve">2. OPUS — SAT_COMMON_CLASSIFICATION</w:t>
       </w:r>
-      <w:r>
-        <w:t xml:space="preserve">  [M1]</w:t>
-      </w:r>
     </w:p>
     <w:tbl>
       <w:tblPr>
@@ -3849,9 +3843,6 @@
       <w:r>
         <w:t xml:space="preserve">3. OPUS — SAT_COMMON_CONTACT</w:t>
       </w:r>
-      <w:r>
-        <w:t xml:space="preserve">  [M1]</w:t>
-      </w:r>
     </w:p>
     <w:tbl>
       <w:tblPr>
@@ -4164,9 +4155,6 @@
       <w:r>
         <w:t xml:space="preserve">4. OPUS — SAT_COVERAGE_CONDITIONS</w:t>
       </w:r>
-      <w:r>
-        <w:t xml:space="preserve">  [M1]</w:t>
-      </w:r>
     </w:p>
     <w:tbl>
       <w:tblPr>
@@ -4487,9 +4475,6 @@
       <w:r>
         <w:t xml:space="preserve">5. OPUS — SAT_COVERAGE_DEFINITION</w:t>
       </w:r>
-      <w:r>
-        <w:t xml:space="preserve">  [M1]</w:t>
-      </w:r>
     </w:p>
     <w:tbl>
       <w:tblPr>
@@ -4810,9 +4795,6 @@
       <w:r>
         <w:t xml:space="preserve">6. OPUS — SAT_COVERAGE_LIMITS</w:t>
       </w:r>
-      <w:r>
-        <w:t xml:space="preserve">  [M1]</w:t>
-      </w:r>
     </w:p>
     <w:tbl>
       <w:tblPr>
@@ -5133,9 +5115,6 @@
       <w:r>
         <w:t xml:space="preserve">7. OPUS — SAT_FINTXN_COMMISSION</w:t>
       </w:r>
-      <w:r>
-        <w:t xml:space="preserve">  [M1]</w:t>
-      </w:r>
     </w:p>
     <w:tbl>
       <w:tblPr>
@@ -5448,9 +5427,6 @@
       <w:r>
         <w:t xml:space="preserve">8. OPUS — SAT_FINTXN_HEADER</w:t>
       </w:r>
-      <w:r>
-        <w:t xml:space="preserve">  [M1]</w:t>
-      </w:r>
     </w:p>
     <w:tbl>
       <w:tblPr>
@@ -5771,9 +5747,6 @@
       <w:r>
         <w:t xml:space="preserve">9. OPUS — SAT_FINTXN_PREMIUM</w:t>
       </w:r>
-      <w:r>
-        <w:t xml:space="preserve">  [M1]</w:t>
-      </w:r>
     </w:p>
     <w:tbl>
       <w:tblPr>
@@ -6094,9 +6067,6 @@
       <w:r>
         <w:t xml:space="preserve">10. OPUS — SAT_FINTXN_TAX</w:t>
       </w:r>
-      <w:r>
-        <w:t xml:space="preserve">  [M1]</w:t>
-      </w:r>
     </w:p>
     <w:tbl>
       <w:tblPr>
@@ -6409,9 +6379,6 @@
       <w:r>
         <w:t xml:space="preserve">11. OPUS — SAT_FIN_CHARGE_RATE</w:t>
       </w:r>
-      <w:r>
-        <w:t xml:space="preserve">  [M1]</w:t>
-      </w:r>
     </w:p>
     <w:tbl>
       <w:tblPr>
@@ -6724,9 +6691,6 @@
       <w:r>
         <w:t xml:space="preserve">12. OPUS — SAT_FIN_RECEIPT</w:t>
       </w:r>
-      <w:r>
-        <w:t xml:space="preserve">  [M1]</w:t>
-      </w:r>
     </w:p>
     <w:tbl>
       <w:tblPr>
@@ -7047,9 +7011,6 @@
       <w:r>
         <w:t xml:space="preserve">13. OPUS — SAT_LNK_ROLE_NOMINEE_BENEFICIARY</w:t>
       </w:r>
-      <w:r>
-        <w:t xml:space="preserve">  [M1]</w:t>
-      </w:r>
     </w:p>
     <w:tbl>
       <w:tblPr>
@@ -7370,9 +7331,6 @@
       <w:r>
         <w:t xml:space="preserve">14. OPUS — SAT_ORG_UNIT_DEFINITION</w:t>
       </w:r>
-      <w:r>
-        <w:t xml:space="preserve">  [M1]</w:t>
-      </w:r>
     </w:p>
     <w:tbl>
       <w:tblPr>
@@ -7693,9 +7651,6 @@
       <w:r>
         <w:t xml:space="preserve">15. OPUS — SAT_PARTY_EMPLOYMENT</w:t>
       </w:r>
-      <w:r>
-        <w:t xml:space="preserve">  [M1]</w:t>
-      </w:r>
     </w:p>
     <w:tbl>
       <w:tblPr>
@@ -8016,9 +7971,6 @@
       <w:r>
         <w:t xml:space="preserve">16. OPUS — SAT_PARTY_HEALTH_PROFILE</w:t>
       </w:r>
-      <w:r>
-        <w:t xml:space="preserve">  [M1]</w:t>
-      </w:r>
     </w:p>
     <w:tbl>
       <w:tblPr>
@@ -8339,9 +8291,6 @@
       <w:r>
         <w:t xml:space="preserve">17. OPUS — SAT_PARTY_IDENTIFICATION</w:t>
       </w:r>
-      <w:r>
-        <w:t xml:space="preserve">  [M2]</w:t>
-      </w:r>
     </w:p>
     <w:tbl>
       <w:tblPr>
@@ -8654,9 +8603,6 @@
       <w:r>
         <w:t xml:space="preserve">18. OPUS — SAT_PARTY_IDENTITY</w:t>
       </w:r>
-      <w:r>
-        <w:t xml:space="preserve">  [M2]</w:t>
-      </w:r>
     </w:p>
     <w:tbl>
       <w:tblPr>
@@ -8977,9 +8923,6 @@
       <w:r>
         <w:t xml:space="preserve">19. OPUS — SAT_PARTY_INDIVIDUAL_DEMOGRAPHICS</w:t>
       </w:r>
-      <w:r>
-        <w:t xml:space="preserve">  [M2]</w:t>
-      </w:r>
     </w:p>
     <w:tbl>
       <w:tblPr>
@@ -9300,9 +9243,6 @@
       <w:r>
         <w:t xml:space="preserve">20. OPUS — SAT_POLICY_CLASSIFICATION</w:t>
       </w:r>
-      <w:r>
-        <w:t xml:space="preserve">  [M2]</w:t>
-      </w:r>
     </w:p>
     <w:tbl>
       <w:tblPr>
@@ -9615,9 +9555,6 @@
       <w:r>
         <w:t xml:space="preserve">21. OPUS — SAT_POLICY_HEADER</w:t>
       </w:r>
-      <w:r>
-        <w:t xml:space="preserve">  [M2]</w:t>
-      </w:r>
     </w:p>
     <w:tbl>
       <w:tblPr>
@@ -9938,9 +9875,6 @@
       <w:r>
         <w:t xml:space="preserve">22. OPUS — SAT_POLICY_TERMS</w:t>
       </w:r>
-      <w:r>
-        <w:t xml:space="preserve">  [M2]</w:t>
-      </w:r>
     </w:p>
     <w:tbl>
       <w:tblPr>
@@ -10261,9 +10195,6 @@
       <w:r>
         <w:t xml:space="preserve">23. OPUS — SAT_PRODUCT_DEFINITION</w:t>
       </w:r>
-      <w:r>
-        <w:t xml:space="preserve">  [M2]</w:t>
-      </w:r>
     </w:p>
     <w:tbl>
       <w:tblPr>
@@ -10584,9 +10515,6 @@
       <w:r>
         <w:t xml:space="preserve">24. OPUS — SAT_PRODUCT_RATING_FACTOR</w:t>
       </w:r>
-      <w:r>
-        <w:t xml:space="preserve">  [M2]</w:t>
-      </w:r>
     </w:p>
     <w:tbl>
       <w:tblPr>
@@ -10899,9 +10827,6 @@
       <w:r>
         <w:t xml:space="preserve">25. OPUS — SAT_PRODUCT_RATING_STRUCTURE</w:t>
       </w:r>
-      <w:r>
-        <w:t xml:space="preserve">  [M2]</w:t>
-      </w:r>
     </w:p>
     <w:tbl>
       <w:tblPr>
@@ -11222,9 +11147,6 @@
       <w:r>
         <w:t xml:space="preserve">26. OPUS — SAT_PRODUCT_TERMS</w:t>
       </w:r>
-      <w:r>
-        <w:t xml:space="preserve">  [M2]</w:t>
-      </w:r>
     </w:p>
     <w:tbl>
       <w:tblPr>
@@ -11545,9 +11467,6 @@
       <w:r>
         <w:t xml:space="preserve">27. OPUS — SAT_PROPOSAL_UNDERWRITING</w:t>
       </w:r>
-      <w:r>
-        <w:t xml:space="preserve">  [M2]</w:t>
-      </w:r>
     </w:p>
     <w:tbl>
       <w:tblPr>
@@ -11868,9 +11787,6 @@
       <w:r>
         <w:t xml:space="preserve">28. OPUS — SAT_QUOTE_HEADER</w:t>
       </w:r>
-      <w:r>
-        <w:t xml:space="preserve">  [M2]</w:t>
-      </w:r>
     </w:p>
     <w:tbl>
       <w:tblPr>
@@ -12191,9 +12107,6 @@
       <w:r>
         <w:t xml:space="preserve">29. OPUS — SAT_RISK_MOTOR_DRIVER</w:t>
       </w:r>
-      <w:r>
-        <w:t xml:space="preserve">  [M2]</w:t>
-      </w:r>
     </w:p>
     <w:tbl>
       <w:tblPr>
@@ -12514,9 +12427,6 @@
       <w:r>
         <w:t xml:space="preserve">30. OPUS — SAT_RISK_MOTOR_VEHICLE</w:t>
       </w:r>
-      <w:r>
-        <w:t xml:space="preserve">  [M2]</w:t>
-      </w:r>
     </w:p>
     <w:tbl>
       <w:tblPr>
@@ -12837,9 +12747,6 @@
       <w:r>
         <w:t xml:space="preserve">31. OPUS — SAT_RISK_OBJECT_CORE</w:t>
       </w:r>
-      <w:r>
-        <w:t xml:space="preserve">  [M2]</w:t>
-      </w:r>
     </w:p>
     <w:tbl>
       <w:tblPr>
@@ -13160,9 +13067,6 @@
       <w:r>
         <w:t xml:space="preserve">32. OPUS — SAT_RISK_PERSON_INSURED</w:t>
       </w:r>
-      <w:r>
-        <w:t xml:space="preserve">  [M3]</w:t>
-      </w:r>
     </w:p>
     <w:tbl>
       <w:tblPr>
@@ -13483,9 +13387,6 @@
       <w:r>
         <w:t xml:space="preserve">33. OPUS — SAT_RISK_PERSON_TRAVEL</w:t>
       </w:r>
-      <w:r>
-        <w:t xml:space="preserve">  [M3]</w:t>
-      </w:r>
     </w:p>
     <w:tbl>
       <w:tblPr>
@@ -13806,9 +13707,6 @@
       <w:r>
         <w:t xml:space="preserve">34. OPUS — SAT_AUG_COMMON_COMMUNICATION_PREFERENCE</w:t>
       </w:r>
-      <w:r>
-        <w:t xml:space="preserve">  [M3]</w:t>
-      </w:r>
     </w:p>
     <w:tbl>
       <w:tblPr>
@@ -14129,9 +14027,6 @@
       <w:r>
         <w:t xml:space="preserve">35. OPUS — SAT_AUG_COVERAGE_DEFINITION</w:t>
       </w:r>
-      <w:r>
-        <w:t xml:space="preserve">  [M3]</w:t>
-      </w:r>
     </w:p>
     <w:tbl>
       <w:tblPr>
@@ -14452,9 +14347,6 @@
       <w:r>
         <w:t xml:space="preserve">36. OPUS — SAT_AUG_COVERAGE_LIMITS</w:t>
       </w:r>
-      <w:r>
-        <w:t xml:space="preserve">  [M3]</w:t>
-      </w:r>
     </w:p>
     <w:tbl>
       <w:tblPr>
@@ -14775,9 +14667,6 @@
       <w:r>
         <w:t xml:space="preserve">37. OPUS — SAT_AUG_COVERAGE_RATING</w:t>
       </w:r>
-      <w:r>
-        <w:t xml:space="preserve">  [M3]</w:t>
-      </w:r>
     </w:p>
     <w:tbl>
       <w:tblPr>
@@ -15098,9 +14987,6 @@
       <w:r>
         <w:t xml:space="preserve">38. OPUS — SAT_AUG_FINTXN_PREMIUM</w:t>
       </w:r>
-      <w:r>
-        <w:t xml:space="preserve">  [M3]</w:t>
-      </w:r>
     </w:p>
     <w:tbl>
       <w:tblPr>
@@ -15421,9 +15307,6 @@
       <w:r>
         <w:t xml:space="preserve">39. OPUS — SAT_AUG_LNK_PARTY_ROLE_CORE</w:t>
       </w:r>
-      <w:r>
-        <w:t xml:space="preserve">  [M3]</w:t>
-      </w:r>
     </w:p>
     <w:tbl>
       <w:tblPr>
@@ -15744,9 +15627,6 @@
       <w:r>
         <w:t xml:space="preserve">40. OPUS — SAT_AUG_LNK_ROLE_CUSTOMER</w:t>
       </w:r>
-      <w:r>
-        <w:t xml:space="preserve">  [M3]</w:t>
-      </w:r>
     </w:p>
     <w:tbl>
       <w:tblPr>
@@ -16067,9 +15947,6 @@
       <w:r>
         <w:t xml:space="preserve">41. OPUS — SAT_AUG_PARTY_BANKING</w:t>
       </w:r>
-      <w:r>
-        <w:t xml:space="preserve">  [M3]</w:t>
-      </w:r>
     </w:p>
     <w:tbl>
       <w:tblPr>
@@ -16390,9 +16267,6 @@
       <w:r>
         <w:t xml:space="preserve">42. OPUS — SAT_AUG_PARTY_EMPLOYMENT</w:t>
       </w:r>
-      <w:r>
-        <w:t xml:space="preserve">  [M3]</w:t>
-      </w:r>
     </w:p>
     <w:tbl>
       <w:tblPr>
@@ -16713,9 +16587,6 @@
       <w:r>
         <w:t xml:space="preserve">43. OPUS — SAT_AUG_PRODUCT_TERMS</w:t>
       </w:r>
-      <w:r>
-        <w:t xml:space="preserve">  [M3]</w:t>
-      </w:r>
     </w:p>
     <w:tbl>
       <w:tblPr>
@@ -17036,9 +16907,6 @@
       <w:r>
         <w:t xml:space="preserve">44. OPUS — SAT_AUG_RISK_PERSON_INSURED</w:t>
       </w:r>
-      <w:r>
-        <w:t xml:space="preserve">  [M3]</w:t>
-      </w:r>
     </w:p>
     <w:tbl>
       <w:tblPr>
@@ -17359,9 +17227,6 @@
       <w:r>
         <w:t xml:space="preserve">45. OPUS — SAT_AUG_RISK_PERSON_TRAVEL</w:t>
       </w:r>
-      <w:r>
-        <w:t xml:space="preserve">  [M3]</w:t>
-      </w:r>
     </w:p>
     <w:tbl>
       <w:tblPr>
@@ -17681,9 +17546,6 @@
       </w:pPr>
       <w:r>
         <w:t xml:space="preserve">46. OPUS — CDC result (all satellites)</w:t>
-      </w:r>
-      <w:r>
-        <w:t xml:space="preserve">  [M3]</w:t>
       </w:r>
     </w:p>
     <w:tbl>

--- a/BGIL_DBT/validation/travel/DM-H/DM-H2_OPUS.docx
+++ b/BGIL_DBT/validation/travel/DM-H/DM-H2_OPUS.docx
@@ -545,7 +545,7 @@
           </w:tcPr>
           <w:p>
             <w:r>
-              <w:t xml:space="preserve">SAT_COMMON_ADDRESS</w:t>
+              <w:t xml:space="preserve">SAT_COMMON_ADDRESS  [M1]</w:t>
             </w:r>
           </w:p>
         </w:tc>
@@ -603,7 +603,7 @@
           </w:tcPr>
           <w:p>
             <w:r>
-              <w:t xml:space="preserve">SAT_COMMON_CLASSIFICATION</w:t>
+              <w:t xml:space="preserve">SAT_COMMON_CLASSIFICATION  [M1]</w:t>
             </w:r>
           </w:p>
         </w:tc>
@@ -661,7 +661,7 @@
           </w:tcPr>
           <w:p>
             <w:r>
-              <w:t xml:space="preserve">SAT_COMMON_CONTACT</w:t>
+              <w:t xml:space="preserve">SAT_COMMON_CONTACT  [M1]</w:t>
             </w:r>
           </w:p>
         </w:tc>
@@ -719,7 +719,7 @@
           </w:tcPr>
           <w:p>
             <w:r>
-              <w:t xml:space="preserve">SAT_COVERAGE_CONDITIONS</w:t>
+              <w:t xml:space="preserve">SAT_COVERAGE_CONDITIONS  [M1]</w:t>
             </w:r>
           </w:p>
         </w:tc>
@@ -777,7 +777,7 @@
           </w:tcPr>
           <w:p>
             <w:r>
-              <w:t xml:space="preserve">SAT_COVERAGE_DEFINITION</w:t>
+              <w:t xml:space="preserve">SAT_COVERAGE_DEFINITION  [M1]</w:t>
             </w:r>
           </w:p>
         </w:tc>
@@ -835,7 +835,7 @@
           </w:tcPr>
           <w:p>
             <w:r>
-              <w:t xml:space="preserve">SAT_COVERAGE_LIMITS</w:t>
+              <w:t xml:space="preserve">SAT_COVERAGE_LIMITS  [M1]</w:t>
             </w:r>
           </w:p>
         </w:tc>
@@ -893,7 +893,7 @@
           </w:tcPr>
           <w:p>
             <w:r>
-              <w:t xml:space="preserve">SAT_FINTXN_COMMISSION</w:t>
+              <w:t xml:space="preserve">SAT_FINTXN_COMMISSION  [M1]</w:t>
             </w:r>
           </w:p>
         </w:tc>
@@ -951,7 +951,7 @@
           </w:tcPr>
           <w:p>
             <w:r>
-              <w:t xml:space="preserve">SAT_FINTXN_HEADER</w:t>
+              <w:t xml:space="preserve">SAT_FINTXN_HEADER  [M1]</w:t>
             </w:r>
           </w:p>
         </w:tc>
@@ -1009,7 +1009,7 @@
           </w:tcPr>
           <w:p>
             <w:r>
-              <w:t xml:space="preserve">SAT_FINTXN_PREMIUM</w:t>
+              <w:t xml:space="preserve">SAT_FINTXN_PREMIUM  [M1]</w:t>
             </w:r>
           </w:p>
         </w:tc>
@@ -1067,7 +1067,7 @@
           </w:tcPr>
           <w:p>
             <w:r>
-              <w:t xml:space="preserve">SAT_FINTXN_TAX</w:t>
+              <w:t xml:space="preserve">SAT_FINTXN_TAX  [M1]</w:t>
             </w:r>
           </w:p>
         </w:tc>
@@ -1125,7 +1125,7 @@
           </w:tcPr>
           <w:p>
             <w:r>
-              <w:t xml:space="preserve">SAT_FIN_CHARGE_RATE</w:t>
+              <w:t xml:space="preserve">SAT_FIN_CHARGE_RATE  [M1]</w:t>
             </w:r>
           </w:p>
         </w:tc>
@@ -1183,7 +1183,7 @@
           </w:tcPr>
           <w:p>
             <w:r>
-              <w:t xml:space="preserve">SAT_FIN_RECEIPT</w:t>
+              <w:t xml:space="preserve">SAT_FIN_RECEIPT  [M1]</w:t>
             </w:r>
           </w:p>
         </w:tc>
@@ -1241,7 +1241,7 @@
           </w:tcPr>
           <w:p>
             <w:r>
-              <w:t xml:space="preserve">SAT_LNK_ROLE_NOMINEE_BENEFICIARY</w:t>
+              <w:t xml:space="preserve">SAT_LNK_ROLE_NOMINEE_BENEFICIARY  [M1]</w:t>
             </w:r>
           </w:p>
         </w:tc>
@@ -1299,7 +1299,7 @@
           </w:tcPr>
           <w:p>
             <w:r>
-              <w:t xml:space="preserve">SAT_ORG_UNIT_DEFINITION</w:t>
+              <w:t xml:space="preserve">SAT_ORG_UNIT_DEFINITION  [M1]</w:t>
             </w:r>
           </w:p>
         </w:tc>
@@ -1357,7 +1357,7 @@
           </w:tcPr>
           <w:p>
             <w:r>
-              <w:t xml:space="preserve">SAT_PARTY_EMPLOYMENT</w:t>
+              <w:t xml:space="preserve">SAT_PARTY_EMPLOYMENT  [M1]</w:t>
             </w:r>
           </w:p>
         </w:tc>
@@ -1415,7 +1415,7 @@
           </w:tcPr>
           <w:p>
             <w:r>
-              <w:t xml:space="preserve">SAT_PARTY_HEALTH_PROFILE</w:t>
+              <w:t xml:space="preserve">SAT_PARTY_HEALTH_PROFILE  [M1]</w:t>
             </w:r>
           </w:p>
         </w:tc>
@@ -1473,7 +1473,7 @@
           </w:tcPr>
           <w:p>
             <w:r>
-              <w:t xml:space="preserve">SAT_PARTY_IDENTIFICATION</w:t>
+              <w:t xml:space="preserve">SAT_PARTY_IDENTIFICATION  [M2]</w:t>
             </w:r>
           </w:p>
         </w:tc>
@@ -1531,7 +1531,7 @@
           </w:tcPr>
           <w:p>
             <w:r>
-              <w:t xml:space="preserve">SAT_PARTY_IDENTITY</w:t>
+              <w:t xml:space="preserve">SAT_PARTY_IDENTITY  [M2]</w:t>
             </w:r>
           </w:p>
         </w:tc>
@@ -1589,7 +1589,7 @@
           </w:tcPr>
           <w:p>
             <w:r>
-              <w:t xml:space="preserve">SAT_PARTY_INDIVIDUAL_DEMOGRAPHICS</w:t>
+              <w:t xml:space="preserve">SAT_PARTY_INDIVIDUAL_DEMOGRAPHICS  [M2]</w:t>
             </w:r>
           </w:p>
         </w:tc>
@@ -1647,7 +1647,7 @@
           </w:tcPr>
           <w:p>
             <w:r>
-              <w:t xml:space="preserve">SAT_POLICY_CLASSIFICATION</w:t>
+              <w:t xml:space="preserve">SAT_POLICY_CLASSIFICATION  [M2]</w:t>
             </w:r>
           </w:p>
         </w:tc>
@@ -1705,7 +1705,7 @@
           </w:tcPr>
           <w:p>
             <w:r>
-              <w:t xml:space="preserve">SAT_POLICY_HEADER</w:t>
+              <w:t xml:space="preserve">SAT_POLICY_HEADER  [M2]</w:t>
             </w:r>
           </w:p>
         </w:tc>
@@ -1763,7 +1763,7 @@
           </w:tcPr>
           <w:p>
             <w:r>
-              <w:t xml:space="preserve">SAT_POLICY_TERMS</w:t>
+              <w:t xml:space="preserve">SAT_POLICY_TERMS  [M2]</w:t>
             </w:r>
           </w:p>
         </w:tc>
@@ -1821,7 +1821,7 @@
           </w:tcPr>
           <w:p>
             <w:r>
-              <w:t xml:space="preserve">SAT_PRODUCT_DEFINITION</w:t>
+              <w:t xml:space="preserve">SAT_PRODUCT_DEFINITION  [M2]</w:t>
             </w:r>
           </w:p>
         </w:tc>
@@ -1879,7 +1879,7 @@
           </w:tcPr>
           <w:p>
             <w:r>
-              <w:t xml:space="preserve">SAT_PRODUCT_RATING_FACTOR</w:t>
+              <w:t xml:space="preserve">SAT_PRODUCT_RATING_FACTOR  [M2]</w:t>
             </w:r>
           </w:p>
         </w:tc>
@@ -1937,7 +1937,7 @@
           </w:tcPr>
           <w:p>
             <w:r>
-              <w:t xml:space="preserve">SAT_PRODUCT_RATING_STRUCTURE</w:t>
+              <w:t xml:space="preserve">SAT_PRODUCT_RATING_STRUCTURE  [M2]</w:t>
             </w:r>
           </w:p>
         </w:tc>
@@ -1995,7 +1995,7 @@
           </w:tcPr>
           <w:p>
             <w:r>
-              <w:t xml:space="preserve">SAT_PRODUCT_TERMS</w:t>
+              <w:t xml:space="preserve">SAT_PRODUCT_TERMS  [M2]</w:t>
             </w:r>
           </w:p>
         </w:tc>
@@ -2053,7 +2053,7 @@
           </w:tcPr>
           <w:p>
             <w:r>
-              <w:t xml:space="preserve">SAT_PROPOSAL_UNDERWRITING</w:t>
+              <w:t xml:space="preserve">SAT_PROPOSAL_UNDERWRITING  [M2]</w:t>
             </w:r>
           </w:p>
         </w:tc>
@@ -2111,7 +2111,7 @@
           </w:tcPr>
           <w:p>
             <w:r>
-              <w:t xml:space="preserve">SAT_QUOTE_HEADER</w:t>
+              <w:t xml:space="preserve">SAT_QUOTE_HEADER  [M2]</w:t>
             </w:r>
           </w:p>
         </w:tc>
@@ -2169,7 +2169,7 @@
           </w:tcPr>
           <w:p>
             <w:r>
-              <w:t xml:space="preserve">SAT_RISK_MOTOR_DRIVER</w:t>
+              <w:t xml:space="preserve">SAT_RISK_MOTOR_DRIVER  [M2]</w:t>
             </w:r>
           </w:p>
         </w:tc>
@@ -2227,7 +2227,7 @@
           </w:tcPr>
           <w:p>
             <w:r>
-              <w:t xml:space="preserve">SAT_RISK_MOTOR_VEHICLE</w:t>
+              <w:t xml:space="preserve">SAT_RISK_MOTOR_VEHICLE  [M2]</w:t>
             </w:r>
           </w:p>
         </w:tc>
@@ -2285,7 +2285,7 @@
           </w:tcPr>
           <w:p>
             <w:r>
-              <w:t xml:space="preserve">SAT_RISK_OBJECT_CORE</w:t>
+              <w:t xml:space="preserve">SAT_RISK_OBJECT_CORE  [M2]</w:t>
             </w:r>
           </w:p>
         </w:tc>
@@ -2343,7 +2343,7 @@
           </w:tcPr>
           <w:p>
             <w:r>
-              <w:t xml:space="preserve">SAT_RISK_PERSON_INSURED</w:t>
+              <w:t xml:space="preserve">SAT_RISK_PERSON_INSURED  [M3]</w:t>
             </w:r>
           </w:p>
         </w:tc>
@@ -2401,7 +2401,7 @@
           </w:tcPr>
           <w:p>
             <w:r>
-              <w:t xml:space="preserve">SAT_RISK_PERSON_TRAVEL</w:t>
+              <w:t xml:space="preserve">SAT_RISK_PERSON_TRAVEL  [M3]</w:t>
             </w:r>
           </w:p>
         </w:tc>
@@ -2459,7 +2459,7 @@
           </w:tcPr>
           <w:p>
             <w:r>
-              <w:t xml:space="preserve">SAT_AUG_COMMON_COMMUNICATION_PREFERENCE</w:t>
+              <w:t xml:space="preserve">SAT_AUG_COMMON_COMMUNICATION_PREFERENCE  [M3]</w:t>
             </w:r>
           </w:p>
         </w:tc>
@@ -2517,7 +2517,7 @@
           </w:tcPr>
           <w:p>
             <w:r>
-              <w:t xml:space="preserve">SAT_AUG_COVERAGE_DEFINITION</w:t>
+              <w:t xml:space="preserve">SAT_AUG_COVERAGE_DEFINITION  [M3]</w:t>
             </w:r>
           </w:p>
         </w:tc>
@@ -2575,7 +2575,7 @@
           </w:tcPr>
           <w:p>
             <w:r>
-              <w:t xml:space="preserve">SAT_AUG_COVERAGE_LIMITS</w:t>
+              <w:t xml:space="preserve">SAT_AUG_COVERAGE_LIMITS  [M3]</w:t>
             </w:r>
           </w:p>
         </w:tc>
@@ -2633,7 +2633,7 @@
           </w:tcPr>
           <w:p>
             <w:r>
-              <w:t xml:space="preserve">SAT_AUG_COVERAGE_RATING</w:t>
+              <w:t xml:space="preserve">SAT_AUG_COVERAGE_RATING  [M3]</w:t>
             </w:r>
           </w:p>
         </w:tc>
@@ -2691,7 +2691,7 @@
           </w:tcPr>
           <w:p>
             <w:r>
-              <w:t xml:space="preserve">SAT_AUG_FINTXN_PREMIUM</w:t>
+              <w:t xml:space="preserve">SAT_AUG_FINTXN_PREMIUM  [M3]</w:t>
             </w:r>
           </w:p>
         </w:tc>
@@ -2749,7 +2749,7 @@
           </w:tcPr>
           <w:p>
             <w:r>
-              <w:t xml:space="preserve">SAT_AUG_LNK_PARTY_ROLE_CORE</w:t>
+              <w:t xml:space="preserve">SAT_AUG_LNK_PARTY_ROLE_CORE  [M3]</w:t>
             </w:r>
           </w:p>
         </w:tc>
@@ -2807,7 +2807,7 @@
           </w:tcPr>
           <w:p>
             <w:r>
-              <w:t xml:space="preserve">SAT_AUG_LNK_ROLE_CUSTOMER</w:t>
+              <w:t xml:space="preserve">SAT_AUG_LNK_ROLE_CUSTOMER  [M3]</w:t>
             </w:r>
           </w:p>
         </w:tc>
@@ -2865,7 +2865,7 @@
           </w:tcPr>
           <w:p>
             <w:r>
-              <w:t xml:space="preserve">SAT_AUG_PARTY_BANKING</w:t>
+              <w:t xml:space="preserve">SAT_AUG_PARTY_BANKING  [M3]</w:t>
             </w:r>
           </w:p>
         </w:tc>
@@ -2923,7 +2923,7 @@
           </w:tcPr>
           <w:p>
             <w:r>
-              <w:t xml:space="preserve">SAT_AUG_PARTY_EMPLOYMENT</w:t>
+              <w:t xml:space="preserve">SAT_AUG_PARTY_EMPLOYMENT  [M3]</w:t>
             </w:r>
           </w:p>
         </w:tc>
@@ -2981,7 +2981,7 @@
           </w:tcPr>
           <w:p>
             <w:r>
-              <w:t xml:space="preserve">SAT_AUG_PRODUCT_TERMS</w:t>
+              <w:t xml:space="preserve">SAT_AUG_PRODUCT_TERMS  [M3]</w:t>
             </w:r>
           </w:p>
         </w:tc>
@@ -3039,7 +3039,7 @@
           </w:tcPr>
           <w:p>
             <w:r>
-              <w:t xml:space="preserve">SAT_AUG_RISK_PERSON_INSURED</w:t>
+              <w:t xml:space="preserve">SAT_AUG_RISK_PERSON_INSURED  [M3]</w:t>
             </w:r>
           </w:p>
         </w:tc>
@@ -3097,7 +3097,7 @@
           </w:tcPr>
           <w:p>
             <w:r>
-              <w:t xml:space="preserve">SAT_AUG_RISK_PERSON_TRAVEL</w:t>
+              <w:t xml:space="preserve">SAT_AUG_RISK_PERSON_TRAVEL  [M3]</w:t>
             </w:r>
           </w:p>
         </w:tc>
@@ -3155,7 +3155,7 @@
           </w:tcPr>
           <w:p>
             <w:r>
-              <w:t xml:space="preserve">CDC result (all satellites)</w:t>
+              <w:t xml:space="preserve">CDC result (all satellites)  [M3]</w:t>
             </w:r>
           </w:p>
         </w:tc>
@@ -3202,6 +3202,12 @@
       </w:pPr>
       <w:r>
         <w:t xml:space="preserve">1. OPUS — SAT_COMMON_ADDRESS</w:t>
+      </w:r>
+      <w:r>
+        <w:t xml:space="preserve">  [M1]</w:t>
+      </w:r>
+      <w:r>
+        <w:t xml:space="preserve">  [M1]</w:t>
       </w:r>
     </w:p>
     <w:tbl>
@@ -3523,6 +3529,12 @@
       <w:r>
         <w:t xml:space="preserve">2. OPUS — SAT_COMMON_CLASSIFICATION</w:t>
       </w:r>
+      <w:r>
+        <w:t xml:space="preserve">  [M1]</w:t>
+      </w:r>
+      <w:r>
+        <w:t xml:space="preserve">  [M1]</w:t>
+      </w:r>
     </w:p>
     <w:tbl>
       <w:tblPr>
@@ -3843,6 +3855,12 @@
       <w:r>
         <w:t xml:space="preserve">3. OPUS — SAT_COMMON_CONTACT</w:t>
       </w:r>
+      <w:r>
+        <w:t xml:space="preserve">  [M1]</w:t>
+      </w:r>
+      <w:r>
+        <w:t xml:space="preserve">  [M1]</w:t>
+      </w:r>
     </w:p>
     <w:tbl>
       <w:tblPr>
@@ -4155,6 +4173,12 @@
       <w:r>
         <w:t xml:space="preserve">4. OPUS — SAT_COVERAGE_CONDITIONS</w:t>
       </w:r>
+      <w:r>
+        <w:t xml:space="preserve">  [M1]</w:t>
+      </w:r>
+      <w:r>
+        <w:t xml:space="preserve">  [M1]</w:t>
+      </w:r>
     </w:p>
     <w:tbl>
       <w:tblPr>
@@ -4475,6 +4499,12 @@
       <w:r>
         <w:t xml:space="preserve">5. OPUS — SAT_COVERAGE_DEFINITION</w:t>
       </w:r>
+      <w:r>
+        <w:t xml:space="preserve">  [M1]</w:t>
+      </w:r>
+      <w:r>
+        <w:t xml:space="preserve">  [M1]</w:t>
+      </w:r>
     </w:p>
     <w:tbl>
       <w:tblPr>
@@ -4795,6 +4825,12 @@
       <w:r>
         <w:t xml:space="preserve">6. OPUS — SAT_COVERAGE_LIMITS</w:t>
       </w:r>
+      <w:r>
+        <w:t xml:space="preserve">  [M1]</w:t>
+      </w:r>
+      <w:r>
+        <w:t xml:space="preserve">  [M1]</w:t>
+      </w:r>
     </w:p>
     <w:tbl>
       <w:tblPr>
@@ -5115,6 +5151,12 @@
       <w:r>
         <w:t xml:space="preserve">7. OPUS — SAT_FINTXN_COMMISSION</w:t>
       </w:r>
+      <w:r>
+        <w:t xml:space="preserve">  [M1]</w:t>
+      </w:r>
+      <w:r>
+        <w:t xml:space="preserve">  [M1]</w:t>
+      </w:r>
     </w:p>
     <w:tbl>
       <w:tblPr>
@@ -5427,6 +5469,12 @@
       <w:r>
         <w:t xml:space="preserve">8. OPUS — SAT_FINTXN_HEADER</w:t>
       </w:r>
+      <w:r>
+        <w:t xml:space="preserve">  [M1]</w:t>
+      </w:r>
+      <w:r>
+        <w:t xml:space="preserve">  [M1]</w:t>
+      </w:r>
     </w:p>
     <w:tbl>
       <w:tblPr>
@@ -5747,6 +5795,12 @@
       <w:r>
         <w:t xml:space="preserve">9. OPUS — SAT_FINTXN_PREMIUM</w:t>
       </w:r>
+      <w:r>
+        <w:t xml:space="preserve">  [M1]</w:t>
+      </w:r>
+      <w:r>
+        <w:t xml:space="preserve">  [M1]</w:t>
+      </w:r>
     </w:p>
     <w:tbl>
       <w:tblPr>
@@ -6067,6 +6121,12 @@
       <w:r>
         <w:t xml:space="preserve">10. OPUS — SAT_FINTXN_TAX</w:t>
       </w:r>
+      <w:r>
+        <w:t xml:space="preserve">  [M1]</w:t>
+      </w:r>
+      <w:r>
+        <w:t xml:space="preserve">  [M1]</w:t>
+      </w:r>
     </w:p>
     <w:tbl>
       <w:tblPr>
@@ -6379,6 +6439,12 @@
       <w:r>
         <w:t xml:space="preserve">11. OPUS — SAT_FIN_CHARGE_RATE</w:t>
       </w:r>
+      <w:r>
+        <w:t xml:space="preserve">  [M1]</w:t>
+      </w:r>
+      <w:r>
+        <w:t xml:space="preserve">  [M1]</w:t>
+      </w:r>
     </w:p>
     <w:tbl>
       <w:tblPr>
@@ -6691,6 +6757,12 @@
       <w:r>
         <w:t xml:space="preserve">12. OPUS — SAT_FIN_RECEIPT</w:t>
       </w:r>
+      <w:r>
+        <w:t xml:space="preserve">  [M1]</w:t>
+      </w:r>
+      <w:r>
+        <w:t xml:space="preserve">  [M1]</w:t>
+      </w:r>
     </w:p>
     <w:tbl>
       <w:tblPr>
@@ -7011,6 +7083,12 @@
       <w:r>
         <w:t xml:space="preserve">13. OPUS — SAT_LNK_ROLE_NOMINEE_BENEFICIARY</w:t>
       </w:r>
+      <w:r>
+        <w:t xml:space="preserve">  [M1]</w:t>
+      </w:r>
+      <w:r>
+        <w:t xml:space="preserve">  [M1]</w:t>
+      </w:r>
     </w:p>
     <w:tbl>
       <w:tblPr>
@@ -7331,6 +7409,12 @@
       <w:r>
         <w:t xml:space="preserve">14. OPUS — SAT_ORG_UNIT_DEFINITION</w:t>
       </w:r>
+      <w:r>
+        <w:t xml:space="preserve">  [M1]</w:t>
+      </w:r>
+      <w:r>
+        <w:t xml:space="preserve">  [M1]</w:t>
+      </w:r>
     </w:p>
     <w:tbl>
       <w:tblPr>
@@ -7651,6 +7735,12 @@
       <w:r>
         <w:t xml:space="preserve">15. OPUS — SAT_PARTY_EMPLOYMENT</w:t>
       </w:r>
+      <w:r>
+        <w:t xml:space="preserve">  [M1]</w:t>
+      </w:r>
+      <w:r>
+        <w:t xml:space="preserve">  [M1]</w:t>
+      </w:r>
     </w:p>
     <w:tbl>
       <w:tblPr>
@@ -7971,6 +8061,12 @@
       <w:r>
         <w:t xml:space="preserve">16. OPUS — SAT_PARTY_HEALTH_PROFILE</w:t>
       </w:r>
+      <w:r>
+        <w:t xml:space="preserve">  [M1]</w:t>
+      </w:r>
+      <w:r>
+        <w:t xml:space="preserve">  [M1]</w:t>
+      </w:r>
     </w:p>
     <w:tbl>
       <w:tblPr>
@@ -8291,6 +8387,12 @@
       <w:r>
         <w:t xml:space="preserve">17. OPUS — SAT_PARTY_IDENTIFICATION</w:t>
       </w:r>
+      <w:r>
+        <w:t xml:space="preserve">  [M2]</w:t>
+      </w:r>
+      <w:r>
+        <w:t xml:space="preserve">  [M2]</w:t>
+      </w:r>
     </w:p>
     <w:tbl>
       <w:tblPr>
@@ -8603,6 +8705,12 @@
       <w:r>
         <w:t xml:space="preserve">18. OPUS — SAT_PARTY_IDENTITY</w:t>
       </w:r>
+      <w:r>
+        <w:t xml:space="preserve">  [M2]</w:t>
+      </w:r>
+      <w:r>
+        <w:t xml:space="preserve">  [M2]</w:t>
+      </w:r>
     </w:p>
     <w:tbl>
       <w:tblPr>
@@ -8923,6 +9031,12 @@
       <w:r>
         <w:t xml:space="preserve">19. OPUS — SAT_PARTY_INDIVIDUAL_DEMOGRAPHICS</w:t>
       </w:r>
+      <w:r>
+        <w:t xml:space="preserve">  [M2]</w:t>
+      </w:r>
+      <w:r>
+        <w:t xml:space="preserve">  [M2]</w:t>
+      </w:r>
     </w:p>
     <w:tbl>
       <w:tblPr>
@@ -9243,6 +9357,12 @@
       <w:r>
         <w:t xml:space="preserve">20. OPUS — SAT_POLICY_CLASSIFICATION</w:t>
       </w:r>
+      <w:r>
+        <w:t xml:space="preserve">  [M2]</w:t>
+      </w:r>
+      <w:r>
+        <w:t xml:space="preserve">  [M2]</w:t>
+      </w:r>
     </w:p>
     <w:tbl>
       <w:tblPr>
@@ -9555,6 +9675,12 @@
       <w:r>
         <w:t xml:space="preserve">21. OPUS — SAT_POLICY_HEADER</w:t>
       </w:r>
+      <w:r>
+        <w:t xml:space="preserve">  [M2]</w:t>
+      </w:r>
+      <w:r>
+        <w:t xml:space="preserve">  [M2]</w:t>
+      </w:r>
     </w:p>
     <w:tbl>
       <w:tblPr>
@@ -9875,6 +10001,12 @@
       <w:r>
         <w:t xml:space="preserve">22. OPUS — SAT_POLICY_TERMS</w:t>
       </w:r>
+      <w:r>
+        <w:t xml:space="preserve">  [M2]</w:t>
+      </w:r>
+      <w:r>
+        <w:t xml:space="preserve">  [M2]</w:t>
+      </w:r>
     </w:p>
     <w:tbl>
       <w:tblPr>
@@ -10195,6 +10327,12 @@
       <w:r>
         <w:t xml:space="preserve">23. OPUS — SAT_PRODUCT_DEFINITION</w:t>
       </w:r>
+      <w:r>
+        <w:t xml:space="preserve">  [M2]</w:t>
+      </w:r>
+      <w:r>
+        <w:t xml:space="preserve">  [M2]</w:t>
+      </w:r>
     </w:p>
     <w:tbl>
       <w:tblPr>
@@ -10515,6 +10653,12 @@
       <w:r>
         <w:t xml:space="preserve">24. OPUS — SAT_PRODUCT_RATING_FACTOR</w:t>
       </w:r>
+      <w:r>
+        <w:t xml:space="preserve">  [M2]</w:t>
+      </w:r>
+      <w:r>
+        <w:t xml:space="preserve">  [M2]</w:t>
+      </w:r>
     </w:p>
     <w:tbl>
       <w:tblPr>
@@ -10827,6 +10971,12 @@
       <w:r>
         <w:t xml:space="preserve">25. OPUS — SAT_PRODUCT_RATING_STRUCTURE</w:t>
       </w:r>
+      <w:r>
+        <w:t xml:space="preserve">  [M2]</w:t>
+      </w:r>
+      <w:r>
+        <w:t xml:space="preserve">  [M2]</w:t>
+      </w:r>
     </w:p>
     <w:tbl>
       <w:tblPr>
@@ -11147,6 +11297,12 @@
       <w:r>
         <w:t xml:space="preserve">26. OPUS — SAT_PRODUCT_TERMS</w:t>
       </w:r>
+      <w:r>
+        <w:t xml:space="preserve">  [M2]</w:t>
+      </w:r>
+      <w:r>
+        <w:t xml:space="preserve">  [M2]</w:t>
+      </w:r>
     </w:p>
     <w:tbl>
       <w:tblPr>
@@ -11467,6 +11623,12 @@
       <w:r>
         <w:t xml:space="preserve">27. OPUS — SAT_PROPOSAL_UNDERWRITING</w:t>
       </w:r>
+      <w:r>
+        <w:t xml:space="preserve">  [M2]</w:t>
+      </w:r>
+      <w:r>
+        <w:t xml:space="preserve">  [M2]</w:t>
+      </w:r>
     </w:p>
     <w:tbl>
       <w:tblPr>
@@ -11787,6 +11949,12 @@
       <w:r>
         <w:t xml:space="preserve">28. OPUS — SAT_QUOTE_HEADER</w:t>
       </w:r>
+      <w:r>
+        <w:t xml:space="preserve">  [M2]</w:t>
+      </w:r>
+      <w:r>
+        <w:t xml:space="preserve">  [M2]</w:t>
+      </w:r>
     </w:p>
     <w:tbl>
       <w:tblPr>
@@ -12107,6 +12275,12 @@
       <w:r>
         <w:t xml:space="preserve">29. OPUS — SAT_RISK_MOTOR_DRIVER</w:t>
       </w:r>
+      <w:r>
+        <w:t xml:space="preserve">  [M2]</w:t>
+      </w:r>
+      <w:r>
+        <w:t xml:space="preserve">  [M2]</w:t>
+      </w:r>
     </w:p>
     <w:tbl>
       <w:tblPr>
@@ -12427,6 +12601,12 @@
       <w:r>
         <w:t xml:space="preserve">30. OPUS — SAT_RISK_MOTOR_VEHICLE</w:t>
       </w:r>
+      <w:r>
+        <w:t xml:space="preserve">  [M2]</w:t>
+      </w:r>
+      <w:r>
+        <w:t xml:space="preserve">  [M2]</w:t>
+      </w:r>
     </w:p>
     <w:tbl>
       <w:tblPr>
@@ -12747,6 +12927,12 @@
       <w:r>
         <w:t xml:space="preserve">31. OPUS — SAT_RISK_OBJECT_CORE</w:t>
       </w:r>
+      <w:r>
+        <w:t xml:space="preserve">  [M2]</w:t>
+      </w:r>
+      <w:r>
+        <w:t xml:space="preserve">  [M2]</w:t>
+      </w:r>
     </w:p>
     <w:tbl>
       <w:tblPr>
@@ -13067,6 +13253,12 @@
       <w:r>
         <w:t xml:space="preserve">32. OPUS — SAT_RISK_PERSON_INSURED</w:t>
       </w:r>
+      <w:r>
+        <w:t xml:space="preserve">  [M3]</w:t>
+      </w:r>
+      <w:r>
+        <w:t xml:space="preserve">  [M3]</w:t>
+      </w:r>
     </w:p>
     <w:tbl>
       <w:tblPr>
@@ -13387,6 +13579,12 @@
       <w:r>
         <w:t xml:space="preserve">33. OPUS — SAT_RISK_PERSON_TRAVEL</w:t>
       </w:r>
+      <w:r>
+        <w:t xml:space="preserve">  [M3]</w:t>
+      </w:r>
+      <w:r>
+        <w:t xml:space="preserve">  [M3]</w:t>
+      </w:r>
     </w:p>
     <w:tbl>
       <w:tblPr>
@@ -13707,6 +13905,12 @@
       <w:r>
         <w:t xml:space="preserve">34. OPUS — SAT_AUG_COMMON_COMMUNICATION_PREFERENCE</w:t>
       </w:r>
+      <w:r>
+        <w:t xml:space="preserve">  [M3]</w:t>
+      </w:r>
+      <w:r>
+        <w:t xml:space="preserve">  [M3]</w:t>
+      </w:r>
     </w:p>
     <w:tbl>
       <w:tblPr>
@@ -14027,6 +14231,12 @@
       <w:r>
         <w:t xml:space="preserve">35. OPUS — SAT_AUG_COVERAGE_DEFINITION</w:t>
       </w:r>
+      <w:r>
+        <w:t xml:space="preserve">  [M3]</w:t>
+      </w:r>
+      <w:r>
+        <w:t xml:space="preserve">  [M3]</w:t>
+      </w:r>
     </w:p>
     <w:tbl>
       <w:tblPr>
@@ -14347,6 +14557,12 @@
       <w:r>
         <w:t xml:space="preserve">36. OPUS — SAT_AUG_COVERAGE_LIMITS</w:t>
       </w:r>
+      <w:r>
+        <w:t xml:space="preserve">  [M3]</w:t>
+      </w:r>
+      <w:r>
+        <w:t xml:space="preserve">  [M3]</w:t>
+      </w:r>
     </w:p>
     <w:tbl>
       <w:tblPr>
@@ -14667,6 +14883,12 @@
       <w:r>
         <w:t xml:space="preserve">37. OPUS — SAT_AUG_COVERAGE_RATING</w:t>
       </w:r>
+      <w:r>
+        <w:t xml:space="preserve">  [M3]</w:t>
+      </w:r>
+      <w:r>
+        <w:t xml:space="preserve">  [M3]</w:t>
+      </w:r>
     </w:p>
     <w:tbl>
       <w:tblPr>
@@ -14987,6 +15209,12 @@
       <w:r>
         <w:t xml:space="preserve">38. OPUS — SAT_AUG_FINTXN_PREMIUM</w:t>
       </w:r>
+      <w:r>
+        <w:t xml:space="preserve">  [M3]</w:t>
+      </w:r>
+      <w:r>
+        <w:t xml:space="preserve">  [M3]</w:t>
+      </w:r>
     </w:p>
     <w:tbl>
       <w:tblPr>
@@ -15307,6 +15535,12 @@
       <w:r>
         <w:t xml:space="preserve">39. OPUS — SAT_AUG_LNK_PARTY_ROLE_CORE</w:t>
       </w:r>
+      <w:r>
+        <w:t xml:space="preserve">  [M3]</w:t>
+      </w:r>
+      <w:r>
+        <w:t xml:space="preserve">  [M3]</w:t>
+      </w:r>
     </w:p>
     <w:tbl>
       <w:tblPr>
@@ -15627,6 +15861,12 @@
       <w:r>
         <w:t xml:space="preserve">40. OPUS — SAT_AUG_LNK_ROLE_CUSTOMER</w:t>
       </w:r>
+      <w:r>
+        <w:t xml:space="preserve">  [M3]</w:t>
+      </w:r>
+      <w:r>
+        <w:t xml:space="preserve">  [M3]</w:t>
+      </w:r>
     </w:p>
     <w:tbl>
       <w:tblPr>
@@ -15947,6 +16187,12 @@
       <w:r>
         <w:t xml:space="preserve">41. OPUS — SAT_AUG_PARTY_BANKING</w:t>
       </w:r>
+      <w:r>
+        <w:t xml:space="preserve">  [M3]</w:t>
+      </w:r>
+      <w:r>
+        <w:t xml:space="preserve">  [M3]</w:t>
+      </w:r>
     </w:p>
     <w:tbl>
       <w:tblPr>
@@ -16267,6 +16513,12 @@
       <w:r>
         <w:t xml:space="preserve">42. OPUS — SAT_AUG_PARTY_EMPLOYMENT</w:t>
       </w:r>
+      <w:r>
+        <w:t xml:space="preserve">  [M3]</w:t>
+      </w:r>
+      <w:r>
+        <w:t xml:space="preserve">  [M3]</w:t>
+      </w:r>
     </w:p>
     <w:tbl>
       <w:tblPr>
@@ -16587,6 +16839,12 @@
       <w:r>
         <w:t xml:space="preserve">43. OPUS — SAT_AUG_PRODUCT_TERMS</w:t>
       </w:r>
+      <w:r>
+        <w:t xml:space="preserve">  [M3]</w:t>
+      </w:r>
+      <w:r>
+        <w:t xml:space="preserve">  [M3]</w:t>
+      </w:r>
     </w:p>
     <w:tbl>
       <w:tblPr>
@@ -16907,6 +17165,12 @@
       <w:r>
         <w:t xml:space="preserve">44. OPUS — SAT_AUG_RISK_PERSON_INSURED</w:t>
       </w:r>
+      <w:r>
+        <w:t xml:space="preserve">  [M3]</w:t>
+      </w:r>
+      <w:r>
+        <w:t xml:space="preserve">  [M3]</w:t>
+      </w:r>
     </w:p>
     <w:tbl>
       <w:tblPr>
@@ -17227,6 +17491,12 @@
       <w:r>
         <w:t xml:space="preserve">45. OPUS — SAT_AUG_RISK_PERSON_TRAVEL</w:t>
       </w:r>
+      <w:r>
+        <w:t xml:space="preserve">  [M3]</w:t>
+      </w:r>
+      <w:r>
+        <w:t xml:space="preserve">  [M3]</w:t>
+      </w:r>
     </w:p>
     <w:tbl>
       <w:tblPr>
@@ -17546,6 +17816,12 @@
       </w:pPr>
       <w:r>
         <w:t xml:space="preserve">46. OPUS — CDC result (all satellites)</w:t>
+      </w:r>
+      <w:r>
+        <w:t xml:space="preserve">  [M3]</w:t>
+      </w:r>
+      <w:r>
+        <w:t xml:space="preserve">  [M3]</w:t>
       </w:r>
     </w:p>
     <w:tbl>
